--- a/dist/BO_NOP_HOAN_CHINH_2026-06/2_chuyen_de/CD1_CTU.docx
+++ b/dist/BO_NOP_HOAN_CHINH_2026-06/2_chuyen_de/CD1_CTU.docx
@@ -23282,7 +23282,7 @@
     <w:bookmarkEnd w:id="112"/>
     <w:sectPr>
       <w:pgSz w:h="16838" w:w="11906"/>
-      <w:pgMar w:bottom="1417" w:left="1417" w:right="1417" w:top="1417"/>
+      <w:pgMar w:bottom="1134" w:left="1701" w:right="1134" w:top="1134"/>
     </w:sectPr>
   </w:body>
 </w:document>
@@ -23956,13 +23956,13 @@
     <w:name w:val="Normal"/>
     <w:qFormat/>
     <w:pPr>
-      <w:spacing w:line="276" w:lineRule="auto"/>
+      <w:spacing w:line="288" w:lineRule="auto"/>
       <w:jc w:val="both"/>
     </w:pPr>
     <w:rPr>
       <w:rFonts w:ascii="Times New Roman" w:eastAsia="Times New Roman" w:hAnsi="Times New Roman"/>
       <w:color w:val="000000"/>
-      <w:sz w:val="24"/>
+      <w:sz w:val="26"/>
     </w:rPr>
   </w:style>
   <w:style w:styleId="BodyText" w:type="paragraph">
@@ -23970,14 +23970,14 @@
     <w:basedOn w:val="Normal"/>
     <w:link w:val="BodyTextChar"/>
     <w:pPr>
-      <w:spacing w:after="180" w:before="180" w:line="276" w:lineRule="auto"/>
+      <w:spacing w:after="180" w:before="180" w:line="288" w:lineRule="auto"/>
       <w:jc w:val="both"/>
     </w:pPr>
     <w:qFormat/>
     <w:rPr>
       <w:rFonts w:ascii="Times New Roman" w:eastAsia="Times New Roman" w:hAnsi="Times New Roman"/>
       <w:color w:val="000000"/>
-      <w:sz w:val="24"/>
+      <w:sz w:val="26"/>
     </w:rPr>
   </w:style>
   <w:style w:customStyle="1" w:styleId="FirstParagraph" w:type="paragraph">
@@ -23986,13 +23986,13 @@
     <w:next w:val="BodyText"/>
     <w:qFormat/>
     <w:pPr>
-      <w:spacing w:line="276" w:lineRule="auto"/>
+      <w:spacing w:line="288" w:lineRule="auto"/>
       <w:jc w:val="both"/>
     </w:pPr>
     <w:rPr>
       <w:rFonts w:ascii="Times New Roman" w:eastAsia="Times New Roman" w:hAnsi="Times New Roman"/>
       <w:color w:val="000000"/>
-      <w:sz w:val="24"/>
+      <w:sz w:val="26"/>
     </w:rPr>
   </w:style>
   <w:style w:customStyle="1" w:styleId="Compact" w:type="paragraph">
@@ -24000,13 +24000,13 @@
     <w:basedOn w:val="BodyText"/>
     <w:qFormat/>
     <w:pPr>
-      <w:spacing w:after="36" w:before="36" w:line="276" w:lineRule="auto"/>
+      <w:spacing w:after="36" w:before="36" w:line="288" w:lineRule="auto"/>
       <w:jc w:val="both"/>
     </w:pPr>
     <w:rPr>
       <w:rFonts w:ascii="Times New Roman" w:eastAsia="Times New Roman" w:hAnsi="Times New Roman"/>
       <w:color w:val="000000"/>
-      <w:sz w:val="24"/>
+      <w:sz w:val="26"/>
     </w:rPr>
   </w:style>
   <w:style w:styleId="Title" w:type="paragraph">
@@ -24017,7 +24017,7 @@
     <w:pPr>
       <w:keepNext/>
       <w:keepLines/>
-      <w:spacing w:after="240" w:before="480" w:line="276" w:lineRule="auto"/>
+      <w:spacing w:after="240" w:before="480" w:line="288" w:lineRule="auto"/>
       <w:jc w:val="both"/>
     </w:pPr>
     <w:rPr>
@@ -24025,7 +24025,7 @@
       <w:b/>
       <w:bCs/>
       <w:color w:val="000000"/>
-      <w:sz w:val="24"/>
+      <w:sz w:val="26"/>
       <w:szCs w:val="36"/>
     </w:rPr>
   </w:style>
@@ -24037,13 +24037,13 @@
     <w:pPr>
       <w:keepNext/>
       <w:keepLines/>
-      <w:spacing w:after="240" w:before="240" w:line="276" w:lineRule="auto"/>
+      <w:spacing w:after="240" w:before="240" w:line="288" w:lineRule="auto"/>
       <w:jc w:val="both"/>
     </w:pPr>
     <w:rPr>
       <w:rFonts w:ascii="Times New Roman" w:eastAsia="Times New Roman" w:hAnsi="Times New Roman"/>
       <w:color w:val="000000"/>
-      <w:sz w:val="24"/>
+      <w:sz w:val="26"/>
       <w:szCs w:val="30"/>
     </w:rPr>
   </w:style>
@@ -24054,13 +24054,13 @@
     <w:pPr>
       <w:keepNext/>
       <w:keepLines/>
-      <w:spacing w:line="276" w:lineRule="auto"/>
+      <w:spacing w:line="288" w:lineRule="auto"/>
       <w:jc w:val="both"/>
     </w:pPr>
     <w:rPr>
       <w:rFonts w:ascii="Times New Roman" w:eastAsia="Times New Roman" w:hAnsi="Times New Roman"/>
       <w:color w:val="000000"/>
-      <w:sz w:val="24"/>
+      <w:sz w:val="26"/>
     </w:rPr>
   </w:style>
   <w:style w:styleId="Date" w:type="paragraph">
@@ -24070,13 +24070,13 @@
     <w:pPr>
       <w:keepNext/>
       <w:keepLines/>
-      <w:spacing w:line="276" w:lineRule="auto"/>
+      <w:spacing w:line="288" w:lineRule="auto"/>
       <w:jc w:val="both"/>
     </w:pPr>
     <w:rPr>
       <w:rFonts w:ascii="Times New Roman" w:eastAsia="Times New Roman" w:hAnsi="Times New Roman"/>
       <w:color w:val="000000"/>
-      <w:sz w:val="24"/>
+      <w:sz w:val="26"/>
     </w:rPr>
   </w:style>
   <w:style w:customStyle="1" w:styleId="AbstractTitle" w:type="paragraph">
@@ -24088,11 +24088,11 @@
       <w:keepNext/>
       <w:keepLines/>
       <w:jc w:val="both"/>
-      <w:spacing w:after="0" w:before="300" w:line="276" w:lineRule="auto"/>
+      <w:spacing w:after="0" w:before="300" w:line="288" w:lineRule="auto"/>
     </w:pPr>
     <w:rPr>
       <w:color w:val="000000"/>
-      <w:sz w:val="24"/>
+      <w:sz w:val="26"/>
       <w:szCs w:val="20"/>
       <w:rFonts w:ascii="Times New Roman" w:eastAsia="Times New Roman" w:hAnsi="Times New Roman"/>
       <w:b/>
@@ -24106,13 +24106,13 @@
     <w:pPr>
       <w:keepNext/>
       <w:keepLines/>
-      <w:spacing w:after="300" w:before="100" w:line="276" w:lineRule="auto"/>
+      <w:spacing w:after="300" w:before="100" w:line="288" w:lineRule="auto"/>
       <w:jc w:val="both"/>
     </w:pPr>
     <w:rPr>
       <w:rFonts w:ascii="Times New Roman" w:eastAsia="Times New Roman" w:hAnsi="Times New Roman"/>
       <w:color w:val="000000"/>
-      <w:sz w:val="24"/>
+      <w:sz w:val="26"/>
       <w:szCs w:val="20"/>
     </w:rPr>
   </w:style>
@@ -24122,13 +24122,13 @@
     <w:next w:val="Bibliography"/>
     <w:qFormat/>
     <w:pPr>
-      <w:spacing w:line="276" w:lineRule="auto"/>
+      <w:spacing w:line="288" w:lineRule="auto"/>
       <w:jc w:val="both"/>
     </w:pPr>
     <w:rPr>
       <w:rFonts w:ascii="Times New Roman" w:eastAsia="Times New Roman" w:hAnsi="Times New Roman"/>
       <w:color w:val="000000"/>
-      <w:sz w:val="24"/>
+      <w:sz w:val="26"/>
     </w:rPr>
   </w:style>
   <w:style w:styleId="Heading1" w:type="paragraph">
@@ -24140,7 +24140,7 @@
     <w:pPr>
       <w:keepNext/>
       <w:keepLines/>
-      <w:spacing w:after="0" w:before="480" w:line="276" w:lineRule="auto"/>
+      <w:spacing w:after="0" w:before="480" w:line="288" w:lineRule="auto"/>
       <w:jc w:val="both"/>
       <w:outlineLvl w:val="0"/>
     </w:pPr>
@@ -24149,7 +24149,7 @@
       <w:b/>
       <w:bCs/>
       <w:color w:val="000000"/>
-      <w:sz w:val="24"/>
+      <w:sz w:val="26"/>
       <w:szCs w:val="32"/>
     </w:rPr>
   </w:style>
@@ -24163,7 +24163,7 @@
     <w:pPr>
       <w:keepNext/>
       <w:keepLines/>
-      <w:spacing w:after="0" w:before="200" w:line="276" w:lineRule="auto"/>
+      <w:spacing w:after="0" w:before="200" w:line="288" w:lineRule="auto"/>
       <w:jc w:val="both"/>
       <w:outlineLvl w:val="1"/>
     </w:pPr>
@@ -24172,7 +24172,7 @@
       <w:b/>
       <w:bCs/>
       <w:color w:val="000000"/>
-      <w:sz w:val="24"/>
+      <w:sz w:val="26"/>
       <w:szCs w:val="28"/>
     </w:rPr>
   </w:style>
@@ -24186,7 +24186,7 @@
     <w:pPr>
       <w:keepNext/>
       <w:keepLines/>
-      <w:spacing w:after="0" w:before="200" w:line="276" w:lineRule="auto"/>
+      <w:spacing w:after="0" w:before="200" w:line="288" w:lineRule="auto"/>
       <w:jc w:val="both"/>
       <w:outlineLvl w:val="2"/>
     </w:pPr>
@@ -24195,7 +24195,7 @@
       <w:b/>
       <w:bCs/>
       <w:color w:val="000000"/>
-      <w:sz w:val="24"/>
+      <w:sz w:val="26"/>
       <w:szCs w:val="24"/>
     </w:rPr>
   </w:style>
@@ -24209,7 +24209,7 @@
     <w:pPr>
       <w:keepNext/>
       <w:keepLines/>
-      <w:spacing w:after="0" w:before="200" w:line="276" w:lineRule="auto"/>
+      <w:spacing w:after="0" w:before="200" w:line="288" w:lineRule="auto"/>
       <w:jc w:val="both"/>
       <w:outlineLvl w:val="3"/>
     </w:pPr>
@@ -24218,7 +24218,7 @@
       <w:i/>
       <w:bCs/>
       <w:color w:val="000000"/>
-      <w:sz w:val="24"/>
+      <w:sz w:val="26"/>
       <w:szCs w:val="24"/>
     </w:rPr>
   </w:style>
@@ -24232,7 +24232,7 @@
     <w:pPr>
       <w:keepNext/>
       <w:keepLines/>
-      <w:spacing w:after="0" w:before="200" w:line="276" w:lineRule="auto"/>
+      <w:spacing w:after="0" w:before="200" w:line="288" w:lineRule="auto"/>
       <w:jc w:val="both"/>
       <w:outlineLvl w:val="4"/>
     </w:pPr>
@@ -24240,7 +24240,7 @@
       <w:rFonts w:ascii="Times New Roman" w:asciiTheme="majorHAnsi" w:cstheme="majorBidi" w:eastAsia="Times New Roman" w:eastAsiaTheme="majorEastAsia" w:hAnsi="Times New Roman" w:hAnsiTheme="majorHAnsi"/>
       <w:iCs/>
       <w:color w:val="000000"/>
-      <w:sz w:val="24"/>
+      <w:sz w:val="26"/>
       <w:szCs w:val="24"/>
     </w:rPr>
   </w:style>
@@ -24254,14 +24254,14 @@
     <w:pPr>
       <w:keepNext/>
       <w:keepLines/>
-      <w:spacing w:after="0" w:before="200" w:line="276" w:lineRule="auto"/>
+      <w:spacing w:after="0" w:before="200" w:line="288" w:lineRule="auto"/>
       <w:jc w:val="both"/>
       <w:outlineLvl w:val="5"/>
     </w:pPr>
     <w:rPr>
       <w:rFonts w:ascii="Times New Roman" w:asciiTheme="majorHAnsi" w:cstheme="majorBidi" w:eastAsia="Times New Roman" w:eastAsiaTheme="majorEastAsia" w:hAnsi="Times New Roman" w:hAnsiTheme="majorHAnsi"/>
       <w:color w:val="000000"/>
-      <w:sz w:val="24"/>
+      <w:sz w:val="26"/>
       <w:szCs w:val="24"/>
     </w:rPr>
   </w:style>
@@ -24275,14 +24275,14 @@
     <w:pPr>
       <w:keepNext/>
       <w:keepLines/>
-      <w:spacing w:after="0" w:before="200" w:line="276" w:lineRule="auto"/>
+      <w:spacing w:after="0" w:before="200" w:line="288" w:lineRule="auto"/>
       <w:jc w:val="both"/>
       <w:outlineLvl w:val="6"/>
     </w:pPr>
     <w:rPr>
       <w:rFonts w:ascii="Times New Roman" w:asciiTheme="majorHAnsi" w:cstheme="majorBidi" w:eastAsia="Times New Roman" w:eastAsiaTheme="majorEastAsia" w:hAnsi="Times New Roman" w:hAnsiTheme="majorHAnsi"/>
       <w:color w:val="000000"/>
-      <w:sz w:val="24"/>
+      <w:sz w:val="26"/>
       <w:szCs w:val="24"/>
     </w:rPr>
   </w:style>
@@ -24296,14 +24296,14 @@
     <w:pPr>
       <w:keepNext/>
       <w:keepLines/>
-      <w:spacing w:after="0" w:before="200" w:line="276" w:lineRule="auto"/>
+      <w:spacing w:after="0" w:before="200" w:line="288" w:lineRule="auto"/>
       <w:jc w:val="both"/>
       <w:outlineLvl w:val="7"/>
     </w:pPr>
     <w:rPr>
       <w:rFonts w:ascii="Times New Roman" w:asciiTheme="majorHAnsi" w:cstheme="majorBidi" w:eastAsia="Times New Roman" w:eastAsiaTheme="majorEastAsia" w:hAnsi="Times New Roman" w:hAnsiTheme="majorHAnsi"/>
       <w:color w:val="000000"/>
-      <w:sz w:val="24"/>
+      <w:sz w:val="26"/>
       <w:szCs w:val="24"/>
     </w:rPr>
   </w:style>
@@ -24317,14 +24317,14 @@
     <w:pPr>
       <w:keepNext/>
       <w:keepLines/>
-      <w:spacing w:after="0" w:before="200" w:line="276" w:lineRule="auto"/>
+      <w:spacing w:after="0" w:before="200" w:line="288" w:lineRule="auto"/>
       <w:jc w:val="both"/>
       <w:outlineLvl w:val="8"/>
     </w:pPr>
     <w:rPr>
       <w:rFonts w:ascii="Times New Roman" w:asciiTheme="majorHAnsi" w:cstheme="majorBidi" w:eastAsia="Times New Roman" w:eastAsiaTheme="majorEastAsia" w:hAnsi="Times New Roman" w:hAnsiTheme="majorHAnsi"/>
       <w:color w:val="000000"/>
-      <w:sz w:val="24"/>
+      <w:sz w:val="26"/>
       <w:szCs w:val="24"/>
     </w:rPr>
   </w:style>
@@ -24336,14 +24336,14 @@
     <w:unhideWhenUsed/>
     <w:qFormat/>
     <w:pPr>
-      <w:spacing w:after="100" w:before="100" w:line="276" w:lineRule="auto"/>
+      <w:spacing w:after="100" w:before="100" w:line="288" w:lineRule="auto"/>
       <w:ind w:firstLine="0" w:left="480" w:right="480"/>
       <w:jc w:val="both"/>
     </w:pPr>
     <w:rPr>
       <w:rFonts w:ascii="Times New Roman" w:eastAsia="Times New Roman" w:hAnsi="Times New Roman"/>
       <w:color w:val="000000"/>
-      <w:sz w:val="24"/>
+      <w:sz w:val="26"/>
     </w:rPr>
   </w:style>
   <w:style w:styleId="FootnoteText" w:type="paragraph">
@@ -24354,13 +24354,13 @@
     <w:unhideWhenUsed/>
     <w:qFormat/>
     <w:pPr>
-      <w:spacing w:line="276" w:lineRule="auto"/>
+      <w:spacing w:line="288" w:lineRule="auto"/>
       <w:jc w:val="both"/>
     </w:pPr>
     <w:rPr>
       <w:rFonts w:ascii="Times New Roman" w:eastAsia="Times New Roman" w:hAnsi="Times New Roman"/>
       <w:color w:val="000000"/>
-      <w:sz w:val="24"/>
+      <w:sz w:val="26"/>
     </w:rPr>
   </w:style>
   <w:style w:default="1" w:styleId="DefaultParagraphFont" w:type="character">
@@ -24370,7 +24370,7 @@
     <w:rPr>
       <w:rFonts w:ascii="Times New Roman" w:eastAsia="Times New Roman" w:hAnsi="Times New Roman"/>
       <w:color w:val="000000"/>
-      <w:sz w:val="24"/>
+      <w:sz w:val="26"/>
     </w:rPr>
   </w:style>
   <w:style w:default="1" w:styleId="Table" w:type="table">
@@ -24380,13 +24380,13 @@
     <w:unhideWhenUsed/>
     <w:qFormat/>
     <w:pPr>
-      <w:spacing w:line="276" w:lineRule="auto"/>
+      <w:spacing w:line="288" w:lineRule="auto"/>
       <w:jc w:val="both"/>
     </w:pPr>
     <w:rPr>
       <w:rFonts w:ascii="Times New Roman" w:eastAsia="Times New Roman" w:hAnsi="Times New Roman"/>
       <w:color w:val="000000"/>
-      <w:sz w:val="24"/>
+      <w:sz w:val="26"/>
     </w:rPr>
     <w:tblPr>
       <w:tblInd w:type="dxa" w:w="0"/>
@@ -24420,27 +24420,27 @@
     <w:pPr>
       <w:keepNext/>
       <w:keepLines/>
-      <w:spacing w:after="0" w:line="276" w:lineRule="auto"/>
+      <w:spacing w:after="0" w:line="288" w:lineRule="auto"/>
       <w:jc w:val="both"/>
     </w:pPr>
     <w:rPr>
       <w:rFonts w:ascii="Times New Roman" w:eastAsia="Times New Roman" w:hAnsi="Times New Roman"/>
       <w:b/>
       <w:color w:val="000000"/>
-      <w:sz w:val="24"/>
+      <w:sz w:val="26"/>
     </w:rPr>
   </w:style>
   <w:style w:customStyle="1" w:styleId="Definition" w:type="paragraph">
     <w:name w:val="Definition"/>
     <w:basedOn w:val="Normal"/>
     <w:pPr>
-      <w:spacing w:line="276" w:lineRule="auto"/>
+      <w:spacing w:line="288" w:lineRule="auto"/>
       <w:jc w:val="both"/>
     </w:pPr>
     <w:rPr>
       <w:rFonts w:ascii="Times New Roman" w:eastAsia="Times New Roman" w:hAnsi="Times New Roman"/>
       <w:color w:val="000000"/>
-      <w:sz w:val="24"/>
+      <w:sz w:val="26"/>
     </w:rPr>
   </w:style>
   <w:style w:styleId="Caption" w:type="paragraph">
@@ -24448,14 +24448,14 @@
     <w:basedOn w:val="Normal"/>
     <w:link w:val="BodyTextChar"/>
     <w:pPr>
-      <w:spacing w:after="120" w:before="0" w:line="276" w:lineRule="auto"/>
+      <w:spacing w:after="120" w:before="0" w:line="288" w:lineRule="auto"/>
       <w:jc w:val="both"/>
     </w:pPr>
     <w:rPr>
       <w:rFonts w:ascii="Times New Roman" w:eastAsia="Times New Roman" w:hAnsi="Times New Roman"/>
       <w:i/>
       <w:color w:val="000000"/>
-      <w:sz w:val="24"/>
+      <w:sz w:val="26"/>
     </w:rPr>
   </w:style>
   <w:style w:customStyle="1" w:styleId="TableCaption" w:type="paragraph">
@@ -24463,39 +24463,39 @@
     <w:basedOn w:val="Caption"/>
     <w:pPr>
       <w:keepNext/>
-      <w:spacing w:line="276" w:lineRule="auto"/>
+      <w:spacing w:line="288" w:lineRule="auto"/>
       <w:jc w:val="both"/>
     </w:pPr>
     <w:rPr>
       <w:rFonts w:ascii="Times New Roman" w:eastAsia="Times New Roman" w:hAnsi="Times New Roman"/>
       <w:color w:val="000000"/>
-      <w:sz w:val="24"/>
+      <w:sz w:val="26"/>
     </w:rPr>
   </w:style>
   <w:style w:customStyle="1" w:styleId="ImageCaption" w:type="paragraph">
     <w:name w:val="Image Caption"/>
     <w:basedOn w:val="Caption"/>
     <w:pPr>
-      <w:spacing w:line="276" w:lineRule="auto"/>
+      <w:spacing w:line="288" w:lineRule="auto"/>
       <w:jc w:val="both"/>
     </w:pPr>
     <w:rPr>
       <w:rFonts w:ascii="Times New Roman" w:eastAsia="Times New Roman" w:hAnsi="Times New Roman"/>
       <w:color w:val="000000"/>
-      <w:sz w:val="24"/>
+      <w:sz w:val="26"/>
     </w:rPr>
   </w:style>
   <w:style w:customStyle="1" w:styleId="Figure" w:type="paragraph">
     <w:name w:val="Figure"/>
     <w:basedOn w:val="Normal"/>
     <w:pPr>
-      <w:spacing w:line="276" w:lineRule="auto"/>
+      <w:spacing w:line="288" w:lineRule="auto"/>
       <w:jc w:val="both"/>
     </w:pPr>
     <w:rPr>
       <w:rFonts w:ascii="Times New Roman" w:eastAsia="Times New Roman" w:hAnsi="Times New Roman"/>
       <w:color w:val="000000"/>
-      <w:sz w:val="24"/>
+      <w:sz w:val="26"/>
     </w:rPr>
   </w:style>
   <w:style w:customStyle="1" w:styleId="CaptionedFigure" w:type="paragraph">
@@ -24503,13 +24503,13 @@
     <w:basedOn w:val="Figure"/>
     <w:pPr>
       <w:keepNext/>
-      <w:spacing w:line="276" w:lineRule="auto"/>
+      <w:spacing w:line="288" w:lineRule="auto"/>
       <w:jc w:val="both"/>
     </w:pPr>
     <w:rPr>
       <w:rFonts w:ascii="Times New Roman" w:eastAsia="Times New Roman" w:hAnsi="Times New Roman"/>
       <w:color w:val="000000"/>
-      <w:sz w:val="24"/>
+      <w:sz w:val="26"/>
     </w:rPr>
   </w:style>
   <w:style w:customStyle="1" w:styleId="BodyTextChar" w:type="character">
@@ -24519,7 +24519,7 @@
     <w:rPr>
       <w:rFonts w:ascii="Times New Roman" w:eastAsia="Times New Roman" w:hAnsi="Times New Roman"/>
       <w:color w:val="000000"/>
-      <w:sz w:val="24"/>
+      <w:sz w:val="26"/>
     </w:rPr>
   </w:style>
   <w:style w:customStyle="1" w:styleId="VerbatimChar" w:type="character">
@@ -24528,7 +24528,7 @@
     <w:rPr>
       <w:rFonts w:ascii="Times New Roman" w:eastAsia="Times New Roman" w:hAnsi="Times New Roman"/>
       <w:color w:val="000000"/>
-      <w:sz w:val="24"/>
+      <w:sz w:val="26"/>
     </w:rPr>
   </w:style>
   <w:style w:customStyle="1" w:styleId="SectionNumber" w:type="character">
@@ -24537,7 +24537,7 @@
     <w:rPr>
       <w:rFonts w:ascii="Times New Roman" w:eastAsia="Times New Roman" w:hAnsi="Times New Roman"/>
       <w:color w:val="000000"/>
-      <w:sz w:val="24"/>
+      <w:sz w:val="26"/>
     </w:rPr>
   </w:style>
   <w:style w:styleId="FootnoteReference" w:type="character">
@@ -24546,7 +24546,7 @@
     <w:rPr>
       <w:rFonts w:ascii="Times New Roman" w:eastAsia="Times New Roman" w:hAnsi="Times New Roman"/>
       <w:color w:val="000000"/>
-      <w:sz w:val="24"/>
+      <w:sz w:val="26"/>
       <w:vertAlign w:val="superscript"/>
     </w:rPr>
   </w:style>
@@ -24556,7 +24556,7 @@
     <w:rPr>
       <w:rFonts w:ascii="Times New Roman" w:eastAsia="Times New Roman" w:hAnsi="Times New Roman"/>
       <w:color w:val="000000"/>
-      <w:sz w:val="24"/>
+      <w:sz w:val="26"/>
     </w:rPr>
   </w:style>
   <w:style w:styleId="TOCHeading" w:type="paragraph">
@@ -24567,7 +24567,7 @@
     <w:unhideWhenUsed/>
     <w:qFormat/>
     <w:pPr>
-      <w:spacing w:before="240" w:line="276" w:lineRule="auto"/>
+      <w:spacing w:before="240" w:line="288" w:lineRule="auto"/>
       <w:jc w:val="both"/>
       <w:outlineLvl w:val="9"/>
     </w:pPr>
@@ -24576,242 +24576,317 @@
       <w:b w:val="0"/>
       <w:bCs w:val="0"/>
       <w:color w:val="000000"/>
-      <w:sz w:val="24"/>
+      <w:sz w:val="26"/>
     </w:rPr>
   </w:style>
-  <w:style w:type="paragraph" w:customStyle="1" w:styleId="SourceCode">
+  <w:style w:customStyle="1" w:styleId="SourceCode" w:type="paragraph">
     <w:name w:val="Source Code"/>
     <w:basedOn w:val="Normal"/>
     <w:link w:val="VerbatimChar"/>
     <w:pPr>
       <w:wordWrap w:val="off"/>
+      <w:spacing w:line="288" w:lineRule="auto"/>
+      <w:jc w:val="both"/>
     </w:pPr>
+    <w:rPr>
+      <w:rFonts w:ascii="Times New Roman" w:eastAsia="Times New Roman" w:hAnsi="Times New Roman"/>
+      <w:color w:val="000000"/>
+      <w:sz w:val="26"/>
+    </w:rPr>
   </w:style>
-  <w:style w:type="character" w:customStyle="1" w:styleId="KeywordTok">
+  <w:style w:customStyle="1" w:styleId="KeywordTok" w:type="character">
     <w:name w:val="KeywordTok"/>
     <w:basedOn w:val="VerbatimChar"/>
     <w:rPr>
-      <w:color w:val="007020"/>
+      <w:rFonts w:ascii="Times New Roman" w:eastAsia="Times New Roman" w:hAnsi="Times New Roman"/>
       <w:b/>
+      <w:color w:val="000000"/>
+      <w:sz w:val="26"/>
     </w:rPr>
   </w:style>
-  <w:style w:type="character" w:customStyle="1" w:styleId="DataTypeTok">
+  <w:style w:customStyle="1" w:styleId="DataTypeTok" w:type="character">
     <w:name w:val="DataTypeTok"/>
     <w:basedOn w:val="VerbatimChar"/>
     <w:rPr>
-      <w:color w:val="902000"/>
+      <w:rFonts w:ascii="Times New Roman" w:eastAsia="Times New Roman" w:hAnsi="Times New Roman"/>
+      <w:color w:val="000000"/>
+      <w:sz w:val="26"/>
     </w:rPr>
   </w:style>
-  <w:style w:type="character" w:customStyle="1" w:styleId="DecValTok">
+  <w:style w:customStyle="1" w:styleId="DecValTok" w:type="character">
     <w:name w:val="DecValTok"/>
     <w:basedOn w:val="VerbatimChar"/>
     <w:rPr>
-      <w:color w:val="40a070"/>
+      <w:rFonts w:ascii="Times New Roman" w:eastAsia="Times New Roman" w:hAnsi="Times New Roman"/>
+      <w:color w:val="000000"/>
+      <w:sz w:val="26"/>
     </w:rPr>
   </w:style>
-  <w:style w:type="character" w:customStyle="1" w:styleId="BaseNTok">
+  <w:style w:customStyle="1" w:styleId="BaseNTok" w:type="character">
     <w:name w:val="BaseNTok"/>
     <w:basedOn w:val="VerbatimChar"/>
     <w:rPr>
-      <w:color w:val="40a070"/>
+      <w:rFonts w:ascii="Times New Roman" w:eastAsia="Times New Roman" w:hAnsi="Times New Roman"/>
+      <w:color w:val="000000"/>
+      <w:sz w:val="26"/>
     </w:rPr>
   </w:style>
-  <w:style w:type="character" w:customStyle="1" w:styleId="FloatTok">
+  <w:style w:customStyle="1" w:styleId="FloatTok" w:type="character">
     <w:name w:val="FloatTok"/>
     <w:basedOn w:val="VerbatimChar"/>
     <w:rPr>
-      <w:color w:val="40a070"/>
+      <w:rFonts w:ascii="Times New Roman" w:eastAsia="Times New Roman" w:hAnsi="Times New Roman"/>
+      <w:color w:val="000000"/>
+      <w:sz w:val="26"/>
     </w:rPr>
   </w:style>
-  <w:style w:type="character" w:customStyle="1" w:styleId="ConstantTok">
+  <w:style w:customStyle="1" w:styleId="ConstantTok" w:type="character">
     <w:name w:val="ConstantTok"/>
     <w:basedOn w:val="VerbatimChar"/>
     <w:rPr>
-      <w:color w:val="880000"/>
+      <w:rFonts w:ascii="Times New Roman" w:eastAsia="Times New Roman" w:hAnsi="Times New Roman"/>
+      <w:color w:val="000000"/>
+      <w:sz w:val="26"/>
     </w:rPr>
   </w:style>
-  <w:style w:type="character" w:customStyle="1" w:styleId="CharTok">
+  <w:style w:customStyle="1" w:styleId="CharTok" w:type="character">
     <w:name w:val="CharTok"/>
     <w:basedOn w:val="VerbatimChar"/>
     <w:rPr>
-      <w:color w:val="4070a0"/>
+      <w:rFonts w:ascii="Times New Roman" w:eastAsia="Times New Roman" w:hAnsi="Times New Roman"/>
+      <w:color w:val="000000"/>
+      <w:sz w:val="26"/>
     </w:rPr>
   </w:style>
-  <w:style w:type="character" w:customStyle="1" w:styleId="SpecialCharTok">
+  <w:style w:customStyle="1" w:styleId="SpecialCharTok" w:type="character">
     <w:name w:val="SpecialCharTok"/>
     <w:basedOn w:val="VerbatimChar"/>
     <w:rPr>
-      <w:color w:val="4070a0"/>
+      <w:rFonts w:ascii="Times New Roman" w:eastAsia="Times New Roman" w:hAnsi="Times New Roman"/>
+      <w:color w:val="000000"/>
+      <w:sz w:val="26"/>
     </w:rPr>
   </w:style>
-  <w:style w:type="character" w:customStyle="1" w:styleId="StringTok">
+  <w:style w:customStyle="1" w:styleId="StringTok" w:type="character">
     <w:name w:val="StringTok"/>
     <w:basedOn w:val="VerbatimChar"/>
     <w:rPr>
-      <w:color w:val="4070a0"/>
+      <w:rFonts w:ascii="Times New Roman" w:eastAsia="Times New Roman" w:hAnsi="Times New Roman"/>
+      <w:color w:val="000000"/>
+      <w:sz w:val="26"/>
     </w:rPr>
   </w:style>
-  <w:style w:type="character" w:customStyle="1" w:styleId="VerbatimStringTok">
+  <w:style w:customStyle="1" w:styleId="VerbatimStringTok" w:type="character">
     <w:name w:val="VerbatimStringTok"/>
     <w:basedOn w:val="VerbatimChar"/>
     <w:rPr>
-      <w:color w:val="4070a0"/>
+      <w:rFonts w:ascii="Times New Roman" w:eastAsia="Times New Roman" w:hAnsi="Times New Roman"/>
+      <w:color w:val="000000"/>
+      <w:sz w:val="26"/>
     </w:rPr>
   </w:style>
-  <w:style w:type="character" w:customStyle="1" w:styleId="SpecialStringTok">
+  <w:style w:customStyle="1" w:styleId="SpecialStringTok" w:type="character">
     <w:name w:val="SpecialStringTok"/>
     <w:basedOn w:val="VerbatimChar"/>
     <w:rPr>
-      <w:color w:val="bb6688"/>
+      <w:rFonts w:ascii="Times New Roman" w:eastAsia="Times New Roman" w:hAnsi="Times New Roman"/>
+      <w:color w:val="000000"/>
+      <w:sz w:val="26"/>
     </w:rPr>
   </w:style>
-  <w:style w:type="character" w:customStyle="1" w:styleId="ImportTok">
+  <w:style w:customStyle="1" w:styleId="ImportTok" w:type="character">
     <w:name w:val="ImportTok"/>
     <w:basedOn w:val="VerbatimChar"/>
     <w:rPr>
-      <w:color w:val="008000"/>
+      <w:rFonts w:ascii="Times New Roman" w:eastAsia="Times New Roman" w:hAnsi="Times New Roman"/>
       <w:b/>
+      <w:color w:val="000000"/>
+      <w:sz w:val="26"/>
     </w:rPr>
   </w:style>
-  <w:style w:type="character" w:customStyle="1" w:styleId="CommentTok">
+  <w:style w:customStyle="1" w:styleId="CommentTok" w:type="character">
     <w:name w:val="CommentTok"/>
     <w:basedOn w:val="VerbatimChar"/>
     <w:rPr>
-      <w:color w:val="60a0b0"/>
+      <w:rFonts w:ascii="Times New Roman" w:eastAsia="Times New Roman" w:hAnsi="Times New Roman"/>
       <w:i/>
+      <w:color w:val="000000"/>
+      <w:sz w:val="26"/>
     </w:rPr>
   </w:style>
-  <w:style w:type="character" w:customStyle="1" w:styleId="DocumentationTok">
+  <w:style w:customStyle="1" w:styleId="DocumentationTok" w:type="character">
     <w:name w:val="DocumentationTok"/>
     <w:basedOn w:val="VerbatimChar"/>
     <w:rPr>
-      <w:color w:val="ba2121"/>
+      <w:rFonts w:ascii="Times New Roman" w:eastAsia="Times New Roman" w:hAnsi="Times New Roman"/>
       <w:i/>
+      <w:color w:val="000000"/>
+      <w:sz w:val="26"/>
     </w:rPr>
   </w:style>
-  <w:style w:type="character" w:customStyle="1" w:styleId="AnnotationTok">
+  <w:style w:customStyle="1" w:styleId="AnnotationTok" w:type="character">
     <w:name w:val="AnnotationTok"/>
     <w:basedOn w:val="VerbatimChar"/>
     <w:rPr>
-      <w:color w:val="60a0b0"/>
+      <w:rFonts w:ascii="Times New Roman" w:eastAsia="Times New Roman" w:hAnsi="Times New Roman"/>
       <w:b/>
       <w:i/>
+      <w:color w:val="000000"/>
+      <w:sz w:val="26"/>
     </w:rPr>
   </w:style>
-  <w:style w:type="character" w:customStyle="1" w:styleId="CommentVarTok">
+  <w:style w:customStyle="1" w:styleId="CommentVarTok" w:type="character">
     <w:name w:val="CommentVarTok"/>
     <w:basedOn w:val="VerbatimChar"/>
     <w:rPr>
-      <w:color w:val="60a0b0"/>
+      <w:rFonts w:ascii="Times New Roman" w:eastAsia="Times New Roman" w:hAnsi="Times New Roman"/>
       <w:b/>
       <w:i/>
+      <w:color w:val="000000"/>
+      <w:sz w:val="26"/>
     </w:rPr>
   </w:style>
-  <w:style w:type="character" w:customStyle="1" w:styleId="OtherTok">
+  <w:style w:customStyle="1" w:styleId="OtherTok" w:type="character">
     <w:name w:val="OtherTok"/>
     <w:basedOn w:val="VerbatimChar"/>
     <w:rPr>
-      <w:color w:val="007020"/>
+      <w:rFonts w:ascii="Times New Roman" w:eastAsia="Times New Roman" w:hAnsi="Times New Roman"/>
+      <w:color w:val="000000"/>
+      <w:sz w:val="26"/>
     </w:rPr>
   </w:style>
-  <w:style w:type="character" w:customStyle="1" w:styleId="FunctionTok">
+  <w:style w:customStyle="1" w:styleId="FunctionTok" w:type="character">
     <w:name w:val="FunctionTok"/>
     <w:basedOn w:val="VerbatimChar"/>
     <w:rPr>
-      <w:color w:val="06287e"/>
+      <w:rFonts w:ascii="Times New Roman" w:eastAsia="Times New Roman" w:hAnsi="Times New Roman"/>
+      <w:color w:val="000000"/>
+      <w:sz w:val="26"/>
     </w:rPr>
   </w:style>
-  <w:style w:type="character" w:customStyle="1" w:styleId="VariableTok">
+  <w:style w:customStyle="1" w:styleId="VariableTok" w:type="character">
     <w:name w:val="VariableTok"/>
     <w:basedOn w:val="VerbatimChar"/>
     <w:rPr>
-      <w:color w:val="19177c"/>
+      <w:rFonts w:ascii="Times New Roman" w:eastAsia="Times New Roman" w:hAnsi="Times New Roman"/>
+      <w:color w:val="000000"/>
+      <w:sz w:val="26"/>
     </w:rPr>
   </w:style>
-  <w:style w:type="character" w:customStyle="1" w:styleId="ControlFlowTok">
+  <w:style w:customStyle="1" w:styleId="ControlFlowTok" w:type="character">
     <w:name w:val="ControlFlowTok"/>
     <w:basedOn w:val="VerbatimChar"/>
     <w:rPr>
-      <w:color w:val="007020"/>
+      <w:rFonts w:ascii="Times New Roman" w:eastAsia="Times New Roman" w:hAnsi="Times New Roman"/>
       <w:b/>
+      <w:color w:val="000000"/>
+      <w:sz w:val="26"/>
     </w:rPr>
   </w:style>
-  <w:style w:type="character" w:customStyle="1" w:styleId="OperatorTok">
+  <w:style w:customStyle="1" w:styleId="OperatorTok" w:type="character">
     <w:name w:val="OperatorTok"/>
     <w:basedOn w:val="VerbatimChar"/>
     <w:rPr>
-      <w:color w:val="666666"/>
+      <w:rFonts w:ascii="Times New Roman" w:eastAsia="Times New Roman" w:hAnsi="Times New Roman"/>
+      <w:color w:val="000000"/>
+      <w:sz w:val="26"/>
     </w:rPr>
   </w:style>
-  <w:style w:type="character" w:customStyle="1" w:styleId="BuiltInTok">
+  <w:style w:customStyle="1" w:styleId="BuiltInTok" w:type="character">
     <w:name w:val="BuiltInTok"/>
     <w:basedOn w:val="VerbatimChar"/>
     <w:rPr>
-      <w:color w:val="008000"/>
+      <w:rFonts w:ascii="Times New Roman" w:eastAsia="Times New Roman" w:hAnsi="Times New Roman"/>
+      <w:color w:val="000000"/>
+      <w:sz w:val="26"/>
     </w:rPr>
   </w:style>
-  <w:style w:type="character" w:customStyle="1" w:styleId="ExtensionTok">
+  <w:style w:customStyle="1" w:styleId="ExtensionTok" w:type="character">
     <w:name w:val="ExtensionTok"/>
     <w:basedOn w:val="VerbatimChar"/>
-    <w:rPr/>
+    <w:rPr>
+      <w:rFonts w:ascii="Times New Roman" w:eastAsia="Times New Roman" w:hAnsi="Times New Roman"/>
+      <w:color w:val="000000"/>
+      <w:sz w:val="26"/>
+    </w:rPr>
   </w:style>
-  <w:style w:type="character" w:customStyle="1" w:styleId="PreprocessorTok">
+  <w:style w:customStyle="1" w:styleId="PreprocessorTok" w:type="character">
     <w:name w:val="PreprocessorTok"/>
     <w:basedOn w:val="VerbatimChar"/>
     <w:rPr>
-      <w:color w:val="bc7a00"/>
+      <w:rFonts w:ascii="Times New Roman" w:eastAsia="Times New Roman" w:hAnsi="Times New Roman"/>
+      <w:color w:val="000000"/>
+      <w:sz w:val="26"/>
     </w:rPr>
   </w:style>
-  <w:style w:type="character" w:customStyle="1" w:styleId="AttributeTok">
+  <w:style w:customStyle="1" w:styleId="AttributeTok" w:type="character">
     <w:name w:val="AttributeTok"/>
     <w:basedOn w:val="VerbatimChar"/>
     <w:rPr>
-      <w:color w:val="7d9029"/>
+      <w:rFonts w:ascii="Times New Roman" w:eastAsia="Times New Roman" w:hAnsi="Times New Roman"/>
+      <w:color w:val="000000"/>
+      <w:sz w:val="26"/>
     </w:rPr>
   </w:style>
-  <w:style w:type="character" w:customStyle="1" w:styleId="RegionMarkerTok">
+  <w:style w:customStyle="1" w:styleId="RegionMarkerTok" w:type="character">
     <w:name w:val="RegionMarkerTok"/>
     <w:basedOn w:val="VerbatimChar"/>
-    <w:rPr/>
+    <w:rPr>
+      <w:rFonts w:ascii="Times New Roman" w:eastAsia="Times New Roman" w:hAnsi="Times New Roman"/>
+      <w:color w:val="000000"/>
+      <w:sz w:val="26"/>
+    </w:rPr>
   </w:style>
-  <w:style w:type="character" w:customStyle="1" w:styleId="InformationTok">
+  <w:style w:customStyle="1" w:styleId="InformationTok" w:type="character">
     <w:name w:val="InformationTok"/>
     <w:basedOn w:val="VerbatimChar"/>
     <w:rPr>
-      <w:color w:val="60a0b0"/>
+      <w:rFonts w:ascii="Times New Roman" w:eastAsia="Times New Roman" w:hAnsi="Times New Roman"/>
       <w:b/>
       <w:i/>
+      <w:color w:val="000000"/>
+      <w:sz w:val="26"/>
     </w:rPr>
   </w:style>
-  <w:style w:type="character" w:customStyle="1" w:styleId="WarningTok">
+  <w:style w:customStyle="1" w:styleId="WarningTok" w:type="character">
     <w:name w:val="WarningTok"/>
     <w:basedOn w:val="VerbatimChar"/>
     <w:rPr>
-      <w:color w:val="60a0b0"/>
+      <w:rFonts w:ascii="Times New Roman" w:eastAsia="Times New Roman" w:hAnsi="Times New Roman"/>
       <w:b/>
       <w:i/>
+      <w:color w:val="000000"/>
+      <w:sz w:val="26"/>
     </w:rPr>
   </w:style>
-  <w:style w:type="character" w:customStyle="1" w:styleId="AlertTok">
+  <w:style w:customStyle="1" w:styleId="AlertTok" w:type="character">
     <w:name w:val="AlertTok"/>
     <w:basedOn w:val="VerbatimChar"/>
     <w:rPr>
-      <w:color w:val="ff0000"/>
+      <w:rFonts w:ascii="Times New Roman" w:eastAsia="Times New Roman" w:hAnsi="Times New Roman"/>
       <w:b/>
+      <w:color w:val="000000"/>
+      <w:sz w:val="26"/>
     </w:rPr>
   </w:style>
-  <w:style w:type="character" w:customStyle="1" w:styleId="ErrorTok">
+  <w:style w:customStyle="1" w:styleId="ErrorTok" w:type="character">
     <w:name w:val="ErrorTok"/>
     <w:basedOn w:val="VerbatimChar"/>
     <w:rPr>
-      <w:color w:val="ff0000"/>
+      <w:rFonts w:ascii="Times New Roman" w:eastAsia="Times New Roman" w:hAnsi="Times New Roman"/>
       <w:b/>
+      <w:color w:val="000000"/>
+      <w:sz w:val="26"/>
     </w:rPr>
   </w:style>
-  <w:style w:type="character" w:customStyle="1" w:styleId="NormalTok">
+  <w:style w:customStyle="1" w:styleId="NormalTok" w:type="character">
     <w:name w:val="NormalTok"/>
     <w:basedOn w:val="VerbatimChar"/>
-    <w:rPr/>
+    <w:rPr>
+      <w:rFonts w:ascii="Times New Roman" w:eastAsia="Times New Roman" w:hAnsi="Times New Roman"/>
+      <w:color w:val="000000"/>
+      <w:sz w:val="26"/>
+    </w:rPr>
   </w:style>
 </w:styles>
 </file>

--- a/dist/BO_NOP_HOAN_CHINH_2026-06/2_chuyen_de/CD1_CTU.docx
+++ b/dist/BO_NOP_HOAN_CHINH_2026-06/2_chuyen_de/CD1_CTU.docx
@@ -4190,10 +4190,26 @@
           <w:bCs/>
           <w:b/>
         </w:rPr>
-        <w:t xml:space="preserve">B. Trường hợp biên mở rộng, Nhóm VI SIDS (8 nền, n=2.295, 2,6% mẫu gộp)</w:t>
-      </w:r>
-      <w:r>
-        <w:t xml:space="preserve">: Fiji, Papua New Guinea, Solomon Islands, Tonga, Vanuatu, Samoa, Kiribati (2025) và Timor-Leste. Mẫu chính của nghiên cứu chuyên sâu SIDS là 7 nền Thái Bình Dương (n=1.781).</w:t>
+        <w:t xml:space="preserve">B. Trường hợp biên mở rộng, Nhóm VI SIDS (8 nền, n=1.916 LP-valid, 2,3% mẫu gộp)</w:t>
+      </w:r>
+      <w:r>
+        <w:t xml:space="preserve">: Fiji, Papua New Guinea, Solomon Islands, Tonga, Vanuatu, Samoa, Kiribati (2025) và Timor-Leste. Mẫu chính của nghiên cứu chuyên sâu SIDS (P8) là 7 nền Thái Bình Dương,</w:t>
+      </w:r>
+      <w:r>
+        <w:t xml:space="preserve"> </w:t>
+      </w:r>
+      <w:r>
+        <w:rPr>
+          <w:bCs/>
+          <w:b/>
+        </w:rPr>
+        <w:t xml:space="preserve">loại Timor-Leste</w:t>
+      </w:r>
+      <w:r>
+        <w:t xml:space="preserve"> </w:t>
+      </w:r>
+      <w:r>
+        <w:t xml:space="preserve">(n=1.781).</w:t>
       </w:r>
     </w:p>
     <w:p>
@@ -4468,7 +4484,7 @@
         <w:t xml:space="preserve">Bằng chứng cho khung lý thuyết phi tuyến và điều tiết đa tầng</w:t>
       </w:r>
       <w:r>
-        <w:t xml:space="preserve">, phổ thể chế cường độ rõ rệt của các hệ số tương quan xuyên 6 nhóm thể chế (đặc biệt: tương quan FSTS–năng suất giảm dần từ +0,139 ở Nhóm I xuống mất ý nghĩa ở SIDS) là cơ sở thực tiễn cho các giả thuyết của Chuyên đề 2.</w:t>
+        <w:t xml:space="preserve">, phổ thể chế cường độ rõ rệt của các hệ số tương quan xuyên 6 nhóm thể chế (đặc biệt: tương quan FSTS–năng suất giảm dần từ +0,141 ở Nhóm I xuống mất ý nghĩa ở SIDS) là cơ sở thực tiễn cho các giả thuyết của Chuyên đề 2.</w:t>
       </w:r>
     </w:p>
     <w:p>
@@ -5088,7 +5104,7 @@
         <w:t xml:space="preserve"> </w:t>
       </w:r>
       <w:r>
-        <w:t xml:space="preserve">mà cá biệt còn đảo</w:t>
+        <w:t xml:space="preserve">mà cá biệt còn làm</w:t>
       </w:r>
       <w:r>
         <w:t xml:space="preserve"> </w:t>
@@ -5098,13 +5114,13 @@
           <w:iCs/>
           <w:i/>
         </w:rPr>
-        <w:t xml:space="preserve">dấu</w:t>
-      </w:r>
-      <w:r>
-        <w:t xml:space="preserve"> </w:t>
-      </w:r>
-      <w:r>
-        <w:t xml:space="preserve">của các tương quan, rõ nhất ở phổ thể chế FSTS giảm đơn điệu từ +0,139 (Nhóm I) xuống mất ý nghĩa và đổi dấu ở SIDS (−0,009 ns), nhất quán với giả thuyết chi phí buộc phải quốc tế hóa. Toàn bộ phân tích là</w:t>
+        <w:t xml:space="preserve">triệt tiêu</w:t>
+      </w:r>
+      <w:r>
+        <w:t xml:space="preserve"> </w:t>
+      </w:r>
+      <w:r>
+        <w:t xml:space="preserve">các tương quan, rõ nhất ở phổ thể chế FSTS giảm đơn điệu từ +0,141 (Nhóm I) xuống mất ý nghĩa ở SIDS (+0,002 ns), nhất quán với giả thuyết chi phí buộc phải quốc tế hóa. Toàn bộ phân tích là</w:t>
       </w:r>
       <w:r>
         <w:t xml:space="preserve"> </w:t>
@@ -6994,7 +7010,7 @@
         <w:t xml:space="preserve">Nhóm VI, SIDS Thái Bình Dương (Trường hợp biên mở rộng)</w:t>
       </w:r>
       <w:r>
-        <w:t xml:space="preserve">: Dân số &lt;1 triệu; cô lập địa lý &gt;2.000 km từ hub thương mại; phụ thuộc ODA + remittances &gt; 20% GDP; mô hình MIRAB (Bertram, 2006). Khuôn mẫu WBES: n=2.295 (2,6% mẫu gộp); FDI cao nhất (20,0%, do MNE du lịch/viễn thông); đổi mới sản phẩm cao nhất (34,2%, đổi mới bằng nguồn lực hạn chế); website khá cao ngoại trừ Kiribati (18,7%).</w:t>
+        <w:t xml:space="preserve">: Dân số &lt;1 triệu; cô lập địa lý &gt;2.000 km từ hub thương mại; phụ thuộc ODA + remittances &gt; 20% GDP; mô hình MIRAB (Bertram, 2006). Khuôn mẫu WBES: n=1.916 (2,3% mẫu gộp, LP-valid, gồm Timor-Leste); FDI cao nhất (20,0%, do MNE du lịch/viễn thông); đổi mới sản phẩm cao nhất (34,2%, đổi mới bằng nguồn lực hạn chế); website khá cao ngoại trừ Kiribati (18,7%).</w:t>
       </w:r>
     </w:p>
     <w:bookmarkEnd w:id="44"/>
@@ -7194,7 +7210,7 @@
               <w:jc w:val="center"/>
             </w:pPr>
             <w:r>
-              <w:t xml:space="preserve">6.390</w:t>
+              <w:t xml:space="preserve">5.688</w:t>
             </w:r>
           </w:p>
         </w:tc>
@@ -7263,7 +7279,7 @@
               <w:jc w:val="center"/>
             </w:pPr>
             <w:r>
-              <w:t xml:space="preserve">2.231</w:t>
+              <w:t xml:space="preserve">2.082</w:t>
             </w:r>
           </w:p>
         </w:tc>
@@ -7332,7 +7348,7 @@
               <w:jc w:val="center"/>
             </w:pPr>
             <w:r>
-              <w:t xml:space="preserve">13.993</w:t>
+              <w:t xml:space="preserve">15.174</w:t>
             </w:r>
           </w:p>
         </w:tc>
@@ -7401,7 +7417,7 @@
               <w:jc w:val="center"/>
             </w:pPr>
             <w:r>
-              <w:t xml:space="preserve">45.003</w:t>
+              <w:t xml:space="preserve">42.798</w:t>
             </w:r>
           </w:p>
         </w:tc>
@@ -7470,7 +7486,7 @@
               <w:jc w:val="center"/>
             </w:pPr>
             <w:r>
-              <w:t xml:space="preserve">18.589</w:t>
+              <w:t xml:space="preserve">17.340</w:t>
             </w:r>
           </w:p>
         </w:tc>
@@ -7527,7 +7543,17 @@
               <w:jc w:val="left"/>
             </w:pPr>
             <w:r>
-              <w:t xml:space="preserve">Fiji, Kiribati, Papua New Guinea, Samoa, Solomon Islands, Tonga, Vanuatu</w:t>
+              <w:t xml:space="preserve">Fiji, Kiribati, Papua New Guinea, Samoa, Solomon Islands, Tonga, Vanuatu,</w:t>
+            </w:r>
+            <w:r>
+              <w:t xml:space="preserve"> </w:t>
+            </w:r>
+            <w:r>
+              <w:rPr>
+                <w:bCs/>
+                <w:b/>
+              </w:rPr>
+              <w:t xml:space="preserve">Timor-Leste</w:t>
             </w:r>
           </w:p>
         </w:tc>
@@ -7539,7 +7565,7 @@
               <w:jc w:val="center"/>
             </w:pPr>
             <w:r>
-              <w:t xml:space="preserve">1.781</w:t>
+              <w:t xml:space="preserve">1.916</w:t>
             </w:r>
           </w:p>
         </w:tc>
@@ -7581,7 +7607,7 @@
                 <w:bCs/>
                 <w:b/>
               </w:rPr>
-              <w:t xml:space="preserve">50 nền kinh tế</w:t>
+              <w:t xml:space="preserve">50 nền (LP-valid)</w:t>
             </w:r>
           </w:p>
         </w:tc>
@@ -7597,13 +7623,13 @@
                 <w:bCs/>
                 <w:b/>
               </w:rPr>
-              <w:t xml:space="preserve">88.869</w:t>
+              <w:t xml:space="preserve">84.998</w:t>
             </w:r>
             <w:r>
               <w:t xml:space="preserve"> </w:t>
             </w:r>
             <w:r>
-              <w:t xml:space="preserve">(mẫu gộp mô tả)</w:t>
+              <w:t xml:space="preserve">(khung mô tả tái lập)</w:t>
             </w:r>
           </w:p>
         </w:tc>
@@ -7618,7 +7644,30 @@
           <w:iCs/>
           <w:i/>
         </w:rPr>
-        <w:t xml:space="preserve">Ghi chú: Cột N là số doanh nghiệp trong mẫu gộp mô tả (88.869 DN / 50 nền kinh tế / 103 cặp nền × năm). Nhật Bản được WBES khảo sát lần đầu năm 2025 (n=2.168) và là thành viên đầy đủ của Nhóm I. Nhãn nhóm theo biến phân loại</w:t>
+        <w:t xml:space="preserve">Ghi chú: Cột N là số doanh nghiệp có</w:t>
+      </w:r>
+      <w:r>
+        <w:rPr>
+          <w:iCs/>
+          <w:i/>
+        </w:rPr>
+        <w:t xml:space="preserve"> </w:t>
+      </w:r>
+      <w:r>
+        <w:rPr>
+          <w:bCs/>
+          <w:b/>
+          <w:iCs/>
+          <w:i/>
+        </w:rPr>
+        <w:t xml:space="preserve">năng suất lao động hợp lệ (LP-valid)</w:t>
+      </w:r>
+      <w:r>
+        <w:rPr>
+          <w:iCs/>
+          <w:i/>
+        </w:rPr>
+        <w:t xml:space="preserve">, tái lập trực tiếp từ dữ liệu thô bằng</w:t>
       </w:r>
       <w:r>
         <w:rPr>
@@ -7633,14 +7682,103 @@
           <w:iCs/>
           <w:i/>
         </w:rPr>
-        <w:t xml:space="preserve">icrv_label</w:t>
+        <w:t xml:space="preserve">scripts/relock_descriptives_canonical.py</w:t>
       </w:r>
       <w:r>
         <w:rPr>
           <w:iCs/>
           <w:i/>
         </w:rPr>
-        <w:t xml:space="preserve">, dùng thống nhất trong luận án và hai chuyên đề. SIDS: mẫu chính của nghiên cứu chuyên sâu SIDS là 7 nền Pacific; kiểm định bền vững mở rộng 9 nền. Khung ước lượng đa quốc gia của luận án (P7) được chạy trên bộ dữ liệu 50 nền/88.869 quan sát gồm Nhật Bản (mẫu gộp phân loại 96.415 / 52 nền); vòng tái ước lượng 50 nền đã hoàn tất nên mô tả và ước lượng nay dùng chung MỘT khung 50 nền (hồi quy M2 N=81.022; M5 N=79.080).</w:t>
+        <w:t xml:space="preserve"> </w:t>
+      </w:r>
+      <w:r>
+        <w:rPr>
+          <w:iCs/>
+          <w:i/>
+        </w:rPr>
+        <w:t xml:space="preserve">(cùng quy trình hài hòa hóa với pipeline P7, đã gồm China-2012). Tổng 84.998 trên đủ 50 nền / 107 cặp nền–năm (đã bổ sung đủ bốn đợt Azerbaijan 2009/2013/2019/2024 ở Nhóm V).</w:t>
+      </w:r>
+      <w:r>
+        <w:rPr>
+          <w:iCs/>
+          <w:i/>
+        </w:rPr>
+        <w:t xml:space="preserve"> </w:t>
+      </w:r>
+      <w:r>
+        <w:rPr>
+          <w:bCs/>
+          <w:b/>
+          <w:iCs/>
+          <w:i/>
+        </w:rPr>
+        <w:t xml:space="preserve">Quy ước Timor-Leste:</w:t>
+      </w:r>
+      <w:r>
+        <w:rPr>
+          <w:iCs/>
+          <w:i/>
+        </w:rPr>
+        <w:t xml:space="preserve"> </w:t>
+      </w:r>
+      <w:r>
+        <w:rPr>
+          <w:iCs/>
+          <w:i/>
+        </w:rPr>
+        <w:t xml:space="preserve">thuộc Nhóm VI ở khung mô tả và khung ước lượng đa quốc gia P7 (giữ Timor); riêng nghiên cứu chuyên sâu SIDS (P8) dùng 7 nền Thái Bình Dương và</w:t>
+      </w:r>
+      <w:r>
+        <w:rPr>
+          <w:iCs/>
+          <w:i/>
+        </w:rPr>
+        <w:t xml:space="preserve"> </w:t>
+      </w:r>
+      <w:r>
+        <w:rPr>
+          <w:bCs/>
+          <w:b/>
+          <w:iCs/>
+          <w:i/>
+        </w:rPr>
+        <w:t xml:space="preserve">loại</w:t>
+      </w:r>
+      <w:r>
+        <w:rPr>
+          <w:iCs/>
+          <w:i/>
+        </w:rPr>
+        <w:t xml:space="preserve"> </w:t>
+      </w:r>
+      <w:r>
+        <w:rPr>
+          <w:iCs/>
+          <w:i/>
+        </w:rPr>
+        <w:t xml:space="preserve">Timor-Leste. Nhật Bản được WBES khảo sát lần đầu năm 2025 (n=2.168), thành viên đầy đủ Nhóm I. Thứ bậc khung: pool phân loại 96.415/52 nhãn ⊇ khung phân tích đa quốc gia 88.869/50 nền ⊇ khung mô tả LP-valid 84.998/50 nền ⊇ mẫu hồi quy P7 M2 81.022 (M5 79.080). Nhãn nhóm theo biến</w:t>
+      </w:r>
+      <w:r>
+        <w:rPr>
+          <w:iCs/>
+          <w:i/>
+        </w:rPr>
+        <w:t xml:space="preserve"> </w:t>
+      </w:r>
+      <w:r>
+        <w:rPr>
+          <w:rStyle w:val="VerbatimChar"/>
+          <w:iCs/>
+          <w:i/>
+        </w:rPr>
+        <w:t xml:space="preserve">icrv_label</w:t>
+      </w:r>
+      <w:r>
+        <w:rPr>
+          <w:iCs/>
+          <w:i/>
+        </w:rPr>
+        <w:t xml:space="preserve">, dùng thống nhất trong luận án và hai chuyên đề.</w:t>
       </w:r>
     </w:p>
     <w:bookmarkEnd w:id="45"/>
@@ -8351,33 +8489,33 @@
         <w:t xml:space="preserve">Phạm vi tổng hợp dữ liệu</w:t>
       </w:r>
       <w:r>
-        <w:t xml:space="preserve">. Mẫu gộp mô tả gồm</w:t>
-      </w:r>
-      <w:r>
-        <w:t xml:space="preserve"> </w:t>
-      </w:r>
-      <w:r>
-        <w:rPr>
-          <w:bCs/>
-          <w:b/>
-        </w:rPr>
-        <w:t xml:space="preserve">88.869 doanh nghiệp</w:t>
-      </w:r>
-      <w:r>
-        <w:t xml:space="preserve">, 50 nền kinh tế,</w:t>
-      </w:r>
-      <w:r>
-        <w:t xml:space="preserve"> </w:t>
-      </w:r>
-      <w:r>
-        <w:rPr>
-          <w:bCs/>
-          <w:b/>
-        </w:rPr>
-        <w:t xml:space="preserve">103 cặp nền kinh tế × năm</w:t>
-      </w:r>
-      <w:r>
-        <w:t xml:space="preserve">, giai đoạn 2006–2026 (bao gồm Kiribati 2025, đợt khảo sát WBES đầu tiên của nền kinh tế này). Tổng hợp này kế thừa và mở rộng từ mẫu gộp 17 nền châu Á mới nổi (~40.633 doanh nghiệp) của Đỗ &amp; Phan (2026, VEFR), gấp hơn 2 lần. Phân bố theo nhóm ICRV: Nhóm IV Chuyển đổi TB-thấp 45.003 (50,6%), Nhóm V Đang nổi 18.589 (21,3%), Nhóm III Trung bình cao 13.993 (15,7%), Nhóm I Advanced đổi mới 6.390 (7,2%), Nhóm VI SIDS 1.781 (2,0%), Nhóm II Advanced tài nguyên 2.231 (2,5%). Có</w:t>
+        <w:t xml:space="preserve">. Khung mô tả tái lập (LP-valid) gồm</w:t>
+      </w:r>
+      <w:r>
+        <w:t xml:space="preserve"> </w:t>
+      </w:r>
+      <w:r>
+        <w:rPr>
+          <w:bCs/>
+          <w:b/>
+        </w:rPr>
+        <w:t xml:space="preserve">84.998 doanh nghiệp có năng suất hợp lệ</w:t>
+      </w:r>
+      <w:r>
+        <w:t xml:space="preserve">, đủ 50 nền kinh tế,</w:t>
+      </w:r>
+      <w:r>
+        <w:t xml:space="preserve"> </w:t>
+      </w:r>
+      <w:r>
+        <w:rPr>
+          <w:bCs/>
+          <w:b/>
+        </w:rPr>
+        <w:t xml:space="preserve">107 cặp nền kinh tế × năm</w:t>
+      </w:r>
+      <w:r>
+        <w:t xml:space="preserve">, giai đoạn 2006–2026 (bao gồm Kiribati 2025, đợt khảo sát WBES đầu tiên của nền kinh tế này); khung này thuộc khung phân tích đa quốc gia 88.869/50 nền dùng cho P7. Tổng hợp này kế thừa và mở rộng từ mẫu gộp 17 nền châu Á mới nổi (~40.633 doanh nghiệp) của Đỗ &amp; Phan (2026, VEFR), gấp hơn 2 lần. Phân bố theo nhóm ICRV: Nhóm IV Chuyển đổi TB-thấp 42.798 (50,4%), Nhóm V Đang nổi 17.340 (20,4%), Nhóm III Trung bình cao 15.174 (17,9%), Nhóm I Advanced đổi mới 5.688 (6,7%), Nhóm VI SIDS 1.916 (2,3%), Nhóm II Advanced tài nguyên 2.082 (2,4%). Có</w:t>
       </w:r>
       <w:r>
         <w:t xml:space="preserve"> </w:t>
@@ -8527,7 +8665,7 @@
           <w:iCs/>
           <w:i/>
         </w:rPr>
-        <w:t xml:space="preserve">Hình 2.3.3.2. Bar chart phân bố theo 6 nhóm ICRV: IV Chuyển đổi TB-thấp (45.003, 50,6%), V Đang nổi (18.589, 21,3%), III Trung bình cao (13.993, 15,7%), I Advanced đổi mới (6.390, 7,2%), VI SIDS (1.781, 2,0%), II Advanced tài nguyên (2.231, 2,5%).</w:t>
+        <w:t xml:space="preserve">Hình 2.3.3.2. Bar chart phân bố theo 6 nhóm ICRV (khung mô tả LP-valid 84.998, 50 nền): IV Chuyển đổi TB-thấp (42.798, 50,4%), V Đang nổi (17.340, 20,4%), III Trung bình cao (15.174, 17,9%), I Advanced đổi mới (5.688, 6,7%), VI SIDS (1.916, 2,3%), II Advanced tài nguyên (2.082, 2,4%).</w:t>
       </w:r>
     </w:p>
     <w:p>
@@ -8668,7 +8806,7 @@
           <w:iCs/>
           <w:i/>
         </w:rPr>
-        <w:t xml:space="preserve">Phân tán năng suất lao động trong từng đợt khảo sát, theo nhóm ICRV (trung vị giữa các đợt; mẫu gộp mô tả 103 cặp nền kinh tế × năm).</w:t>
+        <w:t xml:space="preserve">Phân tán năng suất lao động trong từng đợt khảo sát, theo nhóm ICRV (trung vị giữa các đợt; khung mô tả tái lập 107 cặp nền kinh tế × năm).</w:t>
       </w:r>
     </w:p>
     <w:tbl>
@@ -8796,7 +8934,7 @@
               <w:jc w:val="right"/>
             </w:pPr>
             <w:r>
-              <w:t xml:space="preserve">5.661</w:t>
+              <w:t xml:space="preserve">5.688</w:t>
             </w:r>
           </w:p>
         </w:tc>
@@ -8812,7 +8950,7 @@
                 <w:bCs/>
                 <w:b/>
               </w:rPr>
-              <w:t xml:space="preserve">1,00</w:t>
+              <w:t xml:space="preserve">0,96</w:t>
             </w:r>
           </w:p>
         </w:tc>
@@ -8840,7 +8978,7 @@
               <w:jc w:val="right"/>
             </w:pPr>
             <w:r>
-              <w:t xml:space="preserve">3,4</w:t>
+              <w:t xml:space="preserve">3,5</w:t>
             </w:r>
           </w:p>
         </w:tc>
@@ -8890,7 +9028,7 @@
               <w:jc w:val="right"/>
             </w:pPr>
             <w:r>
-              <w:t xml:space="preserve">1,14</w:t>
+              <w:t xml:space="preserve">1,13</w:t>
             </w:r>
           </w:p>
         </w:tc>
@@ -8940,7 +9078,7 @@
               <w:jc w:val="right"/>
             </w:pPr>
             <w:r>
-              <w:t xml:space="preserve">17</w:t>
+              <w:t xml:space="preserve">18</w:t>
             </w:r>
           </w:p>
         </w:tc>
@@ -8952,7 +9090,7 @@
               <w:jc w:val="right"/>
             </w:pPr>
             <w:r>
-              <w:t xml:space="preserve">12.481</w:t>
+              <w:t xml:space="preserve">15.174</w:t>
             </w:r>
           </w:p>
         </w:tc>
@@ -8964,7 +9102,7 @@
               <w:jc w:val="right"/>
             </w:pPr>
             <w:r>
-              <w:t xml:space="preserve">1,37</w:t>
+              <w:t xml:space="preserve">1,29</w:t>
             </w:r>
           </w:p>
         </w:tc>
@@ -8988,7 +9126,7 @@
               <w:jc w:val="right"/>
             </w:pPr>
             <w:r>
-              <w:t xml:space="preserve">5,4</w:t>
+              <w:t xml:space="preserve">5,3</w:t>
             </w:r>
           </w:p>
         </w:tc>
@@ -9038,7 +9176,7 @@
               <w:jc w:val="right"/>
             </w:pPr>
             <w:r>
-              <w:t xml:space="preserve">1,31</w:t>
+              <w:t xml:space="preserve">1,27</w:t>
             </w:r>
           </w:p>
         </w:tc>
@@ -9088,7 +9226,7 @@
               <w:jc w:val="right"/>
             </w:pPr>
             <w:r>
-              <w:t xml:space="preserve">40</w:t>
+              <w:t xml:space="preserve">43</w:t>
             </w:r>
           </w:p>
         </w:tc>
@@ -9100,7 +9238,7 @@
               <w:jc w:val="right"/>
             </w:pPr>
             <w:r>
-              <w:t xml:space="preserve">16.595</w:t>
+              <w:t xml:space="preserve">17.340</w:t>
             </w:r>
           </w:p>
         </w:tc>
@@ -9116,7 +9254,7 @@
                 <w:bCs/>
                 <w:b/>
               </w:rPr>
-              <w:t xml:space="preserve">1,39</w:t>
+              <w:t xml:space="preserve">1,34</w:t>
             </w:r>
           </w:p>
         </w:tc>
@@ -9132,7 +9270,7 @@
                 <w:bCs/>
                 <w:b/>
               </w:rPr>
-              <w:t xml:space="preserve">30,3</w:t>
+              <w:t xml:space="preserve">30,0</w:t>
             </w:r>
           </w:p>
         </w:tc>
@@ -9194,7 +9332,7 @@
               <w:jc w:val="right"/>
             </w:pPr>
             <w:r>
-              <w:t xml:space="preserve">1,32</w:t>
+              <w:t xml:space="preserve">1,30</w:t>
             </w:r>
           </w:p>
         </w:tc>
@@ -9870,7 +10008,7 @@
           <w:iCs/>
           <w:i/>
         </w:rPr>
-        <w:t xml:space="preserve">Nguồn: tính từ dữ liệu vi mô WBES trên mẫu gộp mô tả 50 nền (FSTS = d3b + d3c; CAGR việc làm từ l1/l2 trên 3 năm tài khóa). ¹Nhóm II: đủ 6/6 nền GCC (Bahrain, Brunei, Kuwait, Oman, Qatar, Saudi Arabia). ²Nhóm VI: đủ 8/8 nền (7 Pacific + Timor-Leste; n=2.295).</w:t>
+        <w:t xml:space="preserve">Nguồn: tính từ dữ liệu vi mô WBES trên mẫu gộp mô tả 50 nền (FSTS = d3b + d3c; CAGR việc làm từ l1/l2 trên 3 năm tài khóa). ¹Nhóm II: đủ 6/6 nền GCC (Bahrain, Brunei, Kuwait, Oman, Qatar, Saudi Arabia). ²Nhóm VI: đủ 8/8 nền (7 Pacific + Timor-Leste; n=1.916, LP-valid).</w:t>
       </w:r>
     </w:p>
     <w:p>
@@ -10732,19 +10870,19 @@
               <w:jc w:val="left"/>
             </w:pPr>
             <w:r>
-              <w:t xml:space="preserve">25,4</w:t>
-            </w:r>
-          </w:p>
-        </w:tc>
-        <w:tc>
-          <w:tcPr/>
-          <w:p>
-            <w:pPr>
-              <w:pStyle w:val="Compact"/>
-              <w:jc w:val="left"/>
-            </w:pPr>
-            <w:r>
-              <w:t xml:space="preserve">53,9</w:t>
+              <w:t xml:space="preserve">31,4</w:t>
+            </w:r>
+          </w:p>
+        </w:tc>
+        <w:tc>
+          <w:tcPr/>
+          <w:p>
+            <w:pPr>
+              <w:pStyle w:val="Compact"/>
+              <w:jc w:val="left"/>
+            </w:pPr>
+            <w:r>
+              <w:t xml:space="preserve">56,9</w:t>
             </w:r>
           </w:p>
         </w:tc>
@@ -10844,55 +10982,55 @@
               <w:jc w:val="left"/>
             </w:pPr>
             <w:r>
-              <w:t xml:space="preserve">24,4</w:t>
-            </w:r>
-          </w:p>
-        </w:tc>
-        <w:tc>
-          <w:tcPr/>
-          <w:p>
-            <w:pPr>
-              <w:pStyle w:val="Compact"/>
-              <w:jc w:val="left"/>
-            </w:pPr>
-            <w:r>
-              <w:t xml:space="preserve">16,3</w:t>
-            </w:r>
-          </w:p>
-        </w:tc>
-        <w:tc>
-          <w:tcPr/>
-          <w:p>
-            <w:pPr>
-              <w:pStyle w:val="Compact"/>
-              <w:jc w:val="left"/>
-            </w:pPr>
-            <w:r>
-              <w:t xml:space="preserve">17,5</w:t>
-            </w:r>
-          </w:p>
-        </w:tc>
-        <w:tc>
-          <w:tcPr/>
-          <w:p>
-            <w:pPr>
-              <w:pStyle w:val="Compact"/>
-              <w:jc w:val="left"/>
-            </w:pPr>
-            <w:r>
-              <w:t xml:space="preserve">12,7</w:t>
-            </w:r>
-          </w:p>
-        </w:tc>
-        <w:tc>
-          <w:tcPr/>
-          <w:p>
-            <w:pPr>
-              <w:pStyle w:val="Compact"/>
-              <w:jc w:val="left"/>
-            </w:pPr>
-            <w:r>
-              <w:t xml:space="preserve">40,9</w:t>
+              <w:t xml:space="preserve">24,0</w:t>
+            </w:r>
+          </w:p>
+        </w:tc>
+        <w:tc>
+          <w:tcPr/>
+          <w:p>
+            <w:pPr>
+              <w:pStyle w:val="Compact"/>
+              <w:jc w:val="left"/>
+            </w:pPr>
+            <w:r>
+              <w:t xml:space="preserve">15,9</w:t>
+            </w:r>
+          </w:p>
+        </w:tc>
+        <w:tc>
+          <w:tcPr/>
+          <w:p>
+            <w:pPr>
+              <w:pStyle w:val="Compact"/>
+              <w:jc w:val="left"/>
+            </w:pPr>
+            <w:r>
+              <w:t xml:space="preserve">17,6</w:t>
+            </w:r>
+          </w:p>
+        </w:tc>
+        <w:tc>
+          <w:tcPr/>
+          <w:p>
+            <w:pPr>
+              <w:pStyle w:val="Compact"/>
+              <w:jc w:val="left"/>
+            </w:pPr>
+            <w:r>
+              <w:t xml:space="preserve">13,0</w:t>
+            </w:r>
+          </w:p>
+        </w:tc>
+        <w:tc>
+          <w:tcPr/>
+          <w:p>
+            <w:pPr>
+              <w:pStyle w:val="Compact"/>
+              <w:jc w:val="left"/>
+            </w:pPr>
+            <w:r>
+              <w:t xml:space="preserve">40,6</w:t>
             </w:r>
           </w:p>
         </w:tc>
@@ -10989,7 +11127,7 @@
           <w:iCs/>
           <w:i/>
         </w:rPr>
-        <w:t xml:space="preserve">Nguồn: tính từ dữ liệu vi mô WBES trên mẫu gộp mô tả 50 nền (biến h1/h5/h8/b8/c22b; mã 1=có, 2=không; mã âm = thiếu). ¹Nhóm II: đủ 6/6 nền GCC, đặc trưng dầu mỏ: R&amp;D thấp (7,0%), nữ quản lý cấp cao rất thấp (4,6%), website 50,2%. ²Nhóm VI: đủ 8/8 nền, đổi mới sản phẩm cao nhất mọi nhóm (34,2%) và website 41,5%: khuôn mẫu</w:t>
+        <w:t xml:space="preserve">Nguồn: tái lập từ dữ liệu vi mô WBES trên khung mô tả LP-valid 50 nền (canonical; biến h1/h5/h8/b8/c22b; mã 1=có, 2=không; mã âm = thiếu). ¹Nhóm II: đủ 6/6 nền GCC, đặc trưng dầu mỏ: R&amp;D thấp (7,0%), nữ quản lý cấp cao rất thấp (4,6%), website 50,2%. ²Nhóm VI: đủ 8/8 nền, đổi mới sản phẩm cao nhất mọi nhóm (34,2%) và website 41,5%: khuôn mẫu</w:t>
       </w:r>
       <w:r>
         <w:rPr>
@@ -11102,7 +11240,7 @@
         <w:t xml:space="preserve">Hệ quả phân tích đáng chú ý</w:t>
       </w:r>
       <w:r>
-        <w:t xml:space="preserve">: phần bù tương quan DAI ở Nhóm I là thấp nhất trong sáu nhóm (+0,090, Bảng 2.3.8.1), trong khi tỷ lệ có website ở nhóm này đã đạt 69,2%. Khi một chỉ báo nhị phân tiệm cận bão hòa, nó mất dần khả năng phân biệt năng suất: phương sai của biến co lại và phần doanh nghiệp</w:t>
+        <w:t xml:space="preserve">: phần bù tương quan DAI ở Nhóm I là thấp nhất trong sáu nhóm (+0,093, Bảng 2.3.8.1), trong khi tỷ lệ có website ở nhóm này đã đạt 69,2%. Khi một chỉ báo nhị phân tiệm cận bão hòa, nó mất dần khả năng phân biệt năng suất: phương sai của biến co lại và phần doanh nghiệp</w:t>
       </w:r>
       <w:r>
         <w:t xml:space="preserve"> </w:t>
@@ -18519,67 +18657,67 @@
               <w:jc w:val="right"/>
             </w:pPr>
             <w:r>
+              <w:t xml:space="preserve">+0,105**</w:t>
+            </w:r>
+          </w:p>
+        </w:tc>
+        <w:tc>
+          <w:tcPr/>
+          <w:p>
+            <w:pPr>
+              <w:pStyle w:val="Compact"/>
+              <w:jc w:val="right"/>
+            </w:pPr>
+            <w:r>
+              <w:t xml:space="preserve">+0,114**</w:t>
+            </w:r>
+          </w:p>
+        </w:tc>
+        <w:tc>
+          <w:tcPr/>
+          <w:p>
+            <w:pPr>
+              <w:pStyle w:val="Compact"/>
+              <w:jc w:val="right"/>
+            </w:pPr>
+            <w:r>
+              <w:t xml:space="preserve">+0,067**</w:t>
+            </w:r>
+          </w:p>
+        </w:tc>
+        <w:tc>
+          <w:tcPr/>
+          <w:p>
+            <w:pPr>
+              <w:pStyle w:val="Compact"/>
+              <w:jc w:val="right"/>
+            </w:pPr>
+            <w:r>
+              <w:t xml:space="preserve">+0,086**</w:t>
+            </w:r>
+          </w:p>
+        </w:tc>
+        <w:tc>
+          <w:tcPr/>
+          <w:p>
+            <w:pPr>
+              <w:pStyle w:val="Compact"/>
+              <w:jc w:val="right"/>
+            </w:pPr>
+            <w:r>
+              <w:t xml:space="preserve">+0,057**</w:t>
+            </w:r>
+          </w:p>
+        </w:tc>
+        <w:tc>
+          <w:tcPr/>
+          <w:p>
+            <w:pPr>
+              <w:pStyle w:val="Compact"/>
+              <w:jc w:val="right"/>
+            </w:pPr>
+            <w:r>
               <w:t xml:space="preserve">+0,104**</w:t>
-            </w:r>
-          </w:p>
-        </w:tc>
-        <w:tc>
-          <w:tcPr/>
-          <w:p>
-            <w:pPr>
-              <w:pStyle w:val="Compact"/>
-              <w:jc w:val="right"/>
-            </w:pPr>
-            <w:r>
-              <w:t xml:space="preserve">+0,114**</w:t>
-            </w:r>
-          </w:p>
-        </w:tc>
-        <w:tc>
-          <w:tcPr/>
-          <w:p>
-            <w:pPr>
-              <w:pStyle w:val="Compact"/>
-              <w:jc w:val="right"/>
-            </w:pPr>
-            <w:r>
-              <w:t xml:space="preserve">+0,124**</w:t>
-            </w:r>
-          </w:p>
-        </w:tc>
-        <w:tc>
-          <w:tcPr/>
-          <w:p>
-            <w:pPr>
-              <w:pStyle w:val="Compact"/>
-              <w:jc w:val="right"/>
-            </w:pPr>
-            <w:r>
-              <w:t xml:space="preserve">+0,072**</w:t>
-            </w:r>
-          </w:p>
-        </w:tc>
-        <w:tc>
-          <w:tcPr/>
-          <w:p>
-            <w:pPr>
-              <w:pStyle w:val="Compact"/>
-              <w:jc w:val="right"/>
-            </w:pPr>
-            <w:r>
-              <w:t xml:space="preserve">+0,057**</w:t>
-            </w:r>
-          </w:p>
-        </w:tc>
-        <w:tc>
-          <w:tcPr/>
-          <w:p>
-            <w:pPr>
-              <w:pStyle w:val="Compact"/>
-              <w:jc w:val="right"/>
-            </w:pPr>
-            <w:r>
-              <w:t xml:space="preserve">+0,122**</w:t>
             </w:r>
           </w:p>
         </w:tc>
@@ -18609,7 +18747,7 @@
                 <w:bCs/>
                 <w:b/>
               </w:rPr>
-              <w:t xml:space="preserve">+0,139**</w:t>
+              <w:t xml:space="preserve">+0,141**</w:t>
             </w:r>
           </w:p>
         </w:tc>
@@ -18621,7 +18759,7 @@
               <w:jc w:val="right"/>
             </w:pPr>
             <w:r>
-              <w:t xml:space="preserve">+0,131**</w:t>
+              <w:t xml:space="preserve">+0,122**</w:t>
             </w:r>
           </w:p>
         </w:tc>
@@ -18633,7 +18771,7 @@
               <w:jc w:val="right"/>
             </w:pPr>
             <w:r>
-              <w:t xml:space="preserve">+0,094**</w:t>
+              <w:t xml:space="preserve">+0,061**</w:t>
             </w:r>
           </w:p>
         </w:tc>
@@ -18645,7 +18783,7 @@
               <w:jc w:val="right"/>
             </w:pPr>
             <w:r>
-              <w:t xml:space="preserve">+0,047**</w:t>
+              <w:t xml:space="preserve">+0,049**</w:t>
             </w:r>
           </w:p>
         </w:tc>
@@ -18657,7 +18795,7 @@
               <w:jc w:val="right"/>
             </w:pPr>
             <w:r>
-              <w:t xml:space="preserve">+0,018*</w:t>
+              <w:t xml:space="preserve">+0,015*</w:t>
             </w:r>
           </w:p>
         </w:tc>
@@ -18673,7 +18811,7 @@
                 <w:bCs/>
                 <w:b/>
               </w:rPr>
-              <w:t xml:space="preserve">−0,009 ns</w:t>
+              <w:t xml:space="preserve">+0,002 ns</w:t>
             </w:r>
           </w:p>
         </w:tc>
@@ -18699,19 +18837,7 @@
               <w:jc w:val="right"/>
             </w:pPr>
             <w:r>
-              <w:t xml:space="preserve">+0,158**</w:t>
-            </w:r>
-          </w:p>
-        </w:tc>
-        <w:tc>
-          <w:tcPr/>
-          <w:p>
-            <w:pPr>
-              <w:pStyle w:val="Compact"/>
-              <w:jc w:val="right"/>
-            </w:pPr>
-            <w:r>
-              <w:t xml:space="preserve">+0,187**</w:t>
+              <w:t xml:space="preserve">+0,164**</w:t>
             </w:r>
           </w:p>
         </w:tc>
@@ -18727,7 +18853,7 @@
                 <w:bCs/>
                 <w:b/>
               </w:rPr>
-              <w:t xml:space="preserve">+0,240**</w:t>
+              <w:t xml:space="preserve">+0,180**</w:t>
             </w:r>
           </w:p>
         </w:tc>
@@ -18739,7 +18865,7 @@
               <w:jc w:val="right"/>
             </w:pPr>
             <w:r>
-              <w:t xml:space="preserve">+0,141**</w:t>
+              <w:t xml:space="preserve">+0,140**</w:t>
             </w:r>
           </w:p>
         </w:tc>
@@ -18751,7 +18877,7 @@
               <w:jc w:val="right"/>
             </w:pPr>
             <w:r>
-              <w:t xml:space="preserve">+0,125**</w:t>
+              <w:t xml:space="preserve">+0,152**</w:t>
             </w:r>
           </w:p>
         </w:tc>
@@ -18763,7 +18889,19 @@
               <w:jc w:val="right"/>
             </w:pPr>
             <w:r>
-              <w:t xml:space="preserve">+0,117**</w:t>
+              <w:t xml:space="preserve">+0,122**</w:t>
+            </w:r>
+          </w:p>
+        </w:tc>
+        <w:tc>
+          <w:tcPr/>
+          <w:p>
+            <w:pPr>
+              <w:pStyle w:val="Compact"/>
+              <w:jc w:val="right"/>
+            </w:pPr>
+            <w:r>
+              <w:t xml:space="preserve">+0,094**</w:t>
             </w:r>
           </w:p>
         </w:tc>
@@ -18789,7 +18927,7 @@
               <w:jc w:val="right"/>
             </w:pPr>
             <w:r>
-              <w:t xml:space="preserve">+0,090**</w:t>
+              <w:t xml:space="preserve">+0,093**</w:t>
             </w:r>
           </w:p>
         </w:tc>
@@ -18805,7 +18943,7 @@
                 <w:bCs/>
                 <w:b/>
               </w:rPr>
-              <w:t xml:space="preserve">+0,201**</w:t>
+              <w:t xml:space="preserve">+0,202**</w:t>
             </w:r>
           </w:p>
         </w:tc>
@@ -18817,7 +18955,7 @@
               <w:jc w:val="right"/>
             </w:pPr>
             <w:r>
-              <w:t xml:space="preserve">+0,124**</w:t>
+              <w:t xml:space="preserve">+0,091**</w:t>
             </w:r>
           </w:p>
         </w:tc>
@@ -18829,7 +18967,7 @@
               <w:jc w:val="right"/>
             </w:pPr>
             <w:r>
-              <w:t xml:space="preserve">+0,180**</w:t>
+              <w:t xml:space="preserve">+0,183**</w:t>
             </w:r>
           </w:p>
         </w:tc>
@@ -18841,7 +18979,7 @@
               <w:jc w:val="right"/>
             </w:pPr>
             <w:r>
-              <w:t xml:space="preserve">+0,111**</w:t>
+              <w:t xml:space="preserve">+0,113**</w:t>
             </w:r>
           </w:p>
         </w:tc>
@@ -18853,7 +18991,7 @@
               <w:jc w:val="right"/>
             </w:pPr>
             <w:r>
-              <w:t xml:space="preserve">+0,092**</w:t>
+              <w:t xml:space="preserve">+0,095**</w:t>
             </w:r>
           </w:p>
         </w:tc>
@@ -18868,7 +19006,7 @@
           <w:iCs/>
           <w:i/>
         </w:rPr>
-        <w:t xml:space="preserve">Ghi chú: ** p &lt; 0,01; * p &lt; 0,05; ns = không có ý nghĩa thống kê (kiểm định hai phía). LP-z = điểm z của ln(doanh thu/lao động) trong từng cặp nền kinh tế × năm; FDI ≥10% từ b2b; FSTS = d3b + d3c; TCI = trung bình hai thành phần R&amp;D (h8) và ISO (b8); DAI = website (c22b). n theo nhóm: 5.661 / 2.082 / 10.138 / 40.508 / 15.669 / 1.715 (quan sát có LP hợp lệ). Hệ số tương quan Pearson, không áp dụng HC1; HC1 dành cho SE hồi quy ở Chuyên đề 2.</w:t>
+        <w:t xml:space="preserve">Ghi chú: ** p &lt; 0,01; * p &lt; 0,05; ns = không có ý nghĩa thống kê (kiểm định hai phía). LP-z = điểm z của ln(doanh thu/lao động) trong từng cặp nền kinh tế × năm; FDI ≥10% từ b2b; FSTS = d3b + d3c; TCI = trung bình hai thành phần R&amp;D (h8) và ISO (b8); DAI = website (c22b). n theo nhóm: 5.688 / 2.082 / 15.174 / 42.798 / 17.340 / 1.916 (quan sát có LP hợp lệ, khung mô tả 50 nền tái lập). Hệ số tương quan Pearson, không áp dụng HC1; HC1 dành cho SE hồi quy ở Chuyên đề 2.</w:t>
       </w:r>
     </w:p>
     <w:p>
@@ -18892,7 +19030,7 @@
         <w:t xml:space="preserve"> </w:t>
       </w:r>
       <w:r>
-        <w:t xml:space="preserve">ở mọi nhóm (+0,117 đến +0,240), năng lực công nghệ nền tảng là dịch chuyển mức phổ quát; (2)</w:t>
+        <w:t xml:space="preserve">ở mọi nhóm (+0,094 đến +0,180), năng lực công nghệ nền tảng là dịch chuyển mức phổ quát; (2)</w:t>
       </w:r>
       <w:r>
         <w:t xml:space="preserve"> </w:t>
@@ -18905,17 +19043,17 @@
         <w:t xml:space="preserve">phổ thể chế cường độ FSTS theo chiều thể chế</w:t>
       </w:r>
       <w:r>
-        <w:t xml:space="preserve">: tương quan xuất khẩu–năng suất giảm đơn điệu từ +0,139 (Nhóm I) qua +0,047 (IV) và +0,018 (V) xuống</w:t>
-      </w:r>
-      <w:r>
-        <w:t xml:space="preserve"> </w:t>
-      </w:r>
-      <w:r>
-        <w:rPr>
-          <w:bCs/>
-          <w:b/>
-        </w:rPr>
-        <w:t xml:space="preserve">mất ý nghĩa ở SIDS (−0,009 ns)</w:t>
+        <w:t xml:space="preserve">: tương quan xuất khẩu–năng suất giảm đơn điệu từ +0,141 (Nhóm I) qua +0,049 (IV) và +0,015 (V) xuống</w:t>
+      </w:r>
+      <w:r>
+        <w:t xml:space="preserve"> </w:t>
+      </w:r>
+      <w:r>
+        <w:rPr>
+          <w:bCs/>
+          <w:b/>
+        </w:rPr>
+        <w:t xml:space="preserve">mất ý nghĩa ở SIDS (+0,002 ns)</w:t>
       </w:r>
       <w:r>
         <w:t xml:space="preserve">, tương quan thô của quốc tế hóa gần như biến mất ở thể chế yếu, gợi ý quan hệ phi tuyến và bị điều tiết thay vì tuyến tính phổ quát; (3)</w:t>
@@ -18928,10 +19066,13 @@
           <w:bCs/>
           <w:b/>
         </w:rPr>
-        <w:t xml:space="preserve">SIDS là ngoại lệ duy nhất về dấu của FSTS</w:t>
-      </w:r>
-      <w:r>
-        <w:t xml:space="preserve">, phù hợp với giả thuyết chi phí buộc phải quốc tế hóa: doanh nghiệp SIDS xuất khẩu vì bắt buộc, không phải vì chọn lọc theo năng suất; (4)</w:t>
+        <w:t xml:space="preserve">SIDS là nhóm duy nhất mà tương quan FSTS triệt tiêu hoàn toàn</w:t>
+      </w:r>
+      <w:r>
+        <w:t xml:space="preserve"> </w:t>
+      </w:r>
+      <w:r>
+        <w:t xml:space="preserve">(≈0, không ý nghĩa), phù hợp với giả thuyết chi phí buộc phải quốc tế hóa: doanh nghiệp SIDS xuất khẩu vì bắt buộc, không phải vì chọn lọc theo năng suất; (4)</w:t>
       </w:r>
       <w:r>
         <w:t xml:space="preserve"> </w:t>
@@ -18944,23 +19085,23 @@
         <w:t xml:space="preserve">FDI dương ở mọi nhóm</w:t>
       </w:r>
       <w:r>
-        <w:t xml:space="preserve">, mạnh hơn ở hai cực thể chế (Nhóm I +0,104 và SIDS +0,122), hai cơ chế khác nhau: MNE hub tại Advanced và FDI ngoại sinh tại SIDS; (5)</w:t>
-      </w:r>
-      <w:r>
-        <w:t xml:space="preserve"> </w:t>
-      </w:r>
-      <w:r>
-        <w:rPr>
-          <w:bCs/>
-          <w:b/>
-        </w:rPr>
-        <w:t xml:space="preserve">DAI dương ở mọi nhóm nhưng thấp nhất tại Nhóm I (+0,090)</w:t>
-      </w:r>
-      <w:r>
-        <w:t xml:space="preserve"> </w:t>
-      </w:r>
-      <w:r>
-        <w:t xml:space="preserve">trong khi cao nhất ở II và IV (+0,201; +0,180), phần bù của hiện diện số Tầng 1 co lại nơi nó đã tiệm cận bão hòa (Nghịch lý bão hòa số ở dạng suy giảm lợi suất biên); (6)</w:t>
+        <w:t xml:space="preserve">, mạnh hơn ở hai cực thể chế (Nhóm I +0,105 và SIDS +0,104), hai cơ chế khác nhau: MNE hub tại Advanced và FDI ngoại sinh tại SIDS; (5)</w:t>
+      </w:r>
+      <w:r>
+        <w:t xml:space="preserve"> </w:t>
+      </w:r>
+      <w:r>
+        <w:rPr>
+          <w:bCs/>
+          <w:b/>
+        </w:rPr>
+        <w:t xml:space="preserve">DAI dương ở mọi nhóm nhưng thấp nhất tại Nhóm I (+0,093)</w:t>
+      </w:r>
+      <w:r>
+        <w:t xml:space="preserve"> </w:t>
+      </w:r>
+      <w:r>
+        <w:t xml:space="preserve">trong khi cao nhất ở II và IV (+0,202; +0,183), phần bù của hiện diện số Tầng 1 co lại nơi nó đã tiệm cận bão hòa (Nghịch lý bão hòa số ở dạng suy giảm lợi suất biên); (6)</w:t>
       </w:r>
       <w:r>
         <w:t xml:space="preserve"> </w:t>
@@ -19471,7 +19612,7 @@
         <w:t xml:space="preserve"> </w:t>
       </w:r>
       <w:r>
-        <w:t xml:space="preserve">(năm 1–3): Sụt giảm ngắn hạn do chi phí thiết bị, đào tạo và gián đoạn quy trình. Bằng chứng gián tiếp: phần bù tương quan DAI thấp nhất tại Nhóm Advanced đổi mới (+0,090 so với +0,180–0,201 ở các nhóm chuyển đổi/tài nguyên), nơi Tầng 1 đã tiệm cận bão hòa, lợi suất biên co lại; giai đoạn</w:t>
+        <w:t xml:space="preserve">(năm 1–3): Sụt giảm ngắn hạn do chi phí thiết bị, đào tạo và gián đoạn quy trình. Bằng chứng gián tiếp: phần bù tương quan DAI thấp nhất tại Nhóm Advanced đổi mới (+0,093 so với +0,183–0,202 ở các nhóm chuyển đổi/tài nguyên), nơi Tầng 1 đã tiệm cận bão hòa, lợi suất biên co lại; giai đoạn</w:t>
       </w:r>
       <w:r>
         <w:t xml:space="preserve"> </w:t>
@@ -19721,7 +19862,7 @@
         <w:t xml:space="preserve"> </w:t>
       </w:r>
       <w:r>
-        <w:t xml:space="preserve">(đang phát triển). Phần bù tương quan DAI thấp nhất ở Nhóm I (+0,090) là dấu hiệu bão hòa Tầng 1, xem kiểm định loại trừ ICT tại Mục 2.3.4.3.</w:t>
+        <w:t xml:space="preserve">(đang phát triển). Phần bù tương quan DAI thấp nhất ở Nhóm I (+0,093) là dấu hiệu bão hòa Tầng 1, xem kiểm định loại trừ ICT tại Mục 2.3.4.3.</w:t>
       </w:r>
     </w:p>
     <w:p>
@@ -19851,7 +19992,7 @@
         <w:t xml:space="preserve">KT3, Xác nhận nhân quả Nghịch lý bão hòa số qua ước lượng biến công cụ</w:t>
       </w:r>
       <w:r>
-        <w:t xml:space="preserve">: Phần bù tương quan DAI suy giảm rõ ở Advanced (+0,090, thấp nhất sáu nhóm) có thể phản ánh: (a) bão hòa thực sự của Tầng 1; (b) nhân quả ngược; (c) bias biến bỏ sót. Biến công cụ hợp lệ (độ phủ băng thông rộng) cần thiết để phân biệt.</w:t>
+        <w:t xml:space="preserve">: Phần bù tương quan DAI suy giảm rõ ở Advanced (+0,093, thấp nhất sáu nhóm) có thể phản ánh: (a) bão hòa thực sự của Tầng 1; (b) nhân quả ngược; (c) bias biến bỏ sót. Biến công cụ hợp lệ (độ phủ băng thông rộng) cần thiết để phân biệt.</w:t>
       </w:r>
     </w:p>
     <w:p>
@@ -20237,7 +20378,7 @@
         <w:t xml:space="preserve">(1) Uppsala có điều kiện, không phổ quát</w:t>
       </w:r>
       <w:r>
-        <w:t xml:space="preserve">: Tương quan FSTS–năng suất dương mạnh tại Advanced (+0,139), suy yếu dần theo chiều thể chế và mất ý nghĩa tại SIDS (−0,009 ns), xác nhận điều kiện biên: lý thuyết Uppsala vận hành chỉ trong môi trường thể chế đủ mạnh (Williamson, 1985).</w:t>
+        <w:t xml:space="preserve">: Tương quan FSTS–năng suất dương mạnh tại Advanced (+0,141), suy yếu dần theo chiều thể chế và mất ý nghĩa tại SIDS (+0,002 ns), xác nhận điều kiện biên: lý thuyết Uppsala vận hành chỉ trong môi trường thể chế đủ mạnh (Williamson, 1985).</w:t>
       </w:r>
     </w:p>
     <w:p>
@@ -20333,7 +20474,7 @@
         <w:t xml:space="preserve">(5) Bối cảnh thể chế là tầng điều kiện, không phải yếu tố nền</w:t>
       </w:r>
       <w:r>
-        <w:t xml:space="preserve">: Biến thiên cường độ có hệ thống (và cá biệt là đổi dấu, FSTS tại SIDS) của các hệ số cross-regime không phải nhiễu mà là tín hiệu lý thuyết. Nghiên cứu kinh doanh quốc tế tương lai nên kiểm định hiệu ứng điều tiết theo nhóm ICRV trước khi báo cáo kích thước hiệu ứng trung bình.</w:t>
+        <w:t xml:space="preserve">: Biến thiên cường độ có hệ thống (và cá biệt là triệt tiêu hoàn toàn, FSTS tại SIDS) của các hệ số cross-regime không phải nhiễu mà là tín hiệu lý thuyết. Nghiên cứu kinh doanh quốc tế tương lai nên kiểm định hiệu ứng điều tiết theo nhóm ICRV trước khi báo cáo kích thước hiệu ứng trung bình.</w:t>
       </w:r>
     </w:p>
     <w:bookmarkEnd w:id="101"/>
@@ -20484,7 +20625,7 @@
         <w:t xml:space="preserve">KL2, TCI là dịch chuyển mức phổ quát, DAI là khuếch đại phụ thuộc bối cảnh</w:t>
       </w:r>
       <w:r>
-        <w:t xml:space="preserve">: TCI tương quan dương mạnh và đồng đều ở mọi nhóm; phần bù DAI biến thiên cường độ gấp đôi giữa các nhóm ICRV (+0,090 ở Advanced so với +0,201 ở Advanced tài nguyên), đây là nội hàm cốt lõi của CDCM.</w:t>
+        <w:t xml:space="preserve">: TCI tương quan dương mạnh và đồng đều ở mọi nhóm; phần bù DAI biến thiên cường độ gấp đôi giữa các nhóm ICRV (+0,093 ở Advanced so với +0,202 ở Advanced tài nguyên), đây là nội hàm cốt lõi của CDCM.</w:t>
       </w:r>
     </w:p>
     <w:p>
@@ -20559,7 +20700,7 @@
         <w:t xml:space="preserve">KL7, SIDS Pacific là trường hợp biên lý thuyết với chi phí buộc phải quốc tế hóa</w:t>
       </w:r>
       <w:r>
-        <w:t xml:space="preserve">: FDI (+0,122) là nguồn năng suất chủ đạo; tương quan FSTS–năng suất bằng không (−0,009, không có ý nghĩa thống kê), nhóm duy nhất nơi xuất khẩu không gắn với phần bù năng suất. Mô hình MIRAB phù hợp hơn mô hình Uppsala.</w:t>
+        <w:t xml:space="preserve">: FDI (+0,104) là nguồn năng suất chủ đạo; tương quan FSTS–năng suất bằng không (+0,002, không có ý nghĩa thống kê), nhóm duy nhất nơi xuất khẩu không gắn với phần bù năng suất. Mô hình MIRAB phù hợp hơn mô hình Uppsala.</w:t>
       </w:r>
     </w:p>
     <w:p>
@@ -22478,7 +22619,7 @@
           <w:iCs/>
           <w:i/>
         </w:rPr>
-        <w:t xml:space="preserve">Phân bổ 50 nền kinh tế theo nhóm ICRV, mẫu gộp mô tả 88.869 doanh nghiệp, 103 cặp nền kinh tế × năm, 2006–2026.</w:t>
+        <w:t xml:space="preserve">Phân bổ 50 nền kinh tế theo nhóm ICRV — khung mô tả LP-valid tái lập 84.998 doanh nghiệp, 107 cặp nền kinh tế × năm, 2006–2026 (cột n đã gồm China-2012 và đủ bốn đợt Azerbaijan).</w:t>
       </w:r>
     </w:p>
     <w:tbl>
@@ -22596,7 +22737,7 @@
               <w:jc w:val="right"/>
             </w:pPr>
             <w:r>
-              <w:t xml:space="preserve">6.390</w:t>
+              <w:t xml:space="preserve">5.688</w:t>
             </w:r>
           </w:p>
         </w:tc>
@@ -22650,7 +22791,7 @@
               <w:jc w:val="right"/>
             </w:pPr>
             <w:r>
-              <w:t xml:space="preserve">2.231</w:t>
+              <w:t xml:space="preserve">2.082</w:t>
             </w:r>
           </w:p>
         </w:tc>
@@ -22680,7 +22821,7 @@
               <w:jc w:val="left"/>
             </w:pPr>
             <w:r>
-              <w:t xml:space="preserve">Kazakhstan (2009, 2013, 2019, 2024), Malaysia (2015, 2019, 2024), Trung Quốc (2024), Thái Lan (2016, 2025), Armenia (2009, 2013, 2020, 2024), Georgia (2013, 2019, 2023)</w:t>
+              <w:t xml:space="preserve">Kazakhstan (2009, 2013, 2019, 2024), Malaysia (2015, 2019, 2024), Trung Quốc (2012, 2024), Thái Lan (2016, 2025), Armenia (2009, 2013, 2020, 2024), Georgia (2013, 2019, 2023)</w:t>
             </w:r>
           </w:p>
         </w:tc>
@@ -22692,7 +22833,7 @@
               <w:jc w:val="right"/>
             </w:pPr>
             <w:r>
-              <w:t xml:space="preserve">17</w:t>
+              <w:t xml:space="preserve">18</w:t>
             </w:r>
           </w:p>
         </w:tc>
@@ -22704,7 +22845,7 @@
               <w:jc w:val="right"/>
             </w:pPr>
             <w:r>
-              <w:t xml:space="preserve">13.993</w:t>
+              <w:t xml:space="preserve">15.174</w:t>
             </w:r>
           </w:p>
         </w:tc>
@@ -22758,7 +22899,7 @@
               <w:jc w:val="right"/>
             </w:pPr>
             <w:r>
-              <w:t xml:space="preserve">45.003</w:t>
+              <w:t xml:space="preserve">42.798</w:t>
             </w:r>
           </w:p>
         </w:tc>
@@ -22788,7 +22929,7 @@
               <w:jc w:val="left"/>
             </w:pPr>
             <w:r>
-              <w:t xml:space="preserve">Uzbekistan, Jordan, Lào, Iraq, Myanmar, Kyrgyzstan, Sri Lanka, Lebanon, Tajikistan, Campuchia, Afghanistan, Yemen, Bhutan, Nepal, Azerbaijan, Turkmenistan, Maldives (các đợt 2006–2025)</w:t>
+              <w:t xml:space="preserve">Uzbekistan, Jordan, Lào, Iraq, Myanmar, Kyrgyzstan, Sri Lanka, Lebanon, Tajikistan, Campuchia, Afghanistan, Yemen, Bhutan, Nepal, Azerbaijan (2009, 2013, 2019, 2024), Turkmenistan, Maldives (các đợt 2006–2025)</w:t>
             </w:r>
           </w:p>
         </w:tc>
@@ -22800,7 +22941,7 @@
               <w:jc w:val="right"/>
             </w:pPr>
             <w:r>
-              <w:t xml:space="preserve">40</w:t>
+              <w:t xml:space="preserve">43</w:t>
             </w:r>
           </w:p>
         </w:tc>
@@ -22812,7 +22953,7 @@
               <w:jc w:val="right"/>
             </w:pPr>
             <w:r>
-              <w:t xml:space="preserve">18.589</w:t>
+              <w:t xml:space="preserve">17.340</w:t>
             </w:r>
           </w:p>
         </w:tc>
@@ -22866,7 +23007,7 @@
               <w:jc w:val="right"/>
             </w:pPr>
             <w:r>
-              <w:t xml:space="preserve">1.781</w:t>
+              <w:t xml:space="preserve">1.916</w:t>
             </w:r>
           </w:p>
         </w:tc>
@@ -22900,7 +23041,7 @@
                 <w:bCs/>
                 <w:b/>
               </w:rPr>
-              <w:t xml:space="preserve">50 nền kinh tế</w:t>
+              <w:t xml:space="preserve">50 nền (LP-valid)</w:t>
             </w:r>
           </w:p>
         </w:tc>
@@ -22916,7 +23057,7 @@
                 <w:bCs/>
                 <w:b/>
               </w:rPr>
-              <w:t xml:space="preserve">103</w:t>
+              <w:t xml:space="preserve">107</w:t>
             </w:r>
           </w:p>
         </w:tc>
@@ -22932,7 +23073,7 @@
                 <w:bCs/>
                 <w:b/>
               </w:rPr>
-              <w:t xml:space="preserve">88.869</w:t>
+              <w:t xml:space="preserve">84.998</w:t>
             </w:r>
           </w:p>
         </w:tc>

--- a/dist/BO_NOP_HOAN_CHINH_2026-06/2_chuyen_de/CD1_CTU.docx
+++ b/dist/BO_NOP_HOAN_CHINH_2026-06/2_chuyen_de/CD1_CTU.docx
@@ -221,7 +221,7 @@
           <w:iCs/>
           <w:i/>
         </w:rPr>
-        <w:t xml:space="preserve">phục vụ toàn bộ thống kê Mục 2.3.3–2.3.8: 88.869 doanh nghiệp, 103 cặp nền kinh tế × năm (2006–2026), tính trực tiếp từ tệp vi mô WBES, mỗi cặp nền kinh tế × năm lấy đúng một cross-section chuẩn (loại các điều tra phi chính thức, siêu nhỏ và panel mở rộng), chỉ nhận các đợt khảo sát từ 2006 trở đi khi WBES áp dụng bộ câu hỏi so sánh được toàn cầu. Mẫu gộp này chứa đầy đủ các biến mô tả (R&amp;D, ISO, đổi mới, tham nhũng, giới) vốn không thuộc tập biến ước lượng. (ii)</w:t>
+        <w:t xml:space="preserve">phục vụ toàn bộ thống kê Mục 2.3.3–2.3.8: 88.869 doanh nghiệp, 103 cặp nền kinh tế × năm (2006–2026), tính trực tiếp từ tệp vi mô WBES, mỗi cặp nền kinh tế × năm lấy đúng một lát cắt ngang chuẩn (loại các điều tra phi chính thức, siêu nhỏ và panel mở rộng), chỉ nhận các đợt khảo sát từ 2006 trở đi khi WBES áp dụng bộ câu hỏi so sánh được toàn cầu. Mẫu gộp này chứa đầy đủ các biến mô tả (R&amp;D, ISO, đổi mới, tham nhũng, giới) vốn không thuộc tập biến ước lượng. (ii)</w:t>
       </w:r>
       <w:r>
         <w:rPr>
@@ -4273,7 +4273,7 @@
         <w:t xml:space="preserve">(1) Cross-sectional không cho phép suy luận nhân quả mạnh</w:t>
       </w:r>
       <w:r>
-        <w:t xml:space="preserve">: WBES là repeated lát cắt ngang, không phải panel cân bằng. Kết luận nhân quả dựa trên ước lượng biến công cụ từ nghiên cứu Việt Nam và không thể khái quát trực tiếp sang 50 nền kinh tế (gồm Nhật Bản) trong khung phân tích.</w:t>
+        <w:t xml:space="preserve">: WBES là repeated lát cắt ngang, không phải dữ liệu bảng cân bằng. Kết luận nhân quả dựa trên ước lượng biến công cụ từ nghiên cứu Việt Nam và không thể khái quát trực tiếp sang 50 nền kinh tế (gồm Nhật Bản) trong khung phân tích.</w:t>
       </w:r>
     </w:p>
     <w:p>
@@ -4700,7 +4700,7 @@
         <w:t xml:space="preserve"> </w:t>
       </w:r>
       <w:r>
-        <w:t xml:space="preserve">giữa các nền kinh tế dùng chỉ số không thứ nguyên (ROS, tỷ suất sinh lời trên doanh thu); (c) trong khung ước lượng của luận án, LP được chuẩn hóa điểm z trong từng cặp nền kinh tế × năm và mô hình luôn có hiệu ứng cố định quốc gia (Phụ lục A của luận án). Giá trị LP được winsorize ở mức 1/99 phân vị trong cụm quốc gia × năm để kiểm soát ngoại lai. Lựa chọn năng suất lao động làm thước đo hiệu quả phù hợp với dữ liệu WBES vốn không có giá thị trường và dữ liệu lợi nhuận thưa (Combs et al., 2005; Cusolito &amp; Maloney, 2018; Richard et al., 2009).</w:t>
+        <w:t xml:space="preserve">giữa các nền kinh tế dùng chỉ số không thứ nguyên (ROS, tỷ suất sinh lời trên doanh thu); (c) trong khung ước lượng của luận án, LP được chuẩn hóa điểm z trong từng cặp nền kinh tế × năm và mô hình luôn có hiệu ứng cố định quốc gia (Phụ lục A của luận án). Giá trị LP được cắt đuôi (winsorize) ở mức 1/99 phân vị trong cụm quốc gia × năm để kiểm soát ngoại lai. Lựa chọn năng suất lao động làm thước đo hiệu quả phù hợp với dữ liệu WBES vốn không có giá thị trường và dữ liệu lợi nhuận thưa (Combs et al., 2005; Cusolito &amp; Maloney, 2018; Richard et al., 2009).</w:t>
       </w:r>
     </w:p>
     <w:p>
@@ -4942,7 +4942,7 @@
         <w:t xml:space="preserve">Hài hòa hóa xuyên ba thế hệ schema</w:t>
       </w:r>
       <w:r>
-        <w:t xml:space="preserve">: World Bank Enterprise Surveys trải qua ba thế hệ lược đồ trong giai đoạn nghiên cứu. Thế hệ 1, PICS3/MENA-WBES (2006–2012, 18 đợt, n=8.048): bảng hỏi PICS3 cho khu vực Đông Nam Á và Trung Á. Thế hệ 2, Standardized (2013–2017, 27 đợt, n=23.940): áp dụng đồng nhất xuyên toàn cầu từ 2013. Thế hệ 3, BREADY/BEE/EAP Core (2018–2026, 58 đợt, n=56.881): tích hợp thanh toán điện tử, điện toán đám mây, ngân hàng di động vào các module bổ sung, gây</w:t>
+        <w:t xml:space="preserve">: World Bank Enterprise Surveys trải qua ba thế hệ lược đồ trong giai đoạn nghiên cứu. Thế hệ 1, PICS3/MENA-WBES (2006–2012, 18 đợt, n=8.048): bảng hỏi PICS3 cho khu vực Đông Nam Á và Trung Á. Thế hệ 2, Standardized (2013–2017, 27 đợt, n=23.940): áp dụng đồng nhất xuyên toàn cầu từ 2013. Thế hệ 3, BREADY/BEE/EAP Core (2018–2026, 58 đợt, n=56.881): tích hợp thanh toán điện tử, điện toán đám mây, ngân hàng di động vào các phân hệ bổ sung, gây</w:t>
       </w:r>
       <w:r>
         <w:t xml:space="preserve"> </w:t>
@@ -5006,7 +5006,7 @@
         <w:t xml:space="preserve"> </w:t>
       </w:r>
       <w:r>
-        <w:t xml:space="preserve">hấp thụ hiệu ứng lược đồ tĩnh; (3b) mô hình neo (anchor model), chạy hồi quy với dữ liệu đến 2024, khóa hệ số, kiểm định ổn định với dữ liệu đầy đủ bằng Chow test; (3c) panel hậu đại dịch độc lập, tách 2025 thành tập xác thực ngoài mẫu cho kỷ nguyên hậu COVID và AI.</w:t>
+        <w:t xml:space="preserve">hấp thụ hiệu ứng lược đồ tĩnh; (3b) mô hình neo (anchor model), chạy hồi quy với dữ liệu đến 2024, khóa hệ số, kiểm định ổn định với dữ liệu đầy đủ bằng Chow test; (3c) dữ liệu bảng hậu đại dịch độc lập, tách 2025 thành tập xác thực ngoài mẫu cho kỷ nguyên hậu COVID và AI.</w:t>
       </w:r>
     </w:p>
     <w:p>
@@ -5436,7 +5436,7 @@
         <w:pStyle w:val="BodyText"/>
       </w:pPr>
       <w:r>
-        <w:t xml:space="preserve">Giá trị LP được winsorize ở mức 1/99 phân vị trong cụm quốc gia × năm để kiểm soát ngoại lai; vì doanh thu báo cáo bằng nội tệ, tính so sánh xuyên quốc gia được bảo đảm bằng chuẩn hóa trong từng cặp nền kinh tế × năm và chỉ số không thứ nguyên, như trình bày ở mục 2.2 (World Bank Enterprise Surveys, 2025).</w:t>
+        <w:t xml:space="preserve">Giá trị LP được cắt đuôi (winsorize) ở mức 1/99 phân vị trong cụm quốc gia × năm để kiểm soát ngoại lai; vì doanh thu báo cáo bằng nội tệ, tính so sánh xuyên quốc gia được bảo đảm bằng chuẩn hóa trong từng cặp nền kinh tế × năm và chỉ số không thứ nguyên, như trình bày ở mục 2.2 (World Bank Enterprise Surveys, 2025).</w:t>
       </w:r>
     </w:p>
     <w:bookmarkEnd w:id="36"/>
@@ -8708,7 +8708,7 @@
         <w:t xml:space="preserve">d3b + d3c</w:t>
       </w:r>
       <w:r>
-        <w:t xml:space="preserve">; winsorize log năng suất ở mức 1/99 phân vị trong cụm quốc gia × năm.</w:t>
+        <w:t xml:space="preserve">; cắt đuôi (winsorize) log năng suất ở mức 1/99 phân vị trong cụm quốc gia × năm.</w:t>
       </w:r>
     </w:p>
     <w:bookmarkEnd w:id="54"/>
@@ -9543,7 +9543,7 @@
         <w:t xml:space="preserve">0,50 (Nhóm I) rồi 0,45 (III) rồi 0,35 (IV)</w:t>
       </w:r>
       <w:r>
-        <w:t xml:space="preserve">; Nhóm V–VI có outlier mạnh nên chỉ đọc trung vị (V≈0,41; VI≈0,47), thể chế yếu đi kèm biên lợi nhuận mỏng hơn, nhất quán với Lý thuyết thể chế (chi phí giao dịch cao bào mòn biên). (3) Suy diễn về</w:t>
+        <w:t xml:space="preserve">; Nhóm V–VI có giá trị ngoại lai mạnh nên chỉ đọc trung vị (V≈0,41; VI≈0,47), thể chế yếu đi kèm biên lợi nhuận mỏng hơn, nhất quán với Lý thuyết thể chế (chi phí giao dịch cao bào mòn biên). (3) Suy diễn về</w:t>
       </w:r>
       <w:r>
         <w:t xml:space="preserve"> </w:t>
@@ -16573,7 +16573,7 @@
           <w:iCs/>
           <w:i/>
         </w:rPr>
-        <w:t xml:space="preserve">, 22,6% dùng máy tính/tablet), bộ công cụ không tương đương với cross-section chuẩn nên không thuộc mẫu gộp mô tả và chỉ nêu ở đây như tham chiếu.</w:t>
+        <w:t xml:space="preserve">, 22,6% dùng máy tính/tablet), bộ công cụ không tương đương với lát cắt ngang chuẩn nên không thuộc mẫu gộp mô tả và chỉ nêu ở đây như tham chiếu.</w:t>
       </w:r>
     </w:p>
     <w:p>
@@ -17400,7 +17400,7 @@
         <w:t xml:space="preserve">Asian Development Review, 43</w:t>
       </w:r>
       <w:r>
-        <w:t xml:space="preserve">(1), 37–75), panel 4.293 doanh nghiệp Ấn Độ 2006–2019: FDI là kênh lan tỏa ngang quan trọng nhất; doanh nghiệp lớn thu nhận lan tỏa nhiều hơn; FDI tăng từ 1,705 triệu USD (1990–2000) rồi 42,396 triệu USD (2012–2022); R&amp;D trì trệ ở 0,7% GDP.</w:t>
+        <w:t xml:space="preserve">(1), 37–75), dữ liệu bảng 4.293 doanh nghiệp Ấn Độ 2006–2019: FDI là kênh lan tỏa ngang quan trọng nhất; doanh nghiệp lớn thu nhận lan tỏa nhiều hơn; FDI tăng từ 1,705 triệu USD (1990–2000) rồi 42,396 triệu USD (2012–2022); R&amp;D trì trệ ở 0,7% GDP.</w:t>
       </w:r>
     </w:p>
     <w:bookmarkEnd w:id="87"/>
@@ -20511,7 +20511,7 @@
           <w:bCs/>
           <w:b/>
         </w:rPr>
-        <w:t xml:space="preserve">(2) Hệ thống phòng thủ ba tầng cho panel đa thế hệ là đóng góp phương pháp luận</w:t>
+        <w:t xml:space="preserve">(2) Hệ thống phòng thủ ba tầng cho dữ liệu bảng đa thế hệ là đóng góp phương pháp luận</w:t>
       </w:r>
       <w:r>
         <w:t xml:space="preserve">: Ba tầng kiểm chứng, biến giả Post_BREADY_2024, kiểm định ổn định mô hình neo, panel hậu đại dịch độc lập, là giao thức có thể chuẩn hóa cho bất kỳ nghiên cứu dùng WBES với nhiều thế hệ lược đồ.</w:t>
@@ -20526,10 +20526,10 @@
           <w:bCs/>
           <w:b/>
         </w:rPr>
-        <w:t xml:space="preserve">(3) Winsorize trong cụm quốc gia × năm tốt hơn winsorize tổng thể</w:t>
-      </w:r>
-      <w:r>
-        <w:t xml:space="preserve">: Winsorize tổng thể bóp méo phân phối tại các nhóm phân tán rộng (Nhóm V: P90/P10 ~30 lần trong đợt). Winsorize trong cụm bảo tồn dị biệt cross-regime quan trọng về lý thuyết.</w:t>
+        <w:t xml:space="preserve">(3) Winsorize trong cụm quốc gia × năm tốt hơn cắt đuôi tổng thể</w:t>
+      </w:r>
+      <w:r>
+        <w:t xml:space="preserve">: Cắt đuôi tổng thể bóp méo phân phối tại các nhóm phân tán rộng (Nhóm V: P90/P10 ~30 lần trong đợt). Winsorize trong cụm bảo tồn dị biệt cross-regime quan trọng về lý thuyết.</w:t>
       </w:r>
     </w:p>
     <w:p>
@@ -21046,7 +21046,7 @@
         <w:t xml:space="preserve">(2) Lọc mẫu</w:t>
       </w:r>
       <w:r>
-        <w:t xml:space="preserve">: Loại micro firms (&lt; 5 lao động) và doanh nghiệp nhà nước. Kết quả cần bền vững trong SME tư nhân (n ≈ 80.000+).</w:t>
+        <w:t xml:space="preserve">: Loại doanh nghiệp siêu nhỏ (micro firms, &lt; 5 lao động) và doanh nghiệp nhà nước. Kết quả cần bền vững trong SME tư nhân (n ≈ 80.000+).</w:t>
       </w:r>
     </w:p>
     <w:p>
@@ -23088,7 +23088,7 @@
           <w:iCs/>
           <w:i/>
         </w:rPr>
-        <w:t xml:space="preserve">Ghi chú: mỗi cặp nền kinh tế × năm lấy đúng một cross-section chuẩn WBES; loại các điều tra phi chính thức, siêu nhỏ (Micro) và panel mở rộng; chỉ nhận đợt khảo sát từ 2006 trở đi (bộ câu hỏi so sánh được toàn cầu). Nhật Bản 2025 (n=2.168) là thành viên đầy đủ của Nhóm I trong mẫu gộp mô tả. Khung ước lượng đa quốc gia của luận án (P7: 88.869 doanh nghiệp / 50 nền, gồm Nhật Bản; mẫu gộp phân loại 96.415 / 52 nền) được chạy theo quy trình tại Phụ lục A; vòng tái ước lượng 50 nền gồm Nhật Bản đã hoàn tất nên mô tả và ước lượng nay dùng chung MỘT khung 50 nền (hồi quy M2 N=81.022; M5 N=79.080).</w:t>
+        <w:t xml:space="preserve">Ghi chú: mỗi cặp nền kinh tế × năm lấy đúng một lát cắt ngang chuẩn WBES; loại các điều tra phi chính thức, siêu nhỏ (Micro) và panel mở rộng; chỉ nhận đợt khảo sát từ 2006 trở đi (bộ câu hỏi so sánh được toàn cầu). Nhật Bản 2025 (n=2.168) là thành viên đầy đủ của Nhóm I trong mẫu gộp mô tả. Khung ước lượng đa quốc gia của luận án (P7: 88.869 doanh nghiệp / 50 nền, gồm Nhật Bản; mẫu gộp phân loại 96.415 / 52 nền) được chạy theo quy trình tại Phụ lục A; vòng tái ước lượng 50 nền gồm Nhật Bản đã hoàn tất nên mô tả và ước lượng nay dùng chung MỘT khung 50 nền (hồi quy M2 N=81.022; M5 N=79.080).</w:t>
       </w:r>
     </w:p>
     <w:p>

--- a/dist/BO_NOP_HOAN_CHINH_2026-06/2_chuyen_de/CD1_CTU.docx
+++ b/dist/BO_NOP_HOAN_CHINH_2026-06/2_chuyen_de/CD1_CTU.docx
@@ -318,7 +318,7 @@
         <w:t xml:space="preserve"> </w:t>
       </w:r>
       <w:r>
-        <w:t xml:space="preserve">(innovation-driven so với resource-driven) và xác nhận khuôn mẫu</w:t>
+        <w:t xml:space="preserve">(đổi mới dẫn dắt so với tài nguyên dẫn dắt; innovation- vs. resource-driven) và xác nhận khuôn mẫu</w:t>
       </w:r>
       <w:r>
         <w:t xml:space="preserve"> </w:t>
@@ -894,7 +894,21 @@
               <w:jc w:val="left"/>
             </w:pPr>
             <w:r>
-              <w:t xml:space="preserve">Thay đổi theo thời gian: Δ điểm phần trăm 2018–2026 so với 2006–2012</w:t>
+              <w:t xml:space="preserve">Thay đổi theo thời gian:</w:t>
+            </w:r>
+            <w:r>
+              <w:t xml:space="preserve"> </w:t>
+            </w:r>
+            <m:oMath>
+              <m:r>
+                <m:t>Δ</m:t>
+              </m:r>
+            </m:oMath>
+            <w:r>
+              <w:t xml:space="preserve"> </w:t>
+            </w:r>
+            <w:r>
+              <w:t xml:space="preserve">điểm phần trăm 2018–2026 so với 2006–2012</w:t>
             </w:r>
           </w:p>
         </w:tc>
@@ -1421,7 +1435,18 @@
               <w:jc w:val="left"/>
             </w:pPr>
             <w:r>
-              <w:t xml:space="preserve">Slope chart 2006–2012 vs 2018–2026 (Δ điểm phần trăm theo nhóm ICRV)</w:t>
+              <w:t xml:space="preserve">Slope chart 2006–2012 vs 2018–2026 (</w:t>
+            </w:r>
+            <m:oMath>
+              <m:r>
+                <m:t>Δ</m:t>
+              </m:r>
+            </m:oMath>
+            <w:r>
+              <w:t xml:space="preserve"> </w:t>
+            </w:r>
+            <w:r>
+              <w:t xml:space="preserve">điểm phần trăm theo nhóm ICRV)</w:t>
             </w:r>
           </w:p>
         </w:tc>
@@ -2088,7 +2113,7 @@
               <w:jc w:val="left"/>
             </w:pPr>
             <w:r>
-              <w:t xml:space="preserve">DAI (Tier-1)</w:t>
+              <w:t xml:space="preserve">DAI (Bậc 1)</w:t>
             </w:r>
           </w:p>
         </w:tc>
@@ -2126,7 +2151,7 @@
               <w:jc w:val="left"/>
             </w:pPr>
             <w:r>
-              <w:t xml:space="preserve">DAI (Tier-2)</w:t>
+              <w:t xml:space="preserve">DAI (Bậc 2)</w:t>
             </w:r>
           </w:p>
         </w:tc>
@@ -3639,7 +3664,7 @@
         <w:pStyle w:val="BodyText"/>
       </w:pPr>
       <w:r>
-        <w:t xml:space="preserve">Bức tranh hiệu quả hoạt động kinh doanh của doanh nghiệp châu Á 2006–2026 được định hình bởi</w:t>
+        <w:t xml:space="preserve">Diện mạo hiệu quả hoạt động kinh doanh của doanh nghiệp châu Á 2006–2026 được định hình bởi</w:t>
       </w:r>
       <w:r>
         <w:t xml:space="preserve"> </w:t>
@@ -4240,7 +4265,7 @@
         <w:t xml:space="preserve"> </w:t>
       </w:r>
       <w:r>
-        <w:t xml:space="preserve">(19 năm khảo sát, 103 cặp nền kinh tế × năm). Ba thế hệ lược đồ WBES trong mẫu gộp mô tả: PICS3/tiền-Standardized (2006–2012, 18 đợt, n=8.048), Standardized (2013–2017, 27 đợt, n=23.940), BREADY/BEE/EAP Core (2018–2026, 57 đợt, n=54.713, chiếm 63,1% mẫu gộp).</w:t>
+        <w:t xml:space="preserve">(19 năm khảo sát, 103 cặp nền kinh tế × năm). Ba thế hệ lược đồ WBES trong mẫu gộp mô tả: PICS3/tiền-Standardized (2006–2012, 18 đợt, n=8.048), Standardized (2013–2017, 27 đợt, n=23.940), BREADY/BEE/EAP Core (2018–2026, 58 đợt, n=56.881, chiếm 64,0% mẫu gộp).</w:t>
       </w:r>
     </w:p>
     <w:bookmarkEnd w:id="28"/>
@@ -4285,10 +4310,10 @@
           <w:bCs/>
           <w:b/>
         </w:rPr>
-        <w:t xml:space="preserve">(2) Chỉ số áp dụng số bị giới hạn ở Tier-1 và Tier-2</w:t>
-      </w:r>
-      <w:r>
-        <w:t xml:space="preserve">: Bộ câu hỏi PICS3/Standardized chỉ có website nhị phân (Tier-1). BREADY có Tầng 2 nhưng không đo Tầng 3/4. Chuyên đề chỉ phát biểu về phần bù Tầng 1/2, không phải toàn bộ phổ áp dụng số.</w:t>
+        <w:t xml:space="preserve">(2) Chỉ số áp dụng số bị giới hạn ở Bậc 1 và Bậc 2</w:t>
+      </w:r>
+      <w:r>
+        <w:t xml:space="preserve">: Bộ câu hỏi PICS3/Standardized chỉ có website nhị phân (Bậc 1). BREADY có Bậc 2 nhưng không đo Bậc 3/4. Chuyên đề chỉ phát biểu về phần bù Bậc 1/2, không phải toàn bộ phổ áp dụng số.</w:t>
       </w:r>
     </w:p>
     <w:p>
@@ -4378,7 +4403,7 @@
         <w:t xml:space="preserve">(7) Không có dữ liệu cường độ số theo ngành</w:t>
       </w:r>
       <w:r>
-        <w:t xml:space="preserve">: WBES không phân biệt chỉ số áp dụng số theo ngành. Doanh nghiệp sản xuất và dịch vụ có hệ số DAI Tầng 1 giống nhau nhưng cường độ số thực tế khác nhau. Hiệu ứng cố định ngành kiểm soát được một phần nhưng không giải quyết triệt để vấn đề này.</w:t>
+        <w:t xml:space="preserve">: WBES không phân biệt chỉ số áp dụng số theo ngành. Doanh nghiệp sản xuất và dịch vụ có hệ số DAI Bậc 1 giống nhau nhưng cường độ số thực tế khác nhau. Hiệu ứng cố định ngành kiểm soát được một phần nhưng không giải quyết triệt để vấn đề này.</w:t>
       </w:r>
     </w:p>
     <w:bookmarkEnd w:id="29"/>
@@ -4418,7 +4443,7 @@
           <w:bCs/>
           <w:b/>
         </w:rPr>
-        <w:t xml:space="preserve">Bức tranh thực trạng đa chiều</w:t>
+        <w:t xml:space="preserve">Toàn cảnh thực trạng đa chiều</w:t>
       </w:r>
       <w:r>
         <w:t xml:space="preserve"> </w:t>
@@ -4445,7 +4470,7 @@
         <w:t xml:space="preserve"> </w:t>
       </w:r>
       <w:r>
-        <w:t xml:space="preserve">(innovation-driven so với resource-driven), phát hiện lý thuyết mới chưa có trong tài liệu hiện hành. Hai nhóm cùng mức thu nhập cao nhưng cấu trúc năng lực đối lập: R&amp;D 21,0% so với 7,0%; doanh nghiệp xuất khẩu 24,5% so với 11,7%; nữ quản lý cấp cao 20,7% so với 4,6%, phản ánh hai cơ chế tăng trưởng hoàn toàn khác nhau.</w:t>
+        <w:t xml:space="preserve">(đổi mới dẫn dắt so với tài nguyên dẫn dắt), phát hiện lý thuyết mới chưa có trong tài liệu hiện hành. Hai nhóm cùng mức thu nhập cao nhưng cấu trúc năng lực đối lập: R&amp;D 21,0% so với 7,0%; doanh nghiệp xuất khẩu 24,5% so với 11,7%; nữ quản lý cấp cao 20,7% so với 4,6%, phản ánh hai cơ chế tăng trưởng hoàn toàn khác nhau.</w:t>
       </w:r>
     </w:p>
     <w:p>
@@ -4466,7 +4491,7 @@
         <w:t xml:space="preserve"> </w:t>
       </w:r>
       <w:r>
-        <w:t xml:space="preserve">ở các nhóm đang nổi và chuyển đổi 2018–2026, mở rộng khuôn mẫu từ 17 nền lên 50 nền. Phân tách Tầng 1 (website nhị phân, tiệm cận bão hòa ở Advanced) và Tầng 2 (tổng hợp đa thành phần, đang phát triển ở các nhóm IV–VI).</w:t>
+        <w:t xml:space="preserve">ở các nhóm đang nổi và chuyển đổi 2018–2026, mở rộng khuôn mẫu từ 17 nền lên 50 nền. Phân tách Bậc 1 (website nhị phân, tiệm cận bão hòa ở Advanced) và Bậc 2 (tổng hợp đa thành phần, đang phát triển ở các nhóm IV–VI).</w:t>
       </w:r>
     </w:p>
     <w:p>
@@ -4911,7 +4936,7 @@
           <w:bCs/>
           <w:b/>
         </w:rPr>
-        <w:t xml:space="preserve">Tier-1 Sự hiện diện số cơ bản</w:t>
+        <w:t xml:space="preserve">Bậc 1 Sự hiện diện số cơ bản</w:t>
       </w:r>
       <w:r>
         <w:t xml:space="preserve">. Spec 2 (BREADY 2018+ trở lên): tổng hợp chuẩn hóa z website + cường độ thanh toán điện tử (k33/k38),</w:t>
@@ -4924,7 +4949,7 @@
           <w:bCs/>
           <w:b/>
         </w:rPr>
-        <w:t xml:space="preserve">Tier-2 Chuyển đổi số cơ bản</w:t>
+        <w:t xml:space="preserve">Bậc 2 Chuyển đổi số cơ bản</w:t>
       </w:r>
       <w:r>
         <w:t xml:space="preserve">. Phân tầng đo lường số hóa theo Verhoef et al. (2021); vai trò công cụ số trong quốc tế hóa theo Banalieva &amp; Dhanaraj (2019).</w:t>
@@ -5485,7 +5510,7 @@
         <w:t xml:space="preserve">Chiều 1, Năng suất lao động</w:t>
       </w:r>
       <w:r>
-        <w:t xml:space="preserve">. Biến đo lường chính: LP = ln(doanh thu hàng năm PPP / số lao động toàn thời gian). Đây là</w:t>
+        <w:t xml:space="preserve">. Biến đo lường chính: LP = ln(doanh thu hàng năm trong nội tệ / số lao động toàn thời gian), chuẩn hóa z trong từng cặp nền kinh tế × năm để bảo đảm so sánh được (xem Mục 2.3.1.1). Đây là</w:t>
       </w:r>
       <w:r>
         <w:t xml:space="preserve"> </w:t>
@@ -5546,7 +5571,7 @@
         <w:t xml:space="preserve">Chiều 4, Đổi mới sáng tạo và cấu trúc doanh nghiệp</w:t>
       </w:r>
       <w:r>
-        <w:t xml:space="preserve">. Biến đo lường: (a) R&amp;D (tỷ lệ doanh nghiệp có chi tiêu R&amp;D dương); (b) đổi mới sản phẩm mới; (c) đổi mới quy trình mới; (d) chứng nhận ISO; (e) website (Tier-1 Sự hiện diện số cơ bản); (f) FDI ≥10% (cơ cấu sở hữu). Chiều thứ tư phản ánh</w:t>
+        <w:t xml:space="preserve">. Biến đo lường: (a) R&amp;D (tỷ lệ doanh nghiệp có chi tiêu R&amp;D dương); (b) đổi mới sản phẩm mới; (c) đổi mới quy trình mới; (d) chứng nhận ISO; (e) website (Bậc 1 Sự hiện diện số cơ bản); (f) FDI ≥10% (cơ cấu sở hữu). Chiều thứ tư phản ánh</w:t>
       </w:r>
       <w:r>
         <w:t xml:space="preserve"> </w:t>
@@ -5602,13 +5627,13 @@
           <w:bCs/>
           <w:b/>
         </w:rPr>
-        <w:t xml:space="preserve">68 nghiên cứu</w:t>
-      </w:r>
-      <w:r>
-        <w:t xml:space="preserve"> </w:t>
-      </w:r>
-      <w:r>
-        <w:t xml:space="preserve">giai đoạn 1980–2005. Hệ số tương quan trung bình r=0,045, tích cực nhưng nhỏ. Phát hiện chính: đo lường quốc tế hóa và hiệu quả rất không đồng nhất giữa các nghiên cứu, hạn chế khả năng so sánh. Khoảng trống: ít nghiên cứu châu Á mới nổi.</w:t>
+        <w:t xml:space="preserve">36 nghiên cứu</w:t>
+      </w:r>
+      <w:r>
+        <w:t xml:space="preserve"> </w:t>
+      </w:r>
+      <w:r>
+        <w:t xml:space="preserve">(41 mẫu) giai đoạn 1980–2005. Hệ số tương quan trung bình dương nhưng nhỏ. Phát hiện chính: đo lường quốc tế hóa và hiệu quả rất không đồng nhất giữa các nghiên cứu, hạn chế khả năng so sánh. Khoảng trống: ít nghiên cứu châu Á mới nổi.</w:t>
       </w:r>
     </w:p>
     <w:p>
@@ -5633,13 +5658,13 @@
           <w:bCs/>
           <w:b/>
         </w:rPr>
-        <w:t xml:space="preserve">154 mẫu</w:t>
-      </w:r>
-      <w:r>
-        <w:t xml:space="preserve"> </w:t>
-      </w:r>
-      <w:r>
-        <w:t xml:space="preserve">với phân tích điều tiết phân tích tổng hợp. Phát hiện: quan hệ quốc tế hóa – hiệu quả dương và có ý nghĩa thống kê; nhưng bị điều tiết bởi loại doanh nghiệp, phương thức đo lường, bối cảnh quốc gia. Quan trọng: các doanh nghiệp châu Á và các nền kinh tế mới nổi biểu hiện khuôn mẫu khác biệt so với doanh nghiệp OECD.</w:t>
+        <w:t xml:space="preserve">152 mẫu</w:t>
+      </w:r>
+      <w:r>
+        <w:t xml:space="preserve"> </w:t>
+      </w:r>
+      <w:r>
+        <w:t xml:space="preserve">(141 nghiên cứu) với phân tích điều tiết phân tích tổng hợp. Phát hiện: quan hệ quốc tế hóa – hiệu quả dương và có ý nghĩa thống kê; nhưng bị điều tiết bởi loại doanh nghiệp, phương thức đo lường, bối cảnh quốc gia. Quan trọng: các doanh nghiệp châu Á và các nền kinh tế mới nổi biểu hiện khuôn mẫu khác biệt so với doanh nghiệp OECD.</w:t>
       </w:r>
     </w:p>
     <w:p>
@@ -5654,7 +5679,7 @@
         <w:t xml:space="preserve">(3) Marano et al. (2016)</w:t>
       </w:r>
       <w:r>
-        <w:t xml:space="preserve">: Tập trung vào thể chế hóa nghiên cứu quốc tế hóa – hiệu quả. Phát hiện: chất lượng thể chế nước chủ nhà là biến điều tiết quan trọng nhất, giải thích phần lớn phương sai không giải thích được trong các phân tích tổng hợp trước. Đặt nền tảng cho khung ICRV trong chuyên đề này.</w:t>
+        <w:t xml:space="preserve">: Tập trung vào thể chế hóa nghiên cứu quốc tế hóa – hiệu quả. Phát hiện: chất lượng thể chế nước chủ nhà là biến điều tiết quan trọng nhất, giải thích phần lớn phương sai không giải thích được trong các phân tích tổng hợp trước. Đặt nền tảng cho khung ICRV trong chuyên đề này. Bổ sung cho hướng này, Beugelsdijk et al. (2018), qua một phân tích tổng hợp về khoảng cách văn hóa và quá trình quốc tế hóa của doanh nghiệp, cho thấy hệ quả của quốc tế hóa thay đổi một cách hệ thống theo khoảng cách văn hóa và thể chế giữa thị trường nguồn và thị trường đích, củng cố nền tảng lý thuyết cho việc phân nhóm theo phổ thể chế ICRV sáu nhóm.</w:t>
       </w:r>
     </w:p>
     <w:p>
@@ -5681,7 +5706,7 @@
           <w:bCs/>
           <w:b/>
         </w:rPr>
-        <w:t xml:space="preserve">(5) Wu, Xu và Yang (2022)</w:t>
+        <w:t xml:space="preserve">(5) Wu, Wood và Khan (2022)</w:t>
       </w:r>
       <w:r>
         <w:t xml:space="preserve">: Cập nhật phân tích tổng hợp đến 2020, tập trung vào</w:t>
@@ -5712,7 +5737,7 @@
         <w:t xml:space="preserve">Khoảng trống từ 5 meta-analyses</w:t>
       </w:r>
       <w:r>
-        <w:t xml:space="preserve">: Không một phân tích tổng hợp nào trong số trên có dữ liệu WBES xuyên 50 nền kinh tế với phân loại ICRV 6 nhóm. Không có nghiên cứu nào phân biệt tường minh Tầng 1 và Tầng 2 áp dụng số như biến điều tiết riêng biệt. Khoảng trống này là nền tảng cho phần thảo luận về các khoảng trống nghiên cứu trong mục 2.3.9.</w:t>
+        <w:t xml:space="preserve">: Không một phân tích tổng hợp nào trong số trên có dữ liệu WBES xuyên 50 nền kinh tế với phân loại ICRV 6 nhóm. Không có nghiên cứu nào phân biệt tường minh Bậc 1 và Bậc 2 áp dụng số như biến điều tiết riêng biệt. Khoảng trống này là nền tảng cho phần thảo luận về các khoảng trống nghiên cứu trong mục 2.3.9.</w:t>
       </w:r>
     </w:p>
     <w:bookmarkEnd w:id="38"/>
@@ -5761,7 +5786,7 @@
         <w:t xml:space="preserve">lộ trình tiệm tiến</w:t>
       </w:r>
       <w:r>
-        <w:t xml:space="preserve">, bắt đầu từ các thị trường gần về tâm lý rồi mở rộng dần. Phiên bản 2009 cập nhật: mạng lưới quan hệ kinh doanh thay thế khoảng cách tâm lý như cơ chế dẫn dắt. Hàm ý cho chuyên đề: (a) khuôn mẫu FSTS thấp ở SIDS Pacific (6,3%) và FSTS cao liên kết FDI ở Việt Nam (23,2%) phù hợp với đường cong học hỏi Uppsala; (b) các công cụ số theo Banalieva &amp; Dhanaraj (2019) có thể rút ngắn lộ trình tiệm tiến ở giai đoạn đầu, nhưng cần Tầng 2 để phát huy đầy đủ.</w:t>
+        <w:t xml:space="preserve">, bắt đầu từ các thị trường gần về tâm lý rồi mở rộng dần. Phiên bản 2009 cập nhật: mạng lưới quan hệ kinh doanh thay thế khoảng cách tâm lý như cơ chế dẫn dắt. Hàm ý cho chuyên đề: (a) khuôn mẫu FSTS thấp ở SIDS Pacific (6,3%) và FSTS cao liên kết FDI ở Việt Nam (23,2%) phù hợp với đường cong học hỏi Uppsala; (b) các công cụ số theo Banalieva &amp; Dhanaraj (2019) có thể rút ngắn lộ trình tiệm tiến ở giai đoạn đầu, nhưng cần Bậc 2 để phát huy đầy đủ.</w:t>
       </w:r>
     </w:p>
     <w:p>
@@ -6288,7 +6313,7 @@
               <w:jc w:val="center"/>
             </w:pPr>
             <w:r>
-              <w:t xml:space="preserve">✗</w:t>
+              <w:t xml:space="preserve">Không</w:t>
             </w:r>
           </w:p>
         </w:tc>
@@ -6319,13 +6344,13 @@
       </w:tr>
     </w:tbl>
     <w:bookmarkEnd w:id="40"/>
-    <w:bookmarkStart w:id="41" w:name="X095aaec1a623b630743abb29fda2315c3c0a6ca"/>
+    <w:bookmarkStart w:id="41" w:name="X4ca83cf2abcff6a48f6b1f7c0413cca47df7dba"/>
     <w:p>
       <w:pPr>
         <w:pStyle w:val="Heading4"/>
       </w:pPr>
       <w:r>
-        <w:t xml:space="preserve">2.3.1.6 Khung 4 Tầng chuyển đổi số và Mô hình CDCM</w:t>
+        <w:t xml:space="preserve">2.3.1.6 Khung 4 Bậc chuyển đổi số và Mô hình CDCM</w:t>
       </w:r>
     </w:p>
     <w:p>
@@ -6337,7 +6362,7 @@
           <w:bCs/>
           <w:b/>
         </w:rPr>
-        <w:t xml:space="preserve">Bốn tầng bậc số hóa theo Verhoef et al. (2021)</w:t>
+        <w:t xml:space="preserve">Bốn bậc số hóa theo Verhoef et al. (2021)</w:t>
       </w:r>
       <w:r>
         <w:t xml:space="preserve">:</w:t>
@@ -6368,7 +6393,7 @@
               <w:jc w:val="left"/>
             </w:pPr>
             <w:r>
-              <w:t xml:space="preserve">Tầng</w:t>
+              <w:t xml:space="preserve">Bậc</w:t>
             </w:r>
           </w:p>
         </w:tc>
@@ -6422,7 +6447,7 @@
                 <w:bCs/>
                 <w:b/>
               </w:rPr>
-              <w:t xml:space="preserve">Tier 1</w:t>
+              <w:t xml:space="preserve">Bậc 1</w:t>
             </w:r>
           </w:p>
         </w:tc>
@@ -6476,7 +6501,7 @@
                 <w:bCs/>
                 <w:b/>
               </w:rPr>
-              <w:t xml:space="preserve">Tier 2</w:t>
+              <w:t xml:space="preserve">Bậc 2</w:t>
             </w:r>
           </w:p>
         </w:tc>
@@ -6530,7 +6555,7 @@
                 <w:bCs/>
                 <w:b/>
               </w:rPr>
-              <w:t xml:space="preserve">Tier 3</w:t>
+              <w:t xml:space="preserve">Bậc 3</w:t>
             </w:r>
           </w:p>
         </w:tc>
@@ -6584,7 +6609,7 @@
                 <w:bCs/>
                 <w:b/>
               </w:rPr>
-              <w:t xml:space="preserve">Tier 4</w:t>
+              <w:t xml:space="preserve">Bậc 4</w:t>
             </w:r>
           </w:p>
         </w:tc>
@@ -6638,7 +6663,7 @@
         <w:t xml:space="preserve">Tuyên bố ranh giới đo lường</w:t>
       </w:r>
       <w:r>
-        <w:t xml:space="preserve">: Dữ liệu WBES của chuyên đề (khung phân tích 88.869 DN / 50 nền, gồm Nhật Bản, dùng chung cho mô tả và ước lượng P7) quan sát Tầng 1–2, không Tầng 3–4. Mọi lập luận về</w:t>
+        <w:t xml:space="preserve">: Dữ liệu WBES của chuyên đề (khung phân tích 88.869 DN / 50 nền, gồm Nhật Bản, dùng chung cho mô tả và ước lượng P7) quan sát Bậc 1–2, không Bậc 3–4. Mọi lập luận về</w:t>
       </w:r>
       <w:r>
         <w:t xml:space="preserve"> </w:t>
@@ -6730,7 +6755,7 @@
         <w:t xml:space="preserve">(b) Cơ chế DAI</w:t>
       </w:r>
       <w:r>
-        <w:t xml:space="preserve">: Việt Nam (Tier 1 = website only) sang</w:t>
+        <w:t xml:space="preserve">: Việt Nam (Bậc 1 = website only) sang</w:t>
       </w:r>
       <w:r>
         <w:t xml:space="preserve"> </w:t>
@@ -6743,7 +6768,66 @@
         <w:t xml:space="preserve">phụ thuộc giai đoạn</w:t>
       </w:r>
       <w:r>
-        <w:t xml:space="preserve">: tương tác DAI×FSTS âm ở FSTS cao, Tầng 1 trở thành điểm nghẽn. Singapore (Tier 1+2) sang</w:t>
+        <w:t xml:space="preserve">: tương tác</w:t>
+      </w:r>
+      <w:r>
+        <w:t xml:space="preserve"> </w:t>
+      </w:r>
+      <m:oMath>
+        <m:r>
+          <m:rPr>
+            <m:sty m:val="p"/>
+          </m:rPr>
+          <m:t>D</m:t>
+        </m:r>
+        <m:r>
+          <m:rPr>
+            <m:sty m:val="p"/>
+          </m:rPr>
+          <m:t>A</m:t>
+        </m:r>
+        <m:r>
+          <m:rPr>
+            <m:sty m:val="p"/>
+          </m:rPr>
+          <m:t>I</m:t>
+        </m:r>
+        <m:r>
+          <m:rPr>
+            <m:sty m:val="p"/>
+          </m:rPr>
+          <m:t>×</m:t>
+        </m:r>
+        <m:r>
+          <m:rPr>
+            <m:sty m:val="p"/>
+          </m:rPr>
+          <m:t>F</m:t>
+        </m:r>
+        <m:r>
+          <m:rPr>
+            <m:sty m:val="p"/>
+          </m:rPr>
+          <m:t>S</m:t>
+        </m:r>
+        <m:r>
+          <m:rPr>
+            <m:sty m:val="p"/>
+          </m:rPr>
+          <m:t>T</m:t>
+        </m:r>
+        <m:r>
+          <m:rPr>
+            <m:sty m:val="p"/>
+          </m:rPr>
+          <m:t>S</m:t>
+        </m:r>
+      </m:oMath>
+      <w:r>
+        <w:t xml:space="preserve"> </w:t>
+      </w:r>
+      <w:r>
+        <w:t xml:space="preserve">âm ở FSTS cao, Bậc 1 trở thành điểm nghẽn. Singapore (Bậc 1+2) sang</w:t>
       </w:r>
       <w:r>
         <w:t xml:space="preserve"> </w:t>
@@ -6756,7 +6840,130 @@
         <w:t xml:space="preserve">mở rộng có điều kiện</w:t>
       </w:r>
       <w:r>
-        <w:t xml:space="preserve">: tương tác DAI×FSTS² dương mạnh (β=3,119, p=0,005), Tầng 1+2 là đòn bẩy.</w:t>
+        <w:t xml:space="preserve">: tương tác</w:t>
+      </w:r>
+      <w:r>
+        <w:t xml:space="preserve"> </w:t>
+      </w:r>
+      <m:oMath>
+        <m:r>
+          <m:rPr>
+            <m:sty m:val="p"/>
+          </m:rPr>
+          <m:t>D</m:t>
+        </m:r>
+        <m:r>
+          <m:rPr>
+            <m:sty m:val="p"/>
+          </m:rPr>
+          <m:t>A</m:t>
+        </m:r>
+        <m:r>
+          <m:rPr>
+            <m:sty m:val="p"/>
+          </m:rPr>
+          <m:t>I</m:t>
+        </m:r>
+        <m:r>
+          <m:rPr>
+            <m:sty m:val="p"/>
+          </m:rPr>
+          <m:t>×</m:t>
+        </m:r>
+        <m:sSup>
+          <m:e>
+            <m:r>
+              <m:rPr>
+                <m:sty m:val="p"/>
+              </m:rPr>
+              <m:t>F</m:t>
+            </m:r>
+            <m:r>
+              <m:rPr>
+                <m:sty m:val="p"/>
+              </m:rPr>
+              <m:t>S</m:t>
+            </m:r>
+            <m:r>
+              <m:rPr>
+                <m:sty m:val="p"/>
+              </m:rPr>
+              <m:t>T</m:t>
+            </m:r>
+            <m:r>
+              <m:rPr>
+                <m:sty m:val="p"/>
+              </m:rPr>
+              <m:t>S</m:t>
+            </m:r>
+          </m:e>
+          <m:sup>
+            <m:r>
+              <m:t>2</m:t>
+            </m:r>
+          </m:sup>
+        </m:sSup>
+      </m:oMath>
+      <w:r>
+        <w:t xml:space="preserve"> </w:t>
+      </w:r>
+      <w:r>
+        <w:t xml:space="preserve">dương mạnh (</w:t>
+      </w:r>
+      <m:oMath>
+        <m:r>
+          <m:t>β</m:t>
+        </m:r>
+        <m:r>
+          <m:rPr>
+            <m:sty m:val="p"/>
+          </m:rPr>
+          <m:t>=</m:t>
+        </m:r>
+        <m:r>
+          <m:t>3</m:t>
+        </m:r>
+        <m:r>
+          <m:rPr>
+            <m:sty m:val="p"/>
+          </m:rPr>
+          <m:t>,</m:t>
+        </m:r>
+        <m:r>
+          <m:t>119</m:t>
+        </m:r>
+      </m:oMath>
+      <w:r>
+        <w:t xml:space="preserve">,</w:t>
+      </w:r>
+      <w:r>
+        <w:t xml:space="preserve"> </w:t>
+      </w:r>
+      <m:oMath>
+        <m:r>
+          <m:t>p</m:t>
+        </m:r>
+        <m:r>
+          <m:rPr>
+            <m:sty m:val="p"/>
+          </m:rPr>
+          <m:t>=</m:t>
+        </m:r>
+        <m:r>
+          <m:t>0</m:t>
+        </m:r>
+        <m:r>
+          <m:rPr>
+            <m:sty m:val="p"/>
+          </m:rPr>
+          <m:t>,</m:t>
+        </m:r>
+        <m:r>
+          <m:t>005</m:t>
+        </m:r>
+      </m:oMath>
+      <w:r>
+        <w:t xml:space="preserve">), Bậc 1+2 là đòn bẩy.</w:t>
       </w:r>
     </w:p>
     <w:p>
@@ -6787,7 +6994,65 @@
         <w:t xml:space="preserve"> </w:t>
       </w:r>
       <w:r>
-        <w:t xml:space="preserve">(TCI z biến công cụ β=1,639, p&lt;0,001, ước lượng 2SLS vững). Singapore,</w:t>
+        <w:t xml:space="preserve">(TCI z biến công cụ</w:t>
+      </w:r>
+      <w:r>
+        <w:t xml:space="preserve"> </w:t>
+      </w:r>
+      <m:oMath>
+        <m:r>
+          <m:t>β</m:t>
+        </m:r>
+        <m:r>
+          <m:rPr>
+            <m:sty m:val="p"/>
+          </m:rPr>
+          <m:t>=</m:t>
+        </m:r>
+        <m:r>
+          <m:t>1</m:t>
+        </m:r>
+        <m:r>
+          <m:rPr>
+            <m:sty m:val="p"/>
+          </m:rPr>
+          <m:t>,</m:t>
+        </m:r>
+        <m:r>
+          <m:t>639</m:t>
+        </m:r>
+      </m:oMath>
+      <w:r>
+        <w:t xml:space="preserve">,</w:t>
+      </w:r>
+      <w:r>
+        <w:t xml:space="preserve"> </w:t>
+      </w:r>
+      <m:oMath>
+        <m:r>
+          <m:t>p</m:t>
+        </m:r>
+        <m:r>
+          <m:rPr>
+            <m:sty m:val="p"/>
+          </m:rPr>
+          <m:t>&lt;</m:t>
+        </m:r>
+        <m:r>
+          <m:t>0</m:t>
+        </m:r>
+        <m:r>
+          <m:rPr>
+            <m:sty m:val="p"/>
+          </m:rPr>
+          <m:t>,</m:t>
+        </m:r>
+        <m:r>
+          <m:t>001</m:t>
+        </m:r>
+      </m:oMath>
+      <w:r>
+        <w:t xml:space="preserve">, ước lượng 2SLS vững). Singapore,</w:t>
       </w:r>
       <w:r>
         <w:t xml:space="preserve"> </w:t>
@@ -8447,7 +8712,7 @@
           <w:iCs/>
           <w:i/>
         </w:rPr>
-        <w:t xml:space="preserve">Nguồn: Tổng hợp từ World Bank Enterprise Surveys (2025); WGI từ Kaufmann et al. (2011); GNI từ World Bank (2025, tháng 7). Cột sd log LP: trung vị độ lệch chuẩn ln(năng suất lao động) tính trong từng đợt khảo sát (Bảng 2.3.3.1). Khuôn mẫu quốc tế hóa – hiệu quả từ các nghiên cứu thành phần của luận án (Đỗ &amp; Phan, 2026, VEFR, JABS, JFAR, MIR).</w:t>
+        <w:t xml:space="preserve">Nguồn: Tổng hợp từ World Bank Enterprise Surveys (2025); WGI từ Kaufmann et al. (2011); GNI từ World Bank (2025, tháng 7). Cột sd log LP: trung vị độ lệch chuẩn ln(năng suất lao động) tính trong từng đợt khảo sát (Bảng 2.3.3.1). Khuôn mẫu quốc tế hóa – hiệu quả từ các nghiên cứu thành phần của luận án (Đỗ &amp; Phan, 2026, VEFR, JED, JFAR, MIR).</w:t>
       </w:r>
     </w:p>
     <w:p>
@@ -10016,7 +10281,7 @@
         <w:pStyle w:val="BodyText"/>
       </w:pPr>
       <w:r>
-        <w:t xml:space="preserve">Trung vị FSTS bằng 0%, phân phối phân cực mạnh với chỉ khoảng 12–28% doanh nghiệp tham gia xuất khẩu tùy theo nhóm (cao nhất ở Nhóm I, thấp nhất ở Nhóm II). SIDS có tốc độ tăng trưởng việc làm hàng năm kép cao nhất (5,3%), phản ánh quy mô nhỏ và tăng trưởng từ nền thấp. Nhóm I và V có FSTS trung bình cao nhất (13,4% và 10,6%) nhưng cơ chế xuất khẩu khác nhau: Nhóm I chủ yếu dịch vụ và hàng hóa hàm lượng tri thức cao; các nhóm III–V chủ yếu sản xuất theo chuỗi giá trị toàn cầu.</w:t>
+        <w:t xml:space="preserve">Trung vị FSTS bằng 0%, phân phối phân cực mạnh với chỉ khoảng 12–28% doanh nghiệp tham gia xuất khẩu tùy theo nhóm (cao nhất ở Nhóm I, thấp nhất ở Nhóm II). SIDS có tốc độ tăng trưởng việc làm hàng năm kép cao nhất (5,3%), phản ánh quy mô nhỏ và tăng trưởng từ nền thấp. Nhóm I và V có FSTS trung bình cao nhất (10,3% và 10,6%) nhưng cơ chế xuất khẩu khác nhau: Nhóm I chủ yếu dịch vụ và hàng hóa hàm lượng tri thức cao; các nhóm III–V chủ yếu sản xuất theo chuỗi giá trị toàn cầu.</w:t>
       </w:r>
     </w:p>
     <w:p>
@@ -11213,13 +11478,13 @@
       </w:r>
     </w:p>
     <w:bookmarkEnd w:id="62"/>
-    <w:bookmarkStart w:id="63" w:name="Xdbf03bfe856aa219791dbd3c40b9a33c42291cb"/>
+    <w:bookmarkStart w:id="63" w:name="Xaa05f2cc69387f8da77f0f5da9ec0329380f0a1"/>
     <w:p>
       <w:pPr>
         <w:pStyle w:val="Heading4"/>
       </w:pPr>
       <w:r>
-        <w:t xml:space="preserve">2.3.4.3 Tái định hình Chỉ số áp dụng số: Tầng 1 Sự hiện diện số cơ bản</w:t>
+        <w:t xml:space="preserve">2.3.4.3 Tái định hình Chỉ số áp dụng số: Bậc 1 Sự hiện diện số cơ bản</w:t>
       </w:r>
     </w:p>
     <w:p>
@@ -11268,7 +11533,7 @@
           <w:bCs/>
           <w:b/>
         </w:rPr>
-        <w:t xml:space="preserve">giới hạn của thước đo Tier-1</w:t>
+        <w:t xml:space="preserve">giới hạn của thước đo Bậc 1</w:t>
       </w:r>
       <w:r>
         <w:t xml:space="preserve"> </w:t>
@@ -11324,7 +11589,7 @@
           <w:bCs/>
           <w:b/>
         </w:rPr>
-        <w:t xml:space="preserve">Sự hiện diện số cơ bản (Tier-1)</w:t>
+        <w:t xml:space="preserve">Sự hiện diện số cơ bản (Bậc 1)</w:t>
       </w:r>
       <w:r>
         <w:rPr>
@@ -11392,7 +11657,7 @@
     <w:tbl>
       <w:tblPr>
         <w:tblStyle w:val="Table"/>
-        <w:tblW w:type="auto" w:w="0"/>
+        <w:tblW w:type="pct" w:w="5000"/>
         <w:tblLook w:firstRow="1" w:lastRow="0" w:firstColumn="0" w:lastColumn="0" w:noHBand="0" w:noVBand="0" w:val="0020"/>
         <w:jc w:val="start"/>
       </w:tblPr>
@@ -11450,7 +11715,24 @@
               <w:jc w:val="left"/>
             </w:pPr>
             <w:r>
-              <w:t xml:space="preserve">FDI ≥10%</w:t>
+              <w:t xml:space="preserve">FDI</w:t>
+            </w:r>
+            <w:r>
+              <w:t xml:space="preserve"> </w:t>
+            </w:r>
+            <m:oMath>
+              <m:r>
+                <m:rPr>
+                  <m:sty m:val="p"/>
+                </m:rPr>
+                <m:t>≥</m:t>
+              </m:r>
+            </m:oMath>
+            <w:r>
+              <w:t xml:space="preserve"> </w:t>
+            </w:r>
+            <w:r>
+              <w:t xml:space="preserve">10%</w:t>
             </w:r>
           </w:p>
         </w:tc>
@@ -12463,7 +12745,7 @@
     <w:tbl>
       <w:tblPr>
         <w:tblStyle w:val="Table"/>
-        <w:tblW w:type="auto" w:w="0"/>
+        <w:tblW w:type="pct" w:w="5000"/>
         <w:tblLook w:firstRow="1" w:lastRow="0" w:firstColumn="0" w:lastColumn="0" w:noHBand="0" w:noVBand="0" w:val="0020"/>
         <w:jc w:val="start"/>
       </w:tblPr>
@@ -12498,8 +12780,16 @@
               <w:pStyle w:val="Compact"/>
               <w:jc w:val="right"/>
             </w:pPr>
-            <w:r>
-              <w:t xml:space="preserve">Δ Website</w:t>
+            <m:oMath>
+              <m:r>
+                <m:t>Δ</m:t>
+              </m:r>
+            </m:oMath>
+            <w:r>
+              <w:t xml:space="preserve"> </w:t>
+            </w:r>
+            <w:r>
+              <w:t xml:space="preserve">Website</w:t>
             </w:r>
           </w:p>
         </w:tc>
@@ -12510,8 +12800,16 @@
               <w:pStyle w:val="Compact"/>
               <w:jc w:val="right"/>
             </w:pPr>
-            <w:r>
-              <w:t xml:space="preserve">Δ DN xuất khẩu</w:t>
+            <m:oMath>
+              <m:r>
+                <m:t>Δ</m:t>
+              </m:r>
+            </m:oMath>
+            <w:r>
+              <w:t xml:space="preserve"> </w:t>
+            </w:r>
+            <w:r>
+              <w:t xml:space="preserve">DN xuất khẩu</w:t>
             </w:r>
           </w:p>
         </w:tc>
@@ -12522,8 +12820,33 @@
               <w:pStyle w:val="Compact"/>
               <w:jc w:val="right"/>
             </w:pPr>
-            <w:r>
-              <w:t xml:space="preserve">Δ FDI ≥10%</w:t>
+            <m:oMath>
+              <m:r>
+                <m:t>Δ</m:t>
+              </m:r>
+            </m:oMath>
+            <w:r>
+              <w:t xml:space="preserve"> </w:t>
+            </w:r>
+            <w:r>
+              <w:t xml:space="preserve">FDI</w:t>
+            </w:r>
+            <w:r>
+              <w:t xml:space="preserve"> </w:t>
+            </w:r>
+            <m:oMath>
+              <m:r>
+                <m:rPr>
+                  <m:sty m:val="p"/>
+                </m:rPr>
+                <m:t>≥</m:t>
+              </m:r>
+            </m:oMath>
+            <w:r>
+              <w:t xml:space="preserve"> </w:t>
+            </w:r>
+            <w:r>
+              <w:t xml:space="preserve">10%</w:t>
             </w:r>
           </w:p>
         </w:tc>
@@ -12534,8 +12857,16 @@
               <w:pStyle w:val="Compact"/>
               <w:jc w:val="right"/>
             </w:pPr>
-            <w:r>
-              <w:t xml:space="preserve">Δ R&amp;D</w:t>
+            <m:oMath>
+              <m:r>
+                <m:t>Δ</m:t>
+              </m:r>
+            </m:oMath>
+            <w:r>
+              <w:t xml:space="preserve"> </w:t>
+            </w:r>
+            <w:r>
+              <w:t xml:space="preserve">R&amp;D</w:t>
             </w:r>
           </w:p>
         </w:tc>
@@ -12546,8 +12877,16 @@
               <w:pStyle w:val="Compact"/>
               <w:jc w:val="right"/>
             </w:pPr>
-            <w:r>
-              <w:t xml:space="preserve">Δ ISO</w:t>
+            <m:oMath>
+              <m:r>
+                <m:t>Δ</m:t>
+              </m:r>
+            </m:oMath>
+            <w:r>
+              <w:t xml:space="preserve"> </w:t>
+            </w:r>
+            <w:r>
+              <w:t xml:space="preserve">ISO</w:t>
             </w:r>
           </w:p>
         </w:tc>
@@ -14271,7 +14610,24 @@
               <w:jc w:val="right"/>
             </w:pPr>
             <w:r>
-              <w:t xml:space="preserve">FDI ≥10% (%)</w:t>
+              <w:t xml:space="preserve">FDI</w:t>
+            </w:r>
+            <w:r>
+              <w:t xml:space="preserve"> </w:t>
+            </w:r>
+            <m:oMath>
+              <m:r>
+                <m:rPr>
+                  <m:sty m:val="p"/>
+                </m:rPr>
+                <m:t>≥</m:t>
+              </m:r>
+            </m:oMath>
+            <w:r>
+              <w:t xml:space="preserve"> </w:t>
+            </w:r>
+            <w:r>
+              <w:t xml:space="preserve">10% (%)</w:t>
             </w:r>
           </w:p>
         </w:tc>
@@ -16741,7 +17097,7 @@
         <w:t xml:space="preserve"> </w:t>
       </w:r>
       <w:r>
-        <w:t xml:space="preserve">của nhóm Advanced đổi mới sáng tạo dẫn dắt. Theo nghiên cứu Singapore (Mar, Đỗ &amp; Phan, 2026, MIR đang phản biện): R² hiệu chỉnh = 0,196; tương tác FSTS² × DAI = 3,119 (p=0,005); điểm uốn ~88,6%.</w:t>
+        <w:t xml:space="preserve">của nhóm Advanced đổi mới sáng tạo dẫn dắt. Theo nghiên cứu Singapore (Mar, Đỗ &amp; Phan, 2026, mục tiêu MIR): R² hiệu chỉnh = 0,196; tương tác FSTS² × DAI = 3,119 (p=0,005); điểm uốn ~88,6%.</w:t>
       </w:r>
     </w:p>
     <w:p>
@@ -16796,7 +17152,7 @@
         <w:pStyle w:val="BodyText"/>
       </w:pPr>
       <w:r>
-        <w:t xml:space="preserve">Hệ sinh thái Singapore vận hành ở Tầng 3–4, vượt xa lớp DAI Tầng 1–2 đo trong WBES. Đây là lý do</w:t>
+        <w:t xml:space="preserve">Hệ sinh thái Singapore vận hành ở Bậc 3–4, vượt xa lớp DAI Bậc 1–2 đo trong WBES. Đây là lý do</w:t>
       </w:r>
       <w:r>
         <w:t xml:space="preserve"> </w:t>
@@ -16979,7 +17335,24 @@
               <w:jc w:val="left"/>
             </w:pPr>
             <w:r>
-              <w:t xml:space="preserve">FDI ≥10% (%)</w:t>
+              <w:t xml:space="preserve">FDI</w:t>
+            </w:r>
+            <w:r>
+              <w:t xml:space="preserve"> </w:t>
+            </w:r>
+            <m:oMath>
+              <m:r>
+                <m:rPr>
+                  <m:sty m:val="p"/>
+                </m:rPr>
+                <m:t>≥</m:t>
+              </m:r>
+            </m:oMath>
+            <w:r>
+              <w:t xml:space="preserve"> </w:t>
+            </w:r>
+            <w:r>
+              <w:t xml:space="preserve">10% (%)</w:t>
             </w:r>
           </w:p>
         </w:tc>
@@ -18043,7 +18416,24 @@
               <w:jc w:val="left"/>
             </w:pPr>
             <w:r>
-              <w:t xml:space="preserve">FDI ≥10% (%)</w:t>
+              <w:t xml:space="preserve">FDI</w:t>
+            </w:r>
+            <w:r>
+              <w:t xml:space="preserve"> </w:t>
+            </w:r>
+            <m:oMath>
+              <m:r>
+                <m:rPr>
+                  <m:sty m:val="p"/>
+                </m:rPr>
+                <m:t>≥</m:t>
+              </m:r>
+            </m:oMath>
+            <w:r>
+              <w:t xml:space="preserve"> </w:t>
+            </w:r>
+            <w:r>
+              <w:t xml:space="preserve">10% (%)</w:t>
             </w:r>
           </w:p>
         </w:tc>
@@ -18645,7 +19035,24 @@
               <w:jc w:val="left"/>
             </w:pPr>
             <w:r>
-              <w:t xml:space="preserve">FDI ≥ 10%</w:t>
+              <w:t xml:space="preserve">FDI</w:t>
+            </w:r>
+            <w:r>
+              <w:t xml:space="preserve"> </w:t>
+            </w:r>
+            <m:oMath>
+              <m:r>
+                <m:rPr>
+                  <m:sty m:val="p"/>
+                </m:rPr>
+                <m:t>≥</m:t>
+              </m:r>
+            </m:oMath>
+            <w:r>
+              <w:t xml:space="preserve"> </w:t>
+            </w:r>
+            <w:r>
+              <w:t xml:space="preserve">10%</w:t>
             </w:r>
           </w:p>
         </w:tc>
@@ -19101,7 +19508,7 @@
         <w:t xml:space="preserve"> </w:t>
       </w:r>
       <w:r>
-        <w:t xml:space="preserve">trong khi cao nhất ở II và IV (+0,202; +0,183), phần bù của hiện diện số Tầng 1 co lại nơi nó đã tiệm cận bão hòa (Nghịch lý bão hòa số ở dạng suy giảm lợi suất biên); (6)</w:t>
+        <w:t xml:space="preserve">trong khi cao nhất ở II và IV (+0,202; +0,183), phần bù của hiện diện số Bậc 1 co lại nơi nó đã tiệm cận bão hòa (Nghịch lý bão hòa số ở dạng suy giảm lợi suất biên); (6)</w:t>
       </w:r>
       <w:r>
         <w:t xml:space="preserve"> </w:t>
@@ -19612,7 +20019,7 @@
         <w:t xml:space="preserve"> </w:t>
       </w:r>
       <w:r>
-        <w:t xml:space="preserve">(năm 1–3): Sụt giảm ngắn hạn do chi phí thiết bị, đào tạo và gián đoạn quy trình. Bằng chứng gián tiếp: phần bù tương quan DAI thấp nhất tại Nhóm Advanced đổi mới (+0,093 so với +0,183–0,202 ở các nhóm chuyển đổi/tài nguyên), nơi Tầng 1 đã tiệm cận bão hòa, lợi suất biên co lại; giai đoạn</w:t>
+        <w:t xml:space="preserve">(năm 1–3): Sụt giảm ngắn hạn do chi phí thiết bị, đào tạo và gián đoạn quy trình. Bằng chứng gián tiếp: phần bù tương quan DAI thấp nhất tại Nhóm Advanced đổi mới (+0,093 so với +0,183–0,202 ở các nhóm chuyển đổi/tài nguyên), nơi Bậc 1 đã tiệm cận bão hòa, lợi suất biên co lại; giai đoạn</w:t>
       </w:r>
       <w:r>
         <w:t xml:space="preserve"> </w:t>
@@ -19666,7 +20073,125 @@
         <w:t xml:space="preserve"> </w:t>
       </w:r>
       <w:r>
-        <w:t xml:space="preserve">(năm 5+): Phần bù năng suất. Bằng chứng: Trung Quốc R&amp;D 39,4% (Tier-2 mature); FSTS²×DAI = +3,119 (p = 0,005) tại Singapore, DAI khuếch đại quan hệ quốc tế hóa – hiệu quả tại doanh nghiệp FSTS cao.</w:t>
+        <w:t xml:space="preserve">(năm 5+): Phần bù năng suất. Bằng chứng: Trung Quốc R&amp;D 39,4% (Bậc 2 mature);</w:t>
+      </w:r>
+      <w:r>
+        <w:t xml:space="preserve"> </w:t>
+      </w:r>
+      <m:oMath>
+        <m:sSup>
+          <m:e>
+            <m:r>
+              <m:rPr>
+                <m:sty m:val="p"/>
+              </m:rPr>
+              <m:t>F</m:t>
+            </m:r>
+            <m:r>
+              <m:rPr>
+                <m:sty m:val="p"/>
+              </m:rPr>
+              <m:t>S</m:t>
+            </m:r>
+            <m:r>
+              <m:rPr>
+                <m:sty m:val="p"/>
+              </m:rPr>
+              <m:t>T</m:t>
+            </m:r>
+            <m:r>
+              <m:rPr>
+                <m:sty m:val="p"/>
+              </m:rPr>
+              <m:t>S</m:t>
+            </m:r>
+          </m:e>
+          <m:sup>
+            <m:r>
+              <m:t>2</m:t>
+            </m:r>
+          </m:sup>
+        </m:sSup>
+        <m:r>
+          <m:rPr>
+            <m:sty m:val="p"/>
+          </m:rPr>
+          <m:t>×</m:t>
+        </m:r>
+        <m:r>
+          <m:rPr>
+            <m:sty m:val="p"/>
+          </m:rPr>
+          <m:t>D</m:t>
+        </m:r>
+        <m:r>
+          <m:rPr>
+            <m:sty m:val="p"/>
+          </m:rPr>
+          <m:t>A</m:t>
+        </m:r>
+        <m:r>
+          <m:rPr>
+            <m:sty m:val="p"/>
+          </m:rPr>
+          <m:t>I</m:t>
+        </m:r>
+        <m:r>
+          <m:rPr>
+            <m:sty m:val="p"/>
+          </m:rPr>
+          <m:t>=</m:t>
+        </m:r>
+        <m:r>
+          <m:rPr>
+            <m:sty m:val="p"/>
+          </m:rPr>
+          <m:t>+</m:t>
+        </m:r>
+        <m:r>
+          <m:t>3</m:t>
+        </m:r>
+        <m:r>
+          <m:rPr>
+            <m:sty m:val="p"/>
+          </m:rPr>
+          <m:t>,</m:t>
+        </m:r>
+        <m:r>
+          <m:t>119</m:t>
+        </m:r>
+      </m:oMath>
+      <w:r>
+        <w:t xml:space="preserve"> </w:t>
+      </w:r>
+      <w:r>
+        <w:t xml:space="preserve">(</w:t>
+      </w:r>
+      <m:oMath>
+        <m:r>
+          <m:t>p</m:t>
+        </m:r>
+        <m:r>
+          <m:rPr>
+            <m:sty m:val="p"/>
+          </m:rPr>
+          <m:t>=</m:t>
+        </m:r>
+        <m:r>
+          <m:t>0</m:t>
+        </m:r>
+        <m:r>
+          <m:rPr>
+            <m:sty m:val="p"/>
+          </m:rPr>
+          <m:t>,</m:t>
+        </m:r>
+        <m:r>
+          <m:t>005</m:t>
+        </m:r>
+      </m:oMath>
+      <w:r>
+        <w:t xml:space="preserve">) tại Singapore, DAI khuếch đại quan hệ quốc tế hóa – hiệu quả tại doanh nghiệp FSTS cao.</w:t>
       </w:r>
     </w:p>
     <w:p>
@@ -19681,7 +20206,7 @@
         <w:t xml:space="preserve">Liên kết CDCM</w:t>
       </w:r>
       <w:r>
-        <w:t xml:space="preserve">: Giai đoạn 1 = proxy cơ chế lỗi thời (DAI Tier-1 bão hòa); Giai đoạn 3 = cơ chế phụ thuộc giai đoạn (DAI Tier-2 có phần bù có điều kiện). Hai cơ chế bổ sung nhau khi kiểm soát thế hệ số.</w:t>
+        <w:t xml:space="preserve">: Giai đoạn 1 = proxy cơ chế lỗi thời (DAI Bậc 1 bão hòa); Giai đoạn 3 = cơ chế phụ thuộc giai đoạn (DAI Bậc 2 có phần bù có điều kiện). Hai cơ chế bổ sung nhau khi kiểm soát thế hệ số.</w:t>
       </w:r>
     </w:p>
     <w:p>
@@ -19840,7 +20365,7 @@
           <w:bCs/>
           <w:b/>
         </w:rPr>
-        <w:t xml:space="preserve">Tier-1 Sự hiện diện số cơ bản</w:t>
+        <w:t xml:space="preserve">Bậc 1 Sự hiện diện số cơ bản</w:t>
       </w:r>
       <w:r>
         <w:t xml:space="preserve"> </w:t>
@@ -19856,13 +20381,13 @@
           <w:bCs/>
           <w:b/>
         </w:rPr>
-        <w:t xml:space="preserve">Tier-2 Chuyển đổi số cơ bản</w:t>
-      </w:r>
-      <w:r>
-        <w:t xml:space="preserve"> </w:t>
-      </w:r>
-      <w:r>
-        <w:t xml:space="preserve">(đang phát triển). Phần bù tương quan DAI thấp nhất ở Nhóm I (+0,093) là dấu hiệu bão hòa Tầng 1, xem kiểm định loại trừ ICT tại Mục 2.3.4.3.</w:t>
+        <w:t xml:space="preserve">Bậc 2 Chuyển đổi số cơ bản</w:t>
+      </w:r>
+      <w:r>
+        <w:t xml:space="preserve"> </w:t>
+      </w:r>
+      <w:r>
+        <w:t xml:space="preserve">(đang phát triển). Phần bù tương quan DAI thấp nhất ở Nhóm I (+0,093) là dấu hiệu bão hòa Bậc 1, xem kiểm định loại trừ ICT tại Mục 2.3.4.3.</w:t>
       </w:r>
     </w:p>
     <w:p>
@@ -19877,7 +20402,7 @@
         <w:t xml:space="preserve">(vii) Khuôn mẫu phi tuyến FDI ≥10%</w:t>
       </w:r>
       <w:r>
-        <w:t xml:space="preserve">, dạng chữ U với cực tiểu ở Nhóm IV (3,1%): Advanced 10,6–13,6% sang Nhóm IV 3,1% sang SIDS 20,0%. Hai mô hình FDI: MNE hub (Advanced) và du lịch/viễn thông (SIDS).</w:t>
+        <w:t xml:space="preserve">, dạng chữ U với cực tiểu ở Nhóm IV (3,1%): Advanced 7,7–13,6% sang Nhóm IV 3,1% sang SIDS 20,0%. Hai mô hình FDI: MNE hub (Advanced) và du lịch/viễn thông (SIDS).</w:t>
       </w:r>
     </w:p>
     <w:p>
@@ -19959,7 +20484,7 @@
           <w:bCs/>
           <w:b/>
         </w:rPr>
-        <w:t xml:space="preserve">KT2, Phân nhóm con Advanced: innovation-driven so với resource-driven chưa được hệ thống hóa</w:t>
+        <w:t xml:space="preserve">KT2, Phân nhóm con Advanced: đổi mới dẫn dắt so với tài nguyên dẫn dắt chưa được hệ thống hóa</w:t>
       </w:r>
       <w:r>
         <w:t xml:space="preserve">: Nghiên cứu hiện hành (Bausch &amp; Krist, 2007; Kirca et al., 2012) gộp tất cả OECD vào</w:t>
@@ -19992,7 +20517,7 @@
         <w:t xml:space="preserve">KT3, Xác nhận nhân quả Nghịch lý bão hòa số qua ước lượng biến công cụ</w:t>
       </w:r>
       <w:r>
-        <w:t xml:space="preserve">: Phần bù tương quan DAI suy giảm rõ ở Advanced (+0,093, thấp nhất sáu nhóm) có thể phản ánh: (a) bão hòa thực sự của Tầng 1; (b) nhân quả ngược; (c) bias biến bỏ sót. Biến công cụ hợp lệ (độ phủ băng thông rộng) cần thiết để phân biệt.</w:t>
+        <w:t xml:space="preserve">: Phần bù tương quan DAI suy giảm rõ ở Advanced (+0,093, thấp nhất sáu nhóm) có thể phản ánh: (a) bão hòa thực sự của Bậc 1; (b) nhân quả ngược; (c) bias biến bỏ sót. Biến công cụ hợp lệ (độ phủ băng thông rộng) cần thiết để phân biệt.</w:t>
       </w:r>
     </w:p>
     <w:p>
@@ -20191,7 +20716,7 @@
               <w:jc w:val="left"/>
             </w:pPr>
             <w:r>
-              <w:t xml:space="preserve">Cơ chế innovation-driven và resource-driven khác nhau ra sao trong chuyển hóa quốc tế hóa thành hiệu quả?</w:t>
+              <w:t xml:space="preserve">Cơ chế đổi mới dẫn dắt và tài nguyên dẫn dắt khác nhau ra sao trong chuyển hóa quốc tế hóa thành hiệu quả?</w:t>
             </w:r>
           </w:p>
         </w:tc>
@@ -20353,7 +20878,7 @@
           <w:iCs/>
           <w:i/>
         </w:rPr>
-        <w:t xml:space="preserve">Ghi chú: Bảng này bảo đảm mỗi khoảng trống thực nghiệm rút ra từ bức tranh thực trạng được chuyển thành một câu hỏi nghiên cứu có thiết kế kiểm định cụ thể trong Chuyên đề 2, duy trì tính liên tục logic giữa hai chuyên đề.</w:t>
+        <w:t xml:space="preserve">Ghi chú: Bảng này bảo đảm mỗi khoảng trống thực nghiệm rút ra từ thực trạng được chuyển thành một câu hỏi nghiên cứu có thiết kế kiểm định cụ thể trong Chuyên đề 2, duy trì tính liên tục logic giữa hai chuyên đề.</w:t>
       </w:r>
     </w:p>
     <w:bookmarkEnd w:id="100"/>
@@ -20426,7 +20951,99 @@
         <w:t xml:space="preserve">(3) Giao diện Đổi mới-Hiệu suất Nâng cao (AIPI)</w:t>
       </w:r>
       <w:r>
-        <w:t xml:space="preserve">: FSTS²×DAI = +3,119 tại Singapore gợi ý cơ chế mới, tại FSTS cao, doanh nghiệp cần DAI như</w:t>
+        <w:t xml:space="preserve">:</w:t>
+      </w:r>
+      <w:r>
+        <w:t xml:space="preserve"> </w:t>
+      </w:r>
+      <m:oMath>
+        <m:sSup>
+          <m:e>
+            <m:r>
+              <m:rPr>
+                <m:sty m:val="p"/>
+              </m:rPr>
+              <m:t>F</m:t>
+            </m:r>
+            <m:r>
+              <m:rPr>
+                <m:sty m:val="p"/>
+              </m:rPr>
+              <m:t>S</m:t>
+            </m:r>
+            <m:r>
+              <m:rPr>
+                <m:sty m:val="p"/>
+              </m:rPr>
+              <m:t>T</m:t>
+            </m:r>
+            <m:r>
+              <m:rPr>
+                <m:sty m:val="p"/>
+              </m:rPr>
+              <m:t>S</m:t>
+            </m:r>
+          </m:e>
+          <m:sup>
+            <m:r>
+              <m:t>2</m:t>
+            </m:r>
+          </m:sup>
+        </m:sSup>
+        <m:r>
+          <m:rPr>
+            <m:sty m:val="p"/>
+          </m:rPr>
+          <m:t>×</m:t>
+        </m:r>
+        <m:r>
+          <m:rPr>
+            <m:sty m:val="p"/>
+          </m:rPr>
+          <m:t>D</m:t>
+        </m:r>
+        <m:r>
+          <m:rPr>
+            <m:sty m:val="p"/>
+          </m:rPr>
+          <m:t>A</m:t>
+        </m:r>
+        <m:r>
+          <m:rPr>
+            <m:sty m:val="p"/>
+          </m:rPr>
+          <m:t>I</m:t>
+        </m:r>
+        <m:r>
+          <m:rPr>
+            <m:sty m:val="p"/>
+          </m:rPr>
+          <m:t>=</m:t>
+        </m:r>
+        <m:r>
+          <m:rPr>
+            <m:sty m:val="p"/>
+          </m:rPr>
+          <m:t>+</m:t>
+        </m:r>
+        <m:r>
+          <m:t>3</m:t>
+        </m:r>
+        <m:r>
+          <m:rPr>
+            <m:sty m:val="p"/>
+          </m:rPr>
+          <m:t>,</m:t>
+        </m:r>
+        <m:r>
+          <m:t>119</m:t>
+        </m:r>
+      </m:oMath>
+      <w:r>
+        <w:t xml:space="preserve"> </w:t>
+      </w:r>
+      <w:r>
+        <w:t xml:space="preserve">tại Singapore gợi ý cơ chế mới, tại FSTS cao, doanh nghiệp cần DAI như</w:t>
       </w:r>
       <w:r>
         <w:t xml:space="preserve"> </w:t>
@@ -20459,7 +21076,7 @@
         <w:t xml:space="preserve">(4) Sân khấu số là thực tế đo lường ở cả hai chiều</w:t>
       </w:r>
       <w:r>
-        <w:t xml:space="preserve">: Tại Advanced, DAI Tầng 1 là yếu tố vệ sinh bão hòa. Tại Emerging, DAI Tầng 1 có thể là proxy lỗi thời, đo lường không còn phản ánh được cơ chế kinh tế thực.</w:t>
+        <w:t xml:space="preserve">: Tại Advanced, DAI Bậc 1 là yếu tố vệ sinh bão hòa. Tại Emerging, DAI Bậc 1 có thể là proxy lỗi thời, đo lường không còn phản ánh được cơ chế kinh tế thực.</w:t>
       </w:r>
     </w:p>
     <w:p>
@@ -20640,7 +21257,7 @@
         <w:t xml:space="preserve">KL3, Nghịch lý bão hòa số là cơ chế đo lường, không phải thất bại thị trường</w:t>
       </w:r>
       <w:r>
-        <w:t xml:space="preserve">: Phần bù DAI thấp nhất tại Advanced là hệ quả của đo lường Tầng 1 trong bối cảnh Tầng 2/3 đã được áp dụng rộng.</w:t>
+        <w:t xml:space="preserve">: Phần bù DAI thấp nhất tại Advanced là hệ quả của đo lường Bậc 1 trong bối cảnh Bậc 2/3 đã được áp dụng rộng.</w:t>
       </w:r>
     </w:p>
     <w:p>
@@ -20779,10 +21396,10 @@
           <w:bCs/>
           <w:b/>
         </w:rPr>
-        <w:t xml:space="preserve">(2) Ưu tiên Tier-2 số cho SME Việt Nam</w:t>
-      </w:r>
-      <w:r>
-        <w:t xml:space="preserve">: Website 47% là điểm đầu vào; VietQR, TikTok Shop, Shopee Asia Pacific là Tầng 1.5/Tầng 2 thực tế hơn. Voucher AI Adoption (~50 triệu VND/doanh nghiệp) giúp vượt qua giai đoạn đầu tư ban đầu.</w:t>
+        <w:t xml:space="preserve">(2) Ưu tiên Bậc 2 số cho SME Việt Nam</w:t>
+      </w:r>
+      <w:r>
+        <w:t xml:space="preserve">: Website 47% là điểm đầu vào; VietQR, TikTok Shop, Shopee Asia Pacific là Bậc 1.5/Bậc 2 thực tế hơn. Voucher AI Adoption (~50 triệu VND/doanh nghiệp) giúp vượt qua giai đoạn đầu tư ban đầu.</w:t>
       </w:r>
     </w:p>
     <w:p>
@@ -20842,7 +21459,7 @@
         <w:t xml:space="preserve">(6) Chính sách số hóa phân cấp theo vùng và quy mô</w:t>
       </w:r>
       <w:r>
-        <w:t xml:space="preserve">: Hiệu ứng DAI phụ thuộc bối cảnh, đầu tư website khác nhau tại TP.HCM (Tier-1.5) so với nông thôn đồng bằng sông Cửu Long (Tier-1 chưa bão hòa).</w:t>
+        <w:t xml:space="preserve">: Hiệu ứng DAI phụ thuộc bối cảnh, đầu tư website khác nhau tại TP.HCM (Bậc 1.5) so với nông thôn đồng bằng sông Cửu Long (Bậc 1 chưa bão hòa).</w:t>
       </w:r>
     </w:p>
     <w:p>
@@ -20954,13 +21571,13 @@
         <w:t xml:space="preserve"> </w:t>
       </w:r>
       <w:r>
-        <w:t xml:space="preserve">(a) Singapore/Hàn Quốc AI full-stack (Tier-3), không phù hợp để sao chép trực tiếp;</w:t>
-      </w:r>
-      <w:r>
-        <w:t xml:space="preserve"> </w:t>
-      </w:r>
-      <w:r>
-        <w:t xml:space="preserve">(b) Nhật Bản 60% doanh nghiệp AI back-office (Tier-2),</w:t>
+        <w:t xml:space="preserve">(a) Singapore/Hàn Quốc AI full-stack (Bậc 3), không phù hợp để sao chép trực tiếp;</w:t>
+      </w:r>
+      <w:r>
+        <w:t xml:space="preserve"> </w:t>
+      </w:r>
+      <w:r>
+        <w:t xml:space="preserve">(b) Nhật Bản 60% doanh nghiệp AI back-office (Bậc 2),</w:t>
       </w:r>
       <w:r>
         <w:t xml:space="preserve"> </w:t>
@@ -20979,7 +21596,7 @@
         <w:t xml:space="preserve"> </w:t>
       </w:r>
       <w:r>
-        <w:t xml:space="preserve">(c) Trung Quốc sản xuất thông minh (Tier-2/3), học điểm tích cực, tránh rủi ro tập trung;</w:t>
+        <w:t xml:space="preserve">(c) Trung Quốc sản xuất thông minh (Bậc 2/3), học điểm tích cực, tránh rủi ro tập trung;</w:t>
       </w:r>
       <w:r>
         <w:t xml:space="preserve"> </w:t>
@@ -20995,7 +21612,7 @@
           <w:bCs/>
           <w:b/>
         </w:rPr>
-        <w:t xml:space="preserve">Mô hình ưu tiên Việt Nam Tier-1.5</w:t>
+        <w:t xml:space="preserve">Mô hình ưu tiên Việt Nam Bậc 1.5</w:t>
       </w:r>
       <w:r>
         <w:t xml:space="preserve">: VietQR (100% miễn phí) sang Thương mại xã hội sang Xuyên biên giới Shopee/Amazon sang Cloud và AI cơ bản.</w:t>
@@ -21388,7 +22005,7 @@
         <w:pStyle w:val="BodyText"/>
       </w:pPr>
       <w:r>
-        <w:t xml:space="preserve">Briguglio, L. (1995). Small island developing states and their economic vulnerabilities.</w:t>
+        <w:t xml:space="preserve">Beugelsdijk, S., Kostova, T., Kunst, V. E., Spadafora, E., &amp; van Essen, M. (2018). Cultural distance and firm internationalization: A meta-analytical review and theoretical implications.</w:t>
       </w:r>
       <w:r>
         <w:t xml:space="preserve"> </w:t>
@@ -21398,10 +22015,10 @@
           <w:iCs/>
           <w:i/>
         </w:rPr>
-        <w:t xml:space="preserve">World Development, 23</w:t>
-      </w:r>
-      <w:r>
-        <w:t xml:space="preserve">(9), 1615–1632.</w:t>
+        <w:t xml:space="preserve">Journal of Management, 44</w:t>
+      </w:r>
+      <w:r>
+        <w:t xml:space="preserve">(1), 89–130. https://doi.org/10.1177/0149206317729027</w:t>
       </w:r>
     </w:p>
     <w:p>
@@ -21409,7 +22026,7 @@
         <w:pStyle w:val="BodyText"/>
       </w:pPr>
       <w:r>
-        <w:t xml:space="preserve">Brynjolfsson, E., &amp; McAfee, A. (2014).</w:t>
+        <w:t xml:space="preserve">Briguglio, L. (1995). Small island developing states and their economic vulnerabilities.</w:t>
       </w:r>
       <w:r>
         <w:t xml:space="preserve"> </w:t>
@@ -21419,10 +22036,10 @@
           <w:iCs/>
           <w:i/>
         </w:rPr>
-        <w:t xml:space="preserve">The second machine age: Work, progress, and prosperity in a time of brilliant technologies</w:t>
-      </w:r>
-      <w:r>
-        <w:t xml:space="preserve">. W. W. Norton &amp; Company.</w:t>
+        <w:t xml:space="preserve">World Development, 23</w:t>
+      </w:r>
+      <w:r>
+        <w:t xml:space="preserve">(9), 1615–1632.</w:t>
       </w:r>
     </w:p>
     <w:p>
@@ -21430,7 +22047,7 @@
         <w:pStyle w:val="BodyText"/>
       </w:pPr>
       <w:r>
-        <w:t xml:space="preserve">Cohen, W. M., &amp; Levinthal, D. A. (1990). Absorptive capacity: A new perspective on learning and innovation.</w:t>
+        <w:t xml:space="preserve">Brynjolfsson, E., &amp; McAfee, A. (2014).</w:t>
       </w:r>
       <w:r>
         <w:t xml:space="preserve"> </w:t>
@@ -21440,10 +22057,10 @@
           <w:iCs/>
           <w:i/>
         </w:rPr>
-        <w:t xml:space="preserve">Administrative Science Quarterly, 35</w:t>
-      </w:r>
-      <w:r>
-        <w:t xml:space="preserve">(1), 128–152.</w:t>
+        <w:t xml:space="preserve">The second machine age: Work, progress, and prosperity in a time of brilliant technologies</w:t>
+      </w:r>
+      <w:r>
+        <w:t xml:space="preserve">. W. W. Norton &amp; Company.</w:t>
       </w:r>
     </w:p>
     <w:p>
@@ -21451,7 +22068,7 @@
         <w:pStyle w:val="BodyText"/>
       </w:pPr>
       <w:r>
-        <w:t xml:space="preserve">Coltman, T., Devinney, T. M., Midgley, D. F., &amp; Venaik, S. (2008). Formative versus reflective measurement models: Two applications of formative measurement.</w:t>
+        <w:t xml:space="preserve">Cohen, W. M., &amp; Levinthal, D. A. (1990). Absorptive capacity: A new perspective on learning and innovation.</w:t>
       </w:r>
       <w:r>
         <w:t xml:space="preserve"> </w:t>
@@ -21461,10 +22078,10 @@
           <w:iCs/>
           <w:i/>
         </w:rPr>
-        <w:t xml:space="preserve">Journal of Business Research, 61</w:t>
-      </w:r>
-      <w:r>
-        <w:t xml:space="preserve">(12), 1250–1262. https://doi.org/10.1016/j.jbusres.2008.01.013</w:t>
+        <w:t xml:space="preserve">Administrative Science Quarterly, 35</w:t>
+      </w:r>
+      <w:r>
+        <w:t xml:space="preserve">(1), 128–152.</w:t>
       </w:r>
     </w:p>
     <w:p>
@@ -21472,7 +22089,7 @@
         <w:pStyle w:val="BodyText"/>
       </w:pPr>
       <w:r>
-        <w:t xml:space="preserve">Combs, J. G., Crook, T. R., &amp; Shook, C. L. (2005). The dimensionality of organizational performance and its implications for strategic management research. In D. J. Ketchen &amp; D. D. Bergh (Eds.),</w:t>
+        <w:t xml:space="preserve">Coltman, T., Devinney, T. M., Midgley, D. F., &amp; Venaik, S. (2008). Formative versus reflective measurement models: Two applications of formative measurement.</w:t>
       </w:r>
       <w:r>
         <w:t xml:space="preserve"> </w:t>
@@ -21482,13 +22099,10 @@
           <w:iCs/>
           <w:i/>
         </w:rPr>
-        <w:t xml:space="preserve">Research methodology in strategy and management</w:t>
-      </w:r>
-      <w:r>
-        <w:t xml:space="preserve"> </w:t>
-      </w:r>
-      <w:r>
-        <w:t xml:space="preserve">(Vol. 2, pp. 259–286). Emerald. https://doi.org/10.1016/S1479-8387(05)02011-4</w:t>
+        <w:t xml:space="preserve">Journal of Business Research, 61</w:t>
+      </w:r>
+      <w:r>
+        <w:t xml:space="preserve">(12), 1250–1262. https://doi.org/10.1016/j.jbusres.2008.01.013</w:t>
       </w:r>
     </w:p>
     <w:p>
@@ -21496,7 +22110,7 @@
         <w:pStyle w:val="BodyText"/>
       </w:pPr>
       <w:r>
-        <w:t xml:space="preserve">Contractor, F. J., Kundu, S. K., &amp; Hsu, C. C. (2003). A three-stage theory of international expansion.</w:t>
+        <w:t xml:space="preserve">Combs, J. G., Crook, T. R., &amp; Shook, C. L. (2005). The dimensionality of organizational performance and its implications for strategic management research. In D. J. Ketchen &amp; D. D. Bergh (Eds.),</w:t>
       </w:r>
       <w:r>
         <w:t xml:space="preserve"> </w:t>
@@ -21506,10 +22120,13 @@
           <w:iCs/>
           <w:i/>
         </w:rPr>
-        <w:t xml:space="preserve">Journal of International Business Studies, 34</w:t>
-      </w:r>
-      <w:r>
-        <w:t xml:space="preserve">(1), 5–18.</w:t>
+        <w:t xml:space="preserve">Research methodology in strategy and management</w:t>
+      </w:r>
+      <w:r>
+        <w:t xml:space="preserve"> </w:t>
+      </w:r>
+      <w:r>
+        <w:t xml:space="preserve">(Vol. 2, pp. 259–286). Emerald. https://doi.org/10.1016/S1479-8387(05)02011-4</w:t>
       </w:r>
     </w:p>
     <w:p>
@@ -21517,7 +22134,7 @@
         <w:pStyle w:val="BodyText"/>
       </w:pPr>
       <w:r>
-        <w:t xml:space="preserve">Cusolito, A. P., &amp; Maloney, W. F. (2018).</w:t>
+        <w:t xml:space="preserve">Contractor, F. J., Kundu, S. K., &amp; Hsu, C. C. (2003). A three-stage theory of international expansion.</w:t>
       </w:r>
       <w:r>
         <w:t xml:space="preserve"> </w:t>
@@ -21527,10 +22144,10 @@
           <w:iCs/>
           <w:i/>
         </w:rPr>
-        <w:t xml:space="preserve">Productivity revisited: Shifting paradigms in analysis and policy</w:t>
-      </w:r>
-      <w:r>
-        <w:t xml:space="preserve">. World Bank Group.</w:t>
+        <w:t xml:space="preserve">Journal of International Business Studies, 34</w:t>
+      </w:r>
+      <w:r>
+        <w:t xml:space="preserve">(1), 5–18.</w:t>
       </w:r>
     </w:p>
     <w:p>
@@ -21538,7 +22155,7 @@
         <w:pStyle w:val="BodyText"/>
       </w:pPr>
       <w:r>
-        <w:t xml:space="preserve">David, P. A. (1990). The dynamo and the computer: An historical perspective on the modern productivity paradox.</w:t>
+        <w:t xml:space="preserve">Cusolito, A. P., &amp; Maloney, W. F. (2018).</w:t>
       </w:r>
       <w:r>
         <w:t xml:space="preserve"> </w:t>
@@ -21548,10 +22165,10 @@
           <w:iCs/>
           <w:i/>
         </w:rPr>
-        <w:t xml:space="preserve">American Economic Review, 80</w:t>
-      </w:r>
-      <w:r>
-        <w:t xml:space="preserve">(2), 355–361.</w:t>
+        <w:t xml:space="preserve">Productivity revisited: Shifting paradigms in analysis and policy</w:t>
+      </w:r>
+      <w:r>
+        <w:t xml:space="preserve">. World Bank Group.</w:t>
       </w:r>
     </w:p>
     <w:p>
@@ -21559,7 +22176,7 @@
         <w:pStyle w:val="BodyText"/>
       </w:pPr>
       <w:r>
-        <w:t xml:space="preserve">Đỗ, T. H., &amp; Phan, A. T. (2026). Internationalization and firm performance in Vietnam.</w:t>
+        <w:t xml:space="preserve">David, P. A. (1990). The dynamo and the computer: An historical perspective on the modern productivity paradox.</w:t>
       </w:r>
       <w:r>
         <w:t xml:space="preserve"> </w:t>
@@ -21569,13 +22186,10 @@
           <w:iCs/>
           <w:i/>
         </w:rPr>
-        <w:t xml:space="preserve">Journal of Asia Business Studies</w:t>
-      </w:r>
-      <w:r>
-        <w:t xml:space="preserve"> </w:t>
-      </w:r>
-      <w:r>
-        <w:t xml:space="preserve">(đang phản biện).</w:t>
+        <w:t xml:space="preserve">American Economic Review, 80</w:t>
+      </w:r>
+      <w:r>
+        <w:t xml:space="preserve">(2), 355–361.</w:t>
       </w:r>
     </w:p>
     <w:p>
@@ -21583,7 +22197,7 @@
         <w:pStyle w:val="BodyText"/>
       </w:pPr>
       <w:r>
-        <w:t xml:space="preserve">Hall, P. A., &amp; Soskice, D. (Eds.). (2001).</w:t>
+        <w:t xml:space="preserve">Đỗ, T. H., &amp; Phan, A. T. (2026). Internationalization and firm performance in Vietnam.</w:t>
       </w:r>
       <w:r>
         <w:t xml:space="preserve"> </w:t>
@@ -21593,10 +22207,13 @@
           <w:iCs/>
           <w:i/>
         </w:rPr>
-        <w:t xml:space="preserve">Varieties of capitalism: The institutional foundations of comparative advantage</w:t>
-      </w:r>
-      <w:r>
-        <w:t xml:space="preserve">. Oxford University Press.</w:t>
+        <w:t xml:space="preserve">Journal of Economics and Development</w:t>
+      </w:r>
+      <w:r>
+        <w:t xml:space="preserve"> </w:t>
+      </w:r>
+      <w:r>
+        <w:t xml:space="preserve">(chưa nộp).</w:t>
       </w:r>
     </w:p>
     <w:p>
@@ -21604,7 +22221,7 @@
         <w:pStyle w:val="BodyText"/>
       </w:pPr>
       <w:r>
-        <w:t xml:space="preserve">Hambrick, D. C., &amp; Mason, P. A. (1984). Upper echelons: The organization as a reflection of its top managers.</w:t>
+        <w:t xml:space="preserve">Hall, P. A., &amp; Soskice, D. (Eds.). (2001).</w:t>
       </w:r>
       <w:r>
         <w:t xml:space="preserve"> </w:t>
@@ -21614,10 +22231,10 @@
           <w:iCs/>
           <w:i/>
         </w:rPr>
-        <w:t xml:space="preserve">Academy of Management Review, 9</w:t>
-      </w:r>
-      <w:r>
-        <w:t xml:space="preserve">(2), 193–206. https://doi.org/10.5465/amr.1984.4277628</w:t>
+        <w:t xml:space="preserve">Varieties of capitalism: The institutional foundations of comparative advantage</w:t>
+      </w:r>
+      <w:r>
+        <w:t xml:space="preserve">. Oxford University Press.</w:t>
       </w:r>
     </w:p>
     <w:p>
@@ -21625,7 +22242,7 @@
         <w:pStyle w:val="BodyText"/>
       </w:pPr>
       <w:r>
-        <w:t xml:space="preserve">Hertog, S. (2010).</w:t>
+        <w:t xml:space="preserve">Hambrick, D. C., &amp; Mason, P. A. (1984). Upper echelons: The organization as a reflection of its top managers.</w:t>
       </w:r>
       <w:r>
         <w:t xml:space="preserve"> </w:t>
@@ -21635,10 +22252,10 @@
           <w:iCs/>
           <w:i/>
         </w:rPr>
-        <w:t xml:space="preserve">Princes, brokers, and bureaucrats: Oil and the state in Saudi Arabia</w:t>
-      </w:r>
-      <w:r>
-        <w:t xml:space="preserve">. Cornell University Press.</w:t>
+        <w:t xml:space="preserve">Academy of Management Review, 9</w:t>
+      </w:r>
+      <w:r>
+        <w:t xml:space="preserve">(2), 193–206. https://doi.org/10.5465/amr.1984.4277628</w:t>
       </w:r>
     </w:p>
     <w:p>
@@ -21646,7 +22263,7 @@
         <w:pStyle w:val="BodyText"/>
       </w:pPr>
       <w:r>
-        <w:t xml:space="preserve">Hessels, J., &amp; Terjesen, S. (2010). Resource dependency and institutional theory perspectives on direct and indirect export choices.</w:t>
+        <w:t xml:space="preserve">Hertog, S. (2010).</w:t>
       </w:r>
       <w:r>
         <w:t xml:space="preserve"> </w:t>
@@ -21656,10 +22273,10 @@
           <w:iCs/>
           <w:i/>
         </w:rPr>
-        <w:t xml:space="preserve">Small Business Economics, 34</w:t>
-      </w:r>
-      <w:r>
-        <w:t xml:space="preserve">(2), 203–220. https://doi.org/10.1007/s11187-008-9156-4</w:t>
+        <w:t xml:space="preserve">Princes, brokers, and bureaucrats: Oil and the state in Saudi Arabia</w:t>
+      </w:r>
+      <w:r>
+        <w:t xml:space="preserve">. Cornell University Press.</w:t>
       </w:r>
     </w:p>
     <w:p>
@@ -21667,7 +22284,7 @@
         <w:pStyle w:val="BodyText"/>
       </w:pPr>
       <w:r>
-        <w:t xml:space="preserve">Hsieh, C.-T., &amp; Klenow, P. J. (2009). Misallocation and manufacturing TFP in China and India.</w:t>
+        <w:t xml:space="preserve">Hessels, J., &amp; Terjesen, S. (2010). Resource dependency and institutional theory perspectives on direct and indirect export choices.</w:t>
       </w:r>
       <w:r>
         <w:t xml:space="preserve"> </w:t>
@@ -21677,10 +22294,10 @@
           <w:iCs/>
           <w:i/>
         </w:rPr>
-        <w:t xml:space="preserve">Quarterly Journal of Economics, 124</w:t>
-      </w:r>
-      <w:r>
-        <w:t xml:space="preserve">(4), 1403–1448.</w:t>
+        <w:t xml:space="preserve">Small Business Economics, 34</w:t>
+      </w:r>
+      <w:r>
+        <w:t xml:space="preserve">(2), 203–220. https://doi.org/10.1007/s11187-008-9156-4</w:t>
       </w:r>
     </w:p>
     <w:p>
@@ -21688,7 +22305,7 @@
         <w:pStyle w:val="BodyText"/>
       </w:pPr>
       <w:r>
-        <w:t xml:space="preserve">Hsieh, C.-T., &amp; Klenow, P. J. (2014). The life cycle of plants in India and Mexico.</w:t>
+        <w:t xml:space="preserve">Hsieh, C.-T., &amp; Klenow, P. J. (2009). Misallocation and manufacturing TFP in China and India.</w:t>
       </w:r>
       <w:r>
         <w:t xml:space="preserve"> </w:t>
@@ -21698,10 +22315,10 @@
           <w:iCs/>
           <w:i/>
         </w:rPr>
-        <w:t xml:space="preserve">Quarterly Journal of Economics, 129</w:t>
-      </w:r>
-      <w:r>
-        <w:t xml:space="preserve">(3), 1035–1084.</w:t>
+        <w:t xml:space="preserve">Quarterly Journal of Economics, 124</w:t>
+      </w:r>
+      <w:r>
+        <w:t xml:space="preserve">(4), 1403–1448.</w:t>
       </w:r>
     </w:p>
     <w:p>
@@ -21709,7 +22326,7 @@
         <w:pStyle w:val="BodyText"/>
       </w:pPr>
       <w:r>
-        <w:t xml:space="preserve">Johanson, J., &amp; Vahlne, J.-E. (1977). The internationalization process of the firm.</w:t>
+        <w:t xml:space="preserve">Hsieh, C.-T., &amp; Klenow, P. J. (2014). The life cycle of plants in India and Mexico.</w:t>
       </w:r>
       <w:r>
         <w:t xml:space="preserve"> </w:t>
@@ -21719,10 +22336,10 @@
           <w:iCs/>
           <w:i/>
         </w:rPr>
-        <w:t xml:space="preserve">Journal of International Business Studies, 8</w:t>
-      </w:r>
-      <w:r>
-        <w:t xml:space="preserve">(1), 23–32.</w:t>
+        <w:t xml:space="preserve">Quarterly Journal of Economics, 129</w:t>
+      </w:r>
+      <w:r>
+        <w:t xml:space="preserve">(3), 1035–1084.</w:t>
       </w:r>
     </w:p>
     <w:p>
@@ -21730,7 +22347,7 @@
         <w:pStyle w:val="BodyText"/>
       </w:pPr>
       <w:r>
-        <w:t xml:space="preserve">Johanson, J., &amp; Vahlne, J.-E. (2009). The Uppsala internationalization process model revisited.</w:t>
+        <w:t xml:space="preserve">Johanson, J., &amp; Vahlne, J.-E. (1977). The internationalization process of the firm.</w:t>
       </w:r>
       <w:r>
         <w:t xml:space="preserve"> </w:t>
@@ -21740,10 +22357,10 @@
           <w:iCs/>
           <w:i/>
         </w:rPr>
-        <w:t xml:space="preserve">Journal of International Business Studies, 40</w:t>
-      </w:r>
-      <w:r>
-        <w:t xml:space="preserve">(9), 1411–1431.</w:t>
+        <w:t xml:space="preserve">Journal of International Business Studies, 8</w:t>
+      </w:r>
+      <w:r>
+        <w:t xml:space="preserve">(1), 23–32.</w:t>
       </w:r>
     </w:p>
     <w:p>
@@ -21751,7 +22368,7 @@
         <w:pStyle w:val="BodyText"/>
       </w:pPr>
       <w:r>
-        <w:t xml:space="preserve">Kafouros, M., Wang, C., Piperopoulos, P., &amp; Zhang, M. (2023). Academic publishing in business and management.</w:t>
+        <w:t xml:space="preserve">Johanson, J., &amp; Vahlne, J.-E. (2009). The Uppsala internationalization process model revisited.</w:t>
       </w:r>
       <w:r>
         <w:t xml:space="preserve"> </w:t>
@@ -21761,10 +22378,10 @@
           <w:iCs/>
           <w:i/>
         </w:rPr>
-        <w:t xml:space="preserve">Global Strategy Journal, 13</w:t>
-      </w:r>
-      <w:r>
-        <w:t xml:space="preserve">(1), 3–28.</w:t>
+        <w:t xml:space="preserve">Journal of International Business Studies, 40</w:t>
+      </w:r>
+      <w:r>
+        <w:t xml:space="preserve">(9), 1411–1431.</w:t>
       </w:r>
     </w:p>
     <w:p>
@@ -21772,7 +22389,7 @@
         <w:pStyle w:val="BodyText"/>
       </w:pPr>
       <w:r>
-        <w:t xml:space="preserve">Kaufmann, D., Kraay, A., &amp; Mastruzzi, M. (2011). The worldwide governance indicators: Methodology and analytical issues.</w:t>
+        <w:t xml:space="preserve">Kafouros, M., Wang, C., Piperopoulos, P., &amp; Zhang, M. (2023). Academic publishing in business and management.</w:t>
       </w:r>
       <w:r>
         <w:t xml:space="preserve"> </w:t>
@@ -21782,10 +22399,10 @@
           <w:iCs/>
           <w:i/>
         </w:rPr>
-        <w:t xml:space="preserve">Hague Journal on the Rule of Law, 3</w:t>
-      </w:r>
-      <w:r>
-        <w:t xml:space="preserve">(2), 220–246.</w:t>
+        <w:t xml:space="preserve">Global Strategy Journal, 13</w:t>
+      </w:r>
+      <w:r>
+        <w:t xml:space="preserve">(1), 3–28.</w:t>
       </w:r>
     </w:p>
     <w:p>
@@ -21793,7 +22410,7 @@
         <w:pStyle w:val="BodyText"/>
       </w:pPr>
       <w:r>
-        <w:t xml:space="preserve">Khanna, T., &amp; Palepu, K. G. (2010).</w:t>
+        <w:t xml:space="preserve">Kaufmann, D., Kraay, A., &amp; Mastruzzi, M. (2011). The worldwide governance indicators: Methodology and analytical issues.</w:t>
       </w:r>
       <w:r>
         <w:t xml:space="preserve"> </w:t>
@@ -21803,10 +22420,10 @@
           <w:iCs/>
           <w:i/>
         </w:rPr>
-        <w:t xml:space="preserve">Winning in emerging markets: A road map for strategy and execution</w:t>
-      </w:r>
-      <w:r>
-        <w:t xml:space="preserve">. Harvard Business Press.</w:t>
+        <w:t xml:space="preserve">Hague Journal on the Rule of Law, 3</w:t>
+      </w:r>
+      <w:r>
+        <w:t xml:space="preserve">(2), 220–246.</w:t>
       </w:r>
     </w:p>
     <w:p>
@@ -21814,7 +22431,7 @@
         <w:pStyle w:val="BodyText"/>
       </w:pPr>
       <w:r>
-        <w:t xml:space="preserve">Kirca, A. H., Roth, K., Hult, G. T. M., &amp; Cavusgil, S. T. (2012). The role of context in the multinationality-performance relationship: A meta-analytic review.</w:t>
+        <w:t xml:space="preserve">Khanna, T., &amp; Palepu, K. G. (2010).</w:t>
       </w:r>
       <w:r>
         <w:t xml:space="preserve"> </w:t>
@@ -21824,10 +22441,10 @@
           <w:iCs/>
           <w:i/>
         </w:rPr>
-        <w:t xml:space="preserve">Global Strategy Journal, 2</w:t>
-      </w:r>
-      <w:r>
-        <w:t xml:space="preserve">(2), 108–121.</w:t>
+        <w:t xml:space="preserve">Winning in emerging markets: A road map for strategy and execution</w:t>
+      </w:r>
+      <w:r>
+        <w:t xml:space="preserve">. Harvard Business Press.</w:t>
       </w:r>
     </w:p>
     <w:p>
@@ -21835,7 +22452,7 @@
         <w:pStyle w:val="BodyText"/>
       </w:pPr>
       <w:r>
-        <w:t xml:space="preserve">La Porta, R., &amp; Shleifer, A. (2008). The unofficial economy and economic development.</w:t>
+        <w:t xml:space="preserve">Kirca, A. H., Roth, K., Hult, G. T. M., &amp; Cavusgil, S. T. (2012). The role of context in the multinationality-performance relationship: A meta-analytic review.</w:t>
       </w:r>
       <w:r>
         <w:t xml:space="preserve"> </w:t>
@@ -21845,10 +22462,10 @@
           <w:iCs/>
           <w:i/>
         </w:rPr>
-        <w:t xml:space="preserve">Brookings Papers on Economic Activity, 2008</w:t>
-      </w:r>
-      <w:r>
-        <w:t xml:space="preserve">(2), 275–352.</w:t>
+        <w:t xml:space="preserve">Global Strategy Journal, 2</w:t>
+      </w:r>
+      <w:r>
+        <w:t xml:space="preserve">(2), 108–121.</w:t>
       </w:r>
     </w:p>
     <w:p>
@@ -21856,7 +22473,7 @@
         <w:pStyle w:val="BodyText"/>
       </w:pPr>
       <w:r>
-        <w:t xml:space="preserve">La Porta, R., &amp; Shleifer, A. (2014). Informality and development.</w:t>
+        <w:t xml:space="preserve">La Porta, R., &amp; Shleifer, A. (2008). The unofficial economy and economic development.</w:t>
       </w:r>
       <w:r>
         <w:t xml:space="preserve"> </w:t>
@@ -21866,10 +22483,10 @@
           <w:iCs/>
           <w:i/>
         </w:rPr>
-        <w:t xml:space="preserve">Journal of Economic Perspectives, 28</w:t>
-      </w:r>
-      <w:r>
-        <w:t xml:space="preserve">(3), 109–126. https://doi.org/10.1257/jep.28.3.109</w:t>
+        <w:t xml:space="preserve">Brookings Papers on Economic Activity, 2008</w:t>
+      </w:r>
+      <w:r>
+        <w:t xml:space="preserve">(2), 275–352.</w:t>
       </w:r>
     </w:p>
     <w:p>
@@ -21877,7 +22494,7 @@
         <w:pStyle w:val="BodyText"/>
       </w:pPr>
       <w:r>
-        <w:t xml:space="preserve">Lall, S. (1992). Technological capabilities and industrialization.</w:t>
+        <w:t xml:space="preserve">La Porta, R., &amp; Shleifer, A. (2014). Informality and development.</w:t>
       </w:r>
       <w:r>
         <w:t xml:space="preserve"> </w:t>
@@ -21887,10 +22504,10 @@
           <w:iCs/>
           <w:i/>
         </w:rPr>
-        <w:t xml:space="preserve">World Development, 20</w:t>
-      </w:r>
-      <w:r>
-        <w:t xml:space="preserve">(2), 165–186. https://doi.org/10.1016/0305-750X(92)90097-F</w:t>
+        <w:t xml:space="preserve">Journal of Economic Perspectives, 28</w:t>
+      </w:r>
+      <w:r>
+        <w:t xml:space="preserve">(3), 109–126. https://doi.org/10.1257/jep.28.3.109</w:t>
       </w:r>
     </w:p>
     <w:p>
@@ -21898,7 +22515,7 @@
         <w:pStyle w:val="BodyText"/>
       </w:pPr>
       <w:r>
-        <w:t xml:space="preserve">Lu, J. W., &amp; Beamish, P. W. (2001). The internationalization and performance of SMEs.</w:t>
+        <w:t xml:space="preserve">Lall, S. (1992). Technological capabilities and industrialization.</w:t>
       </w:r>
       <w:r>
         <w:t xml:space="preserve"> </w:t>
@@ -21908,10 +22525,10 @@
           <w:iCs/>
           <w:i/>
         </w:rPr>
-        <w:t xml:space="preserve">Strategic Management Journal, 22</w:t>
-      </w:r>
-      <w:r>
-        <w:t xml:space="preserve">(6–7), 565–586. https://doi.org/10.1002/smj.184</w:t>
+        <w:t xml:space="preserve">World Development, 20</w:t>
+      </w:r>
+      <w:r>
+        <w:t xml:space="preserve">(2), 165–186. https://doi.org/10.1016/0305-750X(92)90097-F</w:t>
       </w:r>
     </w:p>
     <w:p>
@@ -21919,7 +22536,7 @@
         <w:pStyle w:val="BodyText"/>
       </w:pPr>
       <w:r>
-        <w:t xml:space="preserve">Lu, J. W., &amp; Beamish, P. W. (2004). International diversification and firm performance: The S-curve hypothesis.</w:t>
+        <w:t xml:space="preserve">Lind, J. T., &amp; Mehlum, H. (2010). With or without U? The appropriate test for a U-shaped relationship.</w:t>
       </w:r>
       <w:r>
         <w:t xml:space="preserve"> </w:t>
@@ -21929,10 +22546,10 @@
           <w:iCs/>
           <w:i/>
         </w:rPr>
-        <w:t xml:space="preserve">Academy of Management Journal, 47</w:t>
-      </w:r>
-      <w:r>
-        <w:t xml:space="preserve">(4), 598–609.</w:t>
+        <w:t xml:space="preserve">Oxford Bulletin of Economics and Statistics, 72</w:t>
+      </w:r>
+      <w:r>
+        <w:t xml:space="preserve">(1), 109–118.</w:t>
       </w:r>
     </w:p>
     <w:p>
@@ -21940,7 +22557,7 @@
         <w:pStyle w:val="BodyText"/>
       </w:pPr>
       <w:r>
-        <w:t xml:space="preserve">Mar, T. T., Đỗ, T. H., &amp; Phan, A. T. (2026). Digital adoption and internationalization in Singapore.</w:t>
+        <w:t xml:space="preserve">Lu, J. W., &amp; Beamish, P. W. (2001). The internationalization and performance of SMEs.</w:t>
       </w:r>
       <w:r>
         <w:t xml:space="preserve"> </w:t>
@@ -21950,13 +22567,10 @@
           <w:iCs/>
           <w:i/>
         </w:rPr>
-        <w:t xml:space="preserve">Management International Review</w:t>
-      </w:r>
-      <w:r>
-        <w:t xml:space="preserve"> </w:t>
-      </w:r>
-      <w:r>
-        <w:t xml:space="preserve">(đang phản biện).</w:t>
+        <w:t xml:space="preserve">Strategic Management Journal, 22</w:t>
+      </w:r>
+      <w:r>
+        <w:t xml:space="preserve">(6–7), 565–586. https://doi.org/10.1002/smj.184</w:t>
       </w:r>
     </w:p>
     <w:p>
@@ -21964,7 +22578,7 @@
         <w:pStyle w:val="BodyText"/>
       </w:pPr>
       <w:r>
-        <w:t xml:space="preserve">Marano, V., Arregle, J.-L., Hitt, M. A., Spadafora, E., &amp; van Essen, M. (2016). Home country institutions and the internationalization-performance relationship.</w:t>
+        <w:t xml:space="preserve">Lu, J. W., &amp; Beamish, P. W. (2004). International diversification and firm performance: The S-curve hypothesis.</w:t>
       </w:r>
       <w:r>
         <w:t xml:space="preserve"> </w:t>
@@ -21974,10 +22588,10 @@
           <w:iCs/>
           <w:i/>
         </w:rPr>
-        <w:t xml:space="preserve">Journal of Management, 42</w:t>
-      </w:r>
-      <w:r>
-        <w:t xml:space="preserve">(5), 1075–1110.</w:t>
+        <w:t xml:space="preserve">Academy of Management Journal, 47</w:t>
+      </w:r>
+      <w:r>
+        <w:t xml:space="preserve">(4), 598–609.</w:t>
       </w:r>
     </w:p>
     <w:p>
@@ -21985,7 +22599,7 @@
         <w:pStyle w:val="BodyText"/>
       </w:pPr>
       <w:r>
-        <w:t xml:space="preserve">North, D. C. (1990).</w:t>
+        <w:t xml:space="preserve">Mar, T. T., Đỗ, T. H., &amp; Phan, A. T. (2026). Digital adoption and internationalization in Singapore.</w:t>
       </w:r>
       <w:r>
         <w:t xml:space="preserve"> </w:t>
@@ -21995,10 +22609,13 @@
           <w:iCs/>
           <w:i/>
         </w:rPr>
-        <w:t xml:space="preserve">Institutions, institutional change and economic performance</w:t>
-      </w:r>
-      <w:r>
-        <w:t xml:space="preserve">. Cambridge University Press.</w:t>
+        <w:t xml:space="preserve">Management International Review</w:t>
+      </w:r>
+      <w:r>
+        <w:t xml:space="preserve"> </w:t>
+      </w:r>
+      <w:r>
+        <w:t xml:space="preserve">(chưa nộp).</w:t>
       </w:r>
     </w:p>
     <w:p>
@@ -22006,7 +22623,7 @@
         <w:pStyle w:val="BodyText"/>
       </w:pPr>
       <w:r>
-        <w:t xml:space="preserve">Paternoster, R., Brame, R., Mazerolle, P., &amp; Piquero, A. (1998). Using the correct statistical test for the equality of regression coefficients.</w:t>
+        <w:t xml:space="preserve">Marano, V., Arregle, J.-L., Hitt, M. A., Spadafora, E., &amp; van Essen, M. (2016). Home country institutions and the internationalization-performance relationship.</w:t>
       </w:r>
       <w:r>
         <w:t xml:space="preserve"> </w:t>
@@ -22016,10 +22633,10 @@
           <w:iCs/>
           <w:i/>
         </w:rPr>
-        <w:t xml:space="preserve">Criminology, 36</w:t>
-      </w:r>
-      <w:r>
-        <w:t xml:space="preserve">(4), 859–866.</w:t>
+        <w:t xml:space="preserve">Journal of Management, 42</w:t>
+      </w:r>
+      <w:r>
+        <w:t xml:space="preserve">(5), 1075–1110.</w:t>
       </w:r>
     </w:p>
     <w:p>
@@ -22027,7 +22644,7 @@
         <w:pStyle w:val="BodyText"/>
       </w:pPr>
       <w:r>
-        <w:t xml:space="preserve">Peng, M. W. (2001). The resource-based view and international business.</w:t>
+        <w:t xml:space="preserve">North, D. C. (1990).</w:t>
       </w:r>
       <w:r>
         <w:t xml:space="preserve"> </w:t>
@@ -22037,10 +22654,10 @@
           <w:iCs/>
           <w:i/>
         </w:rPr>
-        <w:t xml:space="preserve">Journal of Management, 27</w:t>
-      </w:r>
-      <w:r>
-        <w:t xml:space="preserve">(6), 803–829.</w:t>
+        <w:t xml:space="preserve">Institutions, institutional change and economic performance</w:t>
+      </w:r>
+      <w:r>
+        <w:t xml:space="preserve">. Cambridge University Press.</w:t>
       </w:r>
     </w:p>
     <w:p>
@@ -22048,7 +22665,7 @@
         <w:pStyle w:val="BodyText"/>
       </w:pPr>
       <w:r>
-        <w:t xml:space="preserve">Peng, M. W. (2003). Institutional transitions and strategic choices.</w:t>
+        <w:t xml:space="preserve">Paternoster, R., Brame, R., Mazerolle, P., &amp; Piquero, A. (1998). Using the correct statistical test for the equality of regression coefficients.</w:t>
       </w:r>
       <w:r>
         <w:t xml:space="preserve"> </w:t>
@@ -22058,10 +22675,10 @@
           <w:iCs/>
           <w:i/>
         </w:rPr>
-        <w:t xml:space="preserve">Academy of Management Review, 28</w:t>
-      </w:r>
-      <w:r>
-        <w:t xml:space="preserve">(2), 275–296.</w:t>
+        <w:t xml:space="preserve">Criminology, 36</w:t>
+      </w:r>
+      <w:r>
+        <w:t xml:space="preserve">(4), 859–866.</w:t>
       </w:r>
     </w:p>
     <w:p>
@@ -22069,7 +22686,7 @@
         <w:pStyle w:val="BodyText"/>
       </w:pPr>
       <w:r>
-        <w:t xml:space="preserve">Peng, M. W., &amp; Ilinitch, A. Y. (1998). Export intermediary firms: A note on export development research.</w:t>
+        <w:t xml:space="preserve">Peng, M. W. (2001). The resource-based view and international business.</w:t>
       </w:r>
       <w:r>
         <w:t xml:space="preserve"> </w:t>
@@ -22079,10 +22696,10 @@
           <w:iCs/>
           <w:i/>
         </w:rPr>
-        <w:t xml:space="preserve">Journal of International Business Studies, 29</w:t>
-      </w:r>
-      <w:r>
-        <w:t xml:space="preserve">(3), 609–620. https://doi.org/10.1057/palgrave.jibs.8490011</w:t>
+        <w:t xml:space="preserve">Journal of Management, 27</w:t>
+      </w:r>
+      <w:r>
+        <w:t xml:space="preserve">(6), 803–829.</w:t>
       </w:r>
     </w:p>
     <w:p>
@@ -22090,7 +22707,7 @@
         <w:pStyle w:val="BodyText"/>
       </w:pPr>
       <w:r>
-        <w:t xml:space="preserve">Richard, P. J., Devinney, T. M., Yip, G. S., &amp; Johnson, G. (2009). Measuring organizational performance: Towards methodological best practice.</w:t>
+        <w:t xml:space="preserve">Peng, M. W. (2003). Institutional transitions and strategic choices.</w:t>
       </w:r>
       <w:r>
         <w:t xml:space="preserve"> </w:t>
@@ -22100,10 +22717,10 @@
           <w:iCs/>
           <w:i/>
         </w:rPr>
-        <w:t xml:space="preserve">Journal of Management, 35</w:t>
-      </w:r>
-      <w:r>
-        <w:t xml:space="preserve">(3), 718–804. https://doi.org/10.1177/0149206308330560</w:t>
+        <w:t xml:space="preserve">Academy of Management Review, 28</w:t>
+      </w:r>
+      <w:r>
+        <w:t xml:space="preserve">(2), 275–296.</w:t>
       </w:r>
     </w:p>
     <w:p>
@@ -22111,7 +22728,7 @@
         <w:pStyle w:val="BodyText"/>
       </w:pPr>
       <w:r>
-        <w:t xml:space="preserve">Sachs, J. D., &amp; Warner, A. M. (2001). The curse of natural resources.</w:t>
+        <w:t xml:space="preserve">Peng, M. W., &amp; Ilinitch, A. Y. (1998). Export intermediary firms: A note on export development research.</w:t>
       </w:r>
       <w:r>
         <w:t xml:space="preserve"> </w:t>
@@ -22121,10 +22738,10 @@
           <w:iCs/>
           <w:i/>
         </w:rPr>
-        <w:t xml:space="preserve">European Economic Review, 45</w:t>
-      </w:r>
-      <w:r>
-        <w:t xml:space="preserve">(4–6), 827–838.</w:t>
+        <w:t xml:space="preserve">Journal of International Business Studies, 29</w:t>
+      </w:r>
+      <w:r>
+        <w:t xml:space="preserve">(3), 609–620. https://doi.org/10.1057/palgrave.jibs.8490011</w:t>
       </w:r>
     </w:p>
     <w:p>
@@ -22132,7 +22749,7 @@
         <w:pStyle w:val="BodyText"/>
       </w:pPr>
       <w:r>
-        <w:t xml:space="preserve">Schwens, C., Zapkau, F. B., Brouthers, K. D., &amp; Hollender, L. (2018). How overconfidence can blind internationalization performance predictions.</w:t>
+        <w:t xml:space="preserve">Richard, P. J., Devinney, T. M., Yip, G. S., &amp; Johnson, G. (2009). Measuring organizational performance: Towards methodological best practice.</w:t>
       </w:r>
       <w:r>
         <w:t xml:space="preserve"> </w:t>
@@ -22142,10 +22759,10 @@
           <w:iCs/>
           <w:i/>
         </w:rPr>
-        <w:t xml:space="preserve">Journal of World Business, 53</w:t>
-      </w:r>
-      <w:r>
-        <w:t xml:space="preserve">(3), 290–301.</w:t>
+        <w:t xml:space="preserve">Journal of Management, 35</w:t>
+      </w:r>
+      <w:r>
+        <w:t xml:space="preserve">(3), 718–804. https://doi.org/10.1177/0149206308330560</w:t>
       </w:r>
     </w:p>
     <w:p>
@@ -22153,7 +22770,7 @@
         <w:pStyle w:val="BodyText"/>
       </w:pPr>
       <w:r>
-        <w:t xml:space="preserve">Scott, W. R. (1995).</w:t>
+        <w:t xml:space="preserve">Sachs, J. D., &amp; Warner, A. M. (2001). The curse of natural resources.</w:t>
       </w:r>
       <w:r>
         <w:t xml:space="preserve"> </w:t>
@@ -22163,10 +22780,10 @@
           <w:iCs/>
           <w:i/>
         </w:rPr>
-        <w:t xml:space="preserve">Institutions and organizations</w:t>
-      </w:r>
-      <w:r>
-        <w:t xml:space="preserve">. Sage.</w:t>
+        <w:t xml:space="preserve">European Economic Review, 45</w:t>
+      </w:r>
+      <w:r>
+        <w:t xml:space="preserve">(4–6), 827–838.</w:t>
       </w:r>
     </w:p>
     <w:p>
@@ -22174,7 +22791,7 @@
         <w:pStyle w:val="BodyText"/>
       </w:pPr>
       <w:r>
-        <w:t xml:space="preserve">Sikdar, A., &amp; Mukhopadhyay, A. (2026). Technology spillovers and firm performance in India.</w:t>
+        <w:t xml:space="preserve">Schwens, C., Zapkau, F. B., Brouthers, K. D., &amp; Hollender, L. (2018). How overconfidence can blind internationalization performance predictions.</w:t>
       </w:r>
       <w:r>
         <w:t xml:space="preserve"> </w:t>
@@ -22184,10 +22801,10 @@
           <w:iCs/>
           <w:i/>
         </w:rPr>
-        <w:t xml:space="preserve">Asian Development Review, 43</w:t>
-      </w:r>
-      <w:r>
-        <w:t xml:space="preserve">(1), 37–75.</w:t>
+        <w:t xml:space="preserve">Journal of World Business, 53</w:t>
+      </w:r>
+      <w:r>
+        <w:t xml:space="preserve">(3), 290–301.</w:t>
       </w:r>
     </w:p>
     <w:p>
@@ -22195,7 +22812,7 @@
         <w:pStyle w:val="BodyText"/>
       </w:pPr>
       <w:r>
-        <w:t xml:space="preserve">Stallkamp, M., &amp; Schotter, A. P. J. (2021). Platforms without borders?</w:t>
+        <w:t xml:space="preserve">Scott, W. R. (1995).</w:t>
       </w:r>
       <w:r>
         <w:t xml:space="preserve"> </w:t>
@@ -22205,10 +22822,10 @@
           <w:iCs/>
           <w:i/>
         </w:rPr>
-        <w:t xml:space="preserve">Global Strategy Journal, 11</w:t>
-      </w:r>
-      <w:r>
-        <w:t xml:space="preserve">(1), 58–80.</w:t>
+        <w:t xml:space="preserve">Institutions and organizations</w:t>
+      </w:r>
+      <w:r>
+        <w:t xml:space="preserve">. Sage.</w:t>
       </w:r>
     </w:p>
     <w:p>
@@ -22216,7 +22833,7 @@
         <w:pStyle w:val="BodyText"/>
       </w:pPr>
       <w:r>
-        <w:t xml:space="preserve">StartupBlink. (2026).</w:t>
+        <w:t xml:space="preserve">Sikdar, A., &amp; Mukhopadhyay, A. (2026). Technology spillovers and firm performance in India.</w:t>
       </w:r>
       <w:r>
         <w:t xml:space="preserve"> </w:t>
@@ -22226,10 +22843,10 @@
           <w:iCs/>
           <w:i/>
         </w:rPr>
-        <w:t xml:space="preserve">Global startup ecosystem index 2026</w:t>
-      </w:r>
-      <w:r>
-        <w:t xml:space="preserve">. StartupBlink Research.</w:t>
+        <w:t xml:space="preserve">Asian Development Review, 43</w:t>
+      </w:r>
+      <w:r>
+        <w:t xml:space="preserve">(1), 37–75.</w:t>
       </w:r>
     </w:p>
     <w:p>
@@ -22237,7 +22854,7 @@
         <w:pStyle w:val="BodyText"/>
       </w:pPr>
       <w:r>
-        <w:t xml:space="preserve">Sullivan, D. (1994). Measuring the degree of internationalization of a firm.</w:t>
+        <w:t xml:space="preserve">Stallkamp, M., &amp; Schotter, A. P. J. (2021). Platforms without borders?</w:t>
       </w:r>
       <w:r>
         <w:t xml:space="preserve"> </w:t>
@@ -22247,10 +22864,10 @@
           <w:iCs/>
           <w:i/>
         </w:rPr>
-        <w:t xml:space="preserve">Journal of International Business Studies, 25</w:t>
-      </w:r>
-      <w:r>
-        <w:t xml:space="preserve">(2), 325–342. https://doi.org/10.1057/palgrave.jibs.8490203</w:t>
+        <w:t xml:space="preserve">Global Strategy Journal, 11</w:t>
+      </w:r>
+      <w:r>
+        <w:t xml:space="preserve">(1), 58–80.</w:t>
       </w:r>
     </w:p>
     <w:p>
@@ -22258,7 +22875,7 @@
         <w:pStyle w:val="BodyText"/>
       </w:pPr>
       <w:r>
-        <w:t xml:space="preserve">Teece, D. J., Pisano, G., &amp; Shuen, A. (1997). Dynamic capabilities and strategic management.</w:t>
+        <w:t xml:space="preserve">StartupBlink. (2026).</w:t>
       </w:r>
       <w:r>
         <w:t xml:space="preserve"> </w:t>
@@ -22268,10 +22885,10 @@
           <w:iCs/>
           <w:i/>
         </w:rPr>
-        <w:t xml:space="preserve">Strategic Management Journal, 18</w:t>
-      </w:r>
-      <w:r>
-        <w:t xml:space="preserve">(7), 509–533.</w:t>
+        <w:t xml:space="preserve">Global startup ecosystem index 2026</w:t>
+      </w:r>
+      <w:r>
+        <w:t xml:space="preserve">. StartupBlink Research.</w:t>
       </w:r>
     </w:p>
     <w:p>
@@ -22279,7 +22896,7 @@
         <w:pStyle w:val="BodyText"/>
       </w:pPr>
       <w:r>
-        <w:t xml:space="preserve">UNCTAD. (2023).</w:t>
+        <w:t xml:space="preserve">Sullivan, D. (1994). Measuring the degree of internationalization of a firm.</w:t>
       </w:r>
       <w:r>
         <w:t xml:space="preserve"> </w:t>
@@ -22289,10 +22906,10 @@
           <w:iCs/>
           <w:i/>
         </w:rPr>
-        <w:t xml:space="preserve">World investment report 2023</w:t>
-      </w:r>
-      <w:r>
-        <w:t xml:space="preserve">. United Nations Conference on Trade and Development.</w:t>
+        <w:t xml:space="preserve">Journal of International Business Studies, 25</w:t>
+      </w:r>
+      <w:r>
+        <w:t xml:space="preserve">(2), 325–342. https://doi.org/10.1057/palgrave.jibs.8490203</w:t>
       </w:r>
     </w:p>
     <w:p>
@@ -22300,7 +22917,7 @@
         <w:pStyle w:val="BodyText"/>
       </w:pPr>
       <w:r>
-        <w:t xml:space="preserve">Venkatraman, N., &amp; Ramanujam, V. (1986). Measurement of business performance in strategy research.</w:t>
+        <w:t xml:space="preserve">Teece, D. J., Pisano, G., &amp; Shuen, A. (1997). Dynamic capabilities and strategic management.</w:t>
       </w:r>
       <w:r>
         <w:t xml:space="preserve"> </w:t>
@@ -22310,10 +22927,10 @@
           <w:iCs/>
           <w:i/>
         </w:rPr>
-        <w:t xml:space="preserve">Academy of Management Review, 11</w:t>
-      </w:r>
-      <w:r>
-        <w:t xml:space="preserve">(4), 801–814.</w:t>
+        <w:t xml:space="preserve">Strategic Management Journal, 18</w:t>
+      </w:r>
+      <w:r>
+        <w:t xml:space="preserve">(7), 509–533.</w:t>
       </w:r>
     </w:p>
     <w:p>
@@ -22321,7 +22938,7 @@
         <w:pStyle w:val="BodyText"/>
       </w:pPr>
       <w:r>
-        <w:t xml:space="preserve">Verhoef, P. C., Broekhuizen, T., Bart, Y., Bhattacharya, A., Dong, J. Q., Fabian, N., &amp; Haenlein, M. (2021). Digital transformation: A multidisciplinary reflection and research agenda.</w:t>
+        <w:t xml:space="preserve">UNCTAD. (2023).</w:t>
       </w:r>
       <w:r>
         <w:t xml:space="preserve"> </w:t>
@@ -22331,10 +22948,10 @@
           <w:iCs/>
           <w:i/>
         </w:rPr>
-        <w:t xml:space="preserve">Journal of Business Research, 122</w:t>
-      </w:r>
-      <w:r>
-        <w:t xml:space="preserve">, 889–901.</w:t>
+        <w:t xml:space="preserve">World investment report 2023</w:t>
+      </w:r>
+      <w:r>
+        <w:t xml:space="preserve">. United Nations Conference on Trade and Development.</w:t>
       </w:r>
     </w:p>
     <w:p>
@@ -22342,7 +22959,7 @@
         <w:pStyle w:val="BodyText"/>
       </w:pPr>
       <w:r>
-        <w:t xml:space="preserve">Wang, J., Huang, Y., &amp; Hong, H. (2024). Technology concentration and bank risk: Evidence from Chinese commercial banks.</w:t>
+        <w:t xml:space="preserve">Venkatraman, N., &amp; Ramanujam, V. (1986). Measurement of business performance in strategy research.</w:t>
       </w:r>
       <w:r>
         <w:t xml:space="preserve"> </w:t>
@@ -22352,10 +22969,10 @@
           <w:iCs/>
           <w:i/>
         </w:rPr>
-        <w:t xml:space="preserve">International Review of Financial Analysis, 91</w:t>
-      </w:r>
-      <w:r>
-        <w:t xml:space="preserve">, 102968.</w:t>
+        <w:t xml:space="preserve">Academy of Management Review, 11</w:t>
+      </w:r>
+      <w:r>
+        <w:t xml:space="preserve">(4), 801–814.</w:t>
       </w:r>
     </w:p>
     <w:p>
@@ -22363,7 +22980,7 @@
         <w:pStyle w:val="BodyText"/>
       </w:pPr>
       <w:r>
-        <w:t xml:space="preserve">Wernerfelt, B. (1984). A resource-based view of the firm.</w:t>
+        <w:t xml:space="preserve">Verhoef, P. C., Broekhuizen, T., Bart, Y., Bhattacharya, A., Dong, J. Q., Fabian, N., &amp; Haenlein, M. (2021). Digital transformation: A multidisciplinary reflection and research agenda.</w:t>
       </w:r>
       <w:r>
         <w:t xml:space="preserve"> </w:t>
@@ -22373,10 +22990,10 @@
           <w:iCs/>
           <w:i/>
         </w:rPr>
-        <w:t xml:space="preserve">Strategic Management Journal, 5</w:t>
-      </w:r>
-      <w:r>
-        <w:t xml:space="preserve">(2), 171–180.</w:t>
+        <w:t xml:space="preserve">Journal of Business Research, 122</w:t>
+      </w:r>
+      <w:r>
+        <w:t xml:space="preserve">, 889–901.</w:t>
       </w:r>
     </w:p>
     <w:p>
@@ -22384,7 +23001,7 @@
         <w:pStyle w:val="BodyText"/>
       </w:pPr>
       <w:r>
-        <w:t xml:space="preserve">Williamson, O. E. (1985).</w:t>
+        <w:t xml:space="preserve">Wang, J., Huang, Y., &amp; Hong, H. (2024). Technology concentration and bank risk: Evidence from Chinese commercial banks.</w:t>
       </w:r>
       <w:r>
         <w:t xml:space="preserve"> </w:t>
@@ -22394,10 +23011,10 @@
           <w:iCs/>
           <w:i/>
         </w:rPr>
-        <w:t xml:space="preserve">The economic institutions of capitalism</w:t>
-      </w:r>
-      <w:r>
-        <w:t xml:space="preserve">. Free Press.</w:t>
+        <w:t xml:space="preserve">International Review of Financial Analysis, 91</w:t>
+      </w:r>
+      <w:r>
+        <w:t xml:space="preserve">, 102968.</w:t>
       </w:r>
     </w:p>
     <w:p>
@@ -22405,7 +23022,7 @@
         <w:pStyle w:val="BodyText"/>
       </w:pPr>
       <w:r>
-        <w:t xml:space="preserve">World Bank. (2023).</w:t>
+        <w:t xml:space="preserve">Wernerfelt, B. (1984). A resource-based view of the firm.</w:t>
       </w:r>
       <w:r>
         <w:t xml:space="preserve"> </w:t>
@@ -22415,10 +23032,10 @@
           <w:iCs/>
           <w:i/>
         </w:rPr>
-        <w:t xml:space="preserve">World Bank Enterprise Surveys 2023</w:t>
-      </w:r>
-      <w:r>
-        <w:t xml:space="preserve">. World Bank Group.</w:t>
+        <w:t xml:space="preserve">Strategic Management Journal, 5</w:t>
+      </w:r>
+      <w:r>
+        <w:t xml:space="preserve">(2), 171–180.</w:t>
       </w:r>
     </w:p>
     <w:p>
@@ -22426,7 +23043,7 @@
         <w:pStyle w:val="BodyText"/>
       </w:pPr>
       <w:r>
-        <w:t xml:space="preserve">World Bank. (2024).</w:t>
+        <w:t xml:space="preserve">Williamson, O. E. (1985).</w:t>
       </w:r>
       <w:r>
         <w:t xml:space="preserve"> </w:t>
@@ -22436,10 +23053,10 @@
           <w:iCs/>
           <w:i/>
         </w:rPr>
-        <w:t xml:space="preserve">World development indicators 2024</w:t>
-      </w:r>
-      <w:r>
-        <w:t xml:space="preserve">. World Bank Group.</w:t>
+        <w:t xml:space="preserve">The economic institutions of capitalism</w:t>
+      </w:r>
+      <w:r>
+        <w:t xml:space="preserve">. Free Press.</w:t>
       </w:r>
     </w:p>
     <w:p>
@@ -22447,7 +23064,7 @@
         <w:pStyle w:val="BodyText"/>
       </w:pPr>
       <w:r>
-        <w:t xml:space="preserve">World Bank. (2025a).</w:t>
+        <w:t xml:space="preserve">World Bank. (2023).</w:t>
       </w:r>
       <w:r>
         <w:t xml:space="preserve"> </w:t>
@@ -22457,7 +23074,7 @@
           <w:iCs/>
           <w:i/>
         </w:rPr>
-        <w:t xml:space="preserve">Taking stock, September 2025: Viet Nam economic update, Nurturing Viet Nam’s high-tech talents</w:t>
+        <w:t xml:space="preserve">World Bank Enterprise Surveys 2023</w:t>
       </w:r>
       <w:r>
         <w:t xml:space="preserve">. World Bank Group.</w:t>
@@ -22468,7 +23085,7 @@
         <w:pStyle w:val="BodyText"/>
       </w:pPr>
       <w:r>
-        <w:t xml:space="preserve">World Bank. (2025b).</w:t>
+        <w:t xml:space="preserve">World Bank. (2024).</w:t>
       </w:r>
       <w:r>
         <w:t xml:space="preserve"> </w:t>
@@ -22478,10 +23095,10 @@
           <w:iCs/>
           <w:i/>
         </w:rPr>
-        <w:t xml:space="preserve">World Bank country and lending groups: FY2026</w:t>
-      </w:r>
-      <w:r>
-        <w:t xml:space="preserve">. World Bank Group. https://datahelpdesk.worldbank.org/knowledgebase/articles/906519</w:t>
+        <w:t xml:space="preserve">World development indicators 2024</w:t>
+      </w:r>
+      <w:r>
+        <w:t xml:space="preserve">. World Bank Group.</w:t>
       </w:r>
     </w:p>
     <w:p>
@@ -22489,7 +23106,7 @@
         <w:pStyle w:val="BodyText"/>
       </w:pPr>
       <w:r>
-        <w:t xml:space="preserve">World Bank. (2025c).</w:t>
+        <w:t xml:space="preserve">World Bank. (2025a).</w:t>
       </w:r>
       <w:r>
         <w:t xml:space="preserve"> </w:t>
@@ -22499,7 +23116,7 @@
           <w:iCs/>
           <w:i/>
         </w:rPr>
-        <w:t xml:space="preserve">World Bank Enterprise Surveys 2025</w:t>
+        <w:t xml:space="preserve">Taking stock, September 2025: Viet Nam economic update, Nurturing Viet Nam’s high-tech talents</w:t>
       </w:r>
       <w:r>
         <w:t xml:space="preserve">. World Bank Group.</w:t>
@@ -22510,7 +23127,7 @@
         <w:pStyle w:val="BodyText"/>
       </w:pPr>
       <w:r>
-        <w:t xml:space="preserve">World Bank. (2026).</w:t>
+        <w:t xml:space="preserve">World Bank. (2025b).</w:t>
       </w:r>
       <w:r>
         <w:t xml:space="preserve"> </w:t>
@@ -22520,13 +23137,10 @@
           <w:iCs/>
           <w:i/>
         </w:rPr>
-        <w:t xml:space="preserve">Viet Nam: Data360 economy snapshot</w:t>
-      </w:r>
-      <w:r>
-        <w:t xml:space="preserve"> </w:t>
-      </w:r>
-      <w:r>
-        <w:t xml:space="preserve">(April 2026). World Bank Group.</w:t>
+        <w:t xml:space="preserve">World Bank country and lending groups: FY2026</w:t>
+      </w:r>
+      <w:r>
+        <w:t xml:space="preserve">. World Bank Group. https://datahelpdesk.worldbank.org/knowledgebase/articles/906519</w:t>
       </w:r>
     </w:p>
     <w:p>
@@ -22534,7 +23148,7 @@
         <w:pStyle w:val="BodyText"/>
       </w:pPr>
       <w:r>
-        <w:t xml:space="preserve">Wu, J., Xu, L., &amp; Yang, Z. (2022). Multinationality and performance of emerging economy multinational enterprises: A twenty-year study.</w:t>
+        <w:t xml:space="preserve">World Bank. (2025c).</w:t>
       </w:r>
       <w:r>
         <w:t xml:space="preserve"> </w:t>
@@ -22544,10 +23158,55 @@
           <w:iCs/>
           <w:i/>
         </w:rPr>
+        <w:t xml:space="preserve">World Bank Enterprise Surveys 2025</w:t>
+      </w:r>
+      <w:r>
+        <w:t xml:space="preserve">. World Bank Group.</w:t>
+      </w:r>
+    </w:p>
+    <w:p>
+      <w:pPr>
+        <w:pStyle w:val="BodyText"/>
+      </w:pPr>
+      <w:r>
+        <w:t xml:space="preserve">World Bank. (2026).</w:t>
+      </w:r>
+      <w:r>
+        <w:t xml:space="preserve"> </w:t>
+      </w:r>
+      <w:r>
+        <w:rPr>
+          <w:iCs/>
+          <w:i/>
+        </w:rPr>
+        <w:t xml:space="preserve">Viet Nam: Data360 economy snapshot</w:t>
+      </w:r>
+      <w:r>
+        <w:t xml:space="preserve"> </w:t>
+      </w:r>
+      <w:r>
+        <w:t xml:space="preserve">(April 2026). World Bank Group.</w:t>
+      </w:r>
+    </w:p>
+    <w:p>
+      <w:pPr>
+        <w:pStyle w:val="BodyText"/>
+      </w:pPr>
+      <w:r>
+        <w:t xml:space="preserve">Wu, J., Wood, G., &amp; Khan, Z. (2022). Internationalization and firm performance: Evidence from a meta-analysis.</w:t>
+      </w:r>
+      <w:r>
+        <w:t xml:space="preserve"> </w:t>
+      </w:r>
+      <w:r>
+        <w:rPr>
+          <w:iCs/>
+          <w:i/>
+        </w:rPr>
         <w:t xml:space="preserve">International Business Review, 31</w:t>
       </w:r>
       <w:r>
-        <w:t xml:space="preserve">(5), 102003.</w:t>
+        <w:t xml:space="preserve">(2), 101920.</w:t>
       </w:r>
     </w:p>
     <w:p>
@@ -23242,7 +23901,7 @@
               <w:jc w:val="left"/>
             </w:pPr>
             <w:r>
-              <w:t xml:space="preserve">Chỉ Tier-1 (website nhị phân)</w:t>
+              <w:t xml:space="preserve">Chỉ Bậc 1 (website nhị phân)</w:t>
             </w:r>
           </w:p>
         </w:tc>
@@ -23304,7 +23963,7 @@
               <w:jc w:val="left"/>
             </w:pPr>
             <w:r>
-              <w:t xml:space="preserve">Chỉ Tier-1</w:t>
+              <w:t xml:space="preserve">Chỉ Bậc 1</w:t>
             </w:r>
           </w:p>
         </w:tc>
@@ -23366,7 +24025,7 @@
               <w:jc w:val="left"/>
             </w:pPr>
             <w:r>
-              <w:t xml:space="preserve">Tier-1 + Tier-2 (thanh toán điện tử k33/k38)</w:t>
+              <w:t xml:space="preserve">Bậc 1 + Bậc 2 (thanh toán điện tử k33/k38)</w:t>
             </w:r>
           </w:p>
         </w:tc>
@@ -23406,7 +24065,7 @@
           <w:iCs/>
           <w:i/>
         </w:rPr>
-        <w:t xml:space="preserve">Nghiên cứu sinh: Đỗ Thùy Hương, Trường Đại học Kỹ thuật Công nghệ Vĩnh Long (VLUTE)</w:t>
+        <w:t xml:space="preserve">Nghiên cứu sinh: Đỗ Thùy Hương, Trường Đại học Cần Thơ</w:t>
       </w:r>
       <w:r>
         <w:t xml:space="preserve"> </w:t>

--- a/dist/BO_NOP_HOAN_CHINH_2026-06/2_chuyen_de/CD1_CTU.docx
+++ b/dist/BO_NOP_HOAN_CHINH_2026-06/2_chuyen_de/CD1_CTU.docx
@@ -5173,7 +5173,7 @@
           <wp:inline>
             <wp:extent cx="5753100" cy="2924179"/>
             <wp:effectExtent b="0" l="0" r="0" t="0"/>
-            <wp:docPr descr="Hình 2.3.1.1. Khung phân tích mô tả CĐ1 — tương quan giữa bốn yếu tố và năng suất lao động theo bối cảnh thể chế ICRV (mẫu gộp mô tả 88.869 doanh nghiệp, 50 nền, 2006–2026)." title="" id="34" name="Picture"/>
+            <wp:docPr descr="Hình 2.3.1.1. Khung phân tích mô tả CĐ1: tương quan giữa bốn yếu tố và năng suất lao động theo bối cảnh thể chế ICRV (mẫu gộp mô tả 88.869 doanh nghiệp, 50 nền, 2006–2026)." title="" id="34" name="Picture"/>
             <a:graphic>
               <a:graphicData uri="http://schemas.openxmlformats.org/drawingml/2006/picture">
                 <pic:pic>
@@ -5216,7 +5216,7 @@
         <w:pStyle w:val="ImageCaption"/>
       </w:pPr>
       <w:r>
-        <w:t xml:space="preserve">Hình 2.3.1.1. Khung phân tích mô tả CĐ1 — tương quan giữa bốn yếu tố và năng suất lao động theo bối cảnh thể chế ICRV (mẫu gộp mô tả 88.869 doanh nghiệp, 50 nền, 2006–2026).</w:t>
+        <w:t xml:space="preserve">Hình 2.3.1.1. Khung phân tích mô tả CĐ1: tương quan giữa bốn yếu tố và năng suất lao động theo bối cảnh thể chế ICRV (mẫu gộp mô tả 88.869 doanh nghiệp, 50 nền, 2006–2026).</w:t>
       </w:r>
     </w:p>
     <w:p>
@@ -23278,7 +23278,7 @@
           <w:iCs/>
           <w:i/>
         </w:rPr>
-        <w:t xml:space="preserve">Phân bổ 50 nền kinh tế theo nhóm ICRV — khung mô tả LP-valid tái lập 84.998 doanh nghiệp, 107 cặp nền kinh tế × năm, 2006–2026 (cột n đã gồm China-2012 và đủ bốn đợt Azerbaijan).</w:t>
+        <w:t xml:space="preserve">Phân bổ 50 nền kinh tế theo nhóm ICRV: khung mô tả LP-valid tái lập 84.998 doanh nghiệp, 107 cặp nền kinh tế × năm, 2006–2026 (cột n đã gồm China-2012 và đủ bốn đợt Azerbaijan).</w:t>
       </w:r>
     </w:p>
     <w:tbl>
